--- a/contract_files/models/Contrato Compra e Venda de Imovel - Simples.docx
+++ b/contract_files/models/Contrato Compra e Venda de Imovel - Simples.docx
@@ -5,32 +5,40 @@
     <w:p>
       <w:pPr>
         <w:pBdr/>
-        <w:spacing w:line="360" w:lineRule="auto"/>
-        <w:ind/>
+        <w:spacing w:line="276" w:lineRule="auto"/>
+        <w:ind w:firstLine="0" w:left="0"/>
         <w:jc w:val="center"/>
         <w:rPr>
-          <w:b/>
-          <w:bCs/>
           <w:sz w:val="24"/>
-          <w:szCs w:val="24"/>
-          <w:highlight w:val="none"/>
+          <w:lang w:val="pt-BR"/>
         </w:rPr>
       </w:pPr>
       <w:r>
         <w:rPr>
           <w:b/>
-          <w:bCs/>
           <w:sz w:val="24"/>
-          <w:szCs w:val="24"/>
+          <w:lang w:val="pt-BR"/>
         </w:rPr>
-        <w:t xml:space="preserve">CONTRATO DE COMPROMISSO DE COMPRA E VENDA DE IMÓVEL</w:t>
+        <w:t xml:space="preserve">INSTRUMENTO PARTICULAR DE COMPRA E VENDA E CESSÃO DEFINITIVA DE DIREITOS POSSESSÓRIOS</w:t>
+      </w:r>
+      <w:r>
+        <w:rPr>
+          <w:sz w:val="24"/>
+          <w:lang w:val="pt-BR"/>
+        </w:rPr>
+      </w:r>
+      <w:r>
+        <w:rPr>
+          <w:sz w:val="24"/>
+          <w:lang w:val="pt-BR"/>
+        </w:rPr>
       </w:r>
       <w:r>
         <w:rPr>
           <w:b/>
           <w:bCs/>
-          <w:sz w:val="24"/>
-          <w:szCs w:val="24"/>
+          <w:sz w:val="22"/>
+          <w:szCs w:val="22"/>
         </w:rPr>
       </w:r>
       <w:r>
@@ -44,11 +52,163 @@
       </w:r>
       <w:r>
         <w:rPr>
+          <w:sz w:val="24"/>
+          <w:lang w:val="pt-BR"/>
+        </w:rPr>
+      </w:r>
+    </w:p>
+    <w:p>
+      <w:pPr>
+        <w:pBdr/>
+        <w:spacing w:after="0" w:line="276" w:lineRule="auto"/>
+        <w:ind w:left="-5"/>
+        <w:jc w:val="left"/>
+        <w:rPr>
+          <w:sz w:val="22"/>
+          <w:szCs w:val="22"/>
+        </w:rPr>
+      </w:pPr>
+      <w:r>
+        <w:rPr>
+          <w:sz w:val="22"/>
+          <w:szCs w:val="22"/>
+          <w:lang w:val="pt-BR"/>
+        </w:rPr>
+        <w:t xml:space="preserve">Pelo presente instrumento particular, de um lado, como </w:t>
+      </w:r>
+      <w:r>
+        <w:rPr>
+          <w:b/>
+          <w:bCs/>
+          <w:sz w:val="22"/>
+          <w:szCs w:val="22"/>
+          <w:lang w:val="pt-BR"/>
+        </w:rPr>
+        <w:t xml:space="preserve">VENDEDOR(A)/CEDENTE:</w:t>
+      </w:r>
+      <w:r>
+        <w:rPr>
+          <w:sz w:val="22"/>
+          <w:szCs w:val="22"/>
+          <w:lang w:val="pt-BR"/>
+        </w:rPr>
+      </w:r>
+      <w:r>
+        <w:rPr>
+          <w:sz w:val="22"/>
+          <w:szCs w:val="22"/>
+          <w:lang w:val="pt-BR"/>
+        </w:rPr>
+      </w:r>
+    </w:p>
+    <w:p>
+      <w:pPr>
+        <w:pBdr/>
+        <w:spacing w:line="276" w:lineRule="auto"/>
+        <w:ind w:left="-5"/>
+        <w:jc w:val="left"/>
+        <w:rPr>
+          <w:sz w:val="22"/>
+          <w:szCs w:val="22"/>
+        </w:rPr>
+      </w:pPr>
+      <w:r>
+        <w:rPr>
+          <w:sz w:val="22"/>
+          <w:szCs w:val="22"/>
+          <w:lang w:val="pt-BR"/>
+        </w:rPr>
+      </w:r>
+      <w:r>
+        <w:rPr>
+          <w:sz w:val="22"/>
+          <w:szCs w:val="22"/>
+          <w:lang w:val="pt-BR"/>
+        </w:rPr>
+        <w:t xml:space="preserve">NOME COMPLETO: _____________________________________________________________, nacionalid</w:t>
+      </w:r>
+      <w:r>
+        <w:rPr>
+          <w:sz w:val="22"/>
+          <w:szCs w:val="22"/>
+          <w:lang w:val="pt-BR"/>
+        </w:rPr>
+        <w:t xml:space="preserve">ade: __________________________, estado civil: _____________________________, </w:t>
+      </w:r>
+      <w:r>
+        <w:rPr>
+          <w:sz w:val="22"/>
+          <w:szCs w:val="22"/>
+          <w:lang w:val="pt-BR"/>
+        </w:rPr>
+        <w:t xml:space="preserve">sob o regime de:</w:t>
+      </w:r>
+      <w:r>
+        <w:rPr>
+          <w:sz w:val="22"/>
+          <w:szCs w:val="22"/>
+          <w:lang w:val="pt-BR"/>
+        </w:rPr>
+        <w:t xml:space="preserve"> ________________________,</w:t>
+      </w:r>
+      <w:r>
+        <w:rPr>
+          <w:sz w:val="22"/>
+          <w:szCs w:val="22"/>
+          <w:lang w:val="pt-BR"/>
+        </w:rPr>
+        <w:t xml:space="preserve"> </w:t>
+      </w:r>
+      <w:r>
+        <w:rPr>
+          <w:sz w:val="22"/>
+          <w:szCs w:val="22"/>
+          <w:lang w:val="pt-BR"/>
+        </w:rPr>
+        <w:t xml:space="preserve"> profissão: ___________________, inscrito(a) no CPF sob o nº: ________________________, portador(a) do RG nº: ____________________, residente e domiciliado(a) em ___</w:t>
+      </w:r>
+      <w:r>
+        <w:rPr>
+          <w:sz w:val="22"/>
+          <w:szCs w:val="22"/>
+          <w:lang w:val="pt-BR"/>
+        </w:rPr>
+        <w:t xml:space="preserve">___________________________________________________ município: ____________________, estado: ____________________.</w:t>
+      </w:r>
+      <w:r>
+        <w:rPr>
+          <w:sz w:val="22"/>
+          <w:szCs w:val="22"/>
+          <w:lang w:val="pt-BR"/>
+        </w:rPr>
+      </w:r>
+      <w:r>
+        <w:rPr>
+          <w:sz w:val="22"/>
+          <w:szCs w:val="22"/>
+          <w:lang w:val="pt-BR"/>
+        </w:rPr>
+      </w:r>
+    </w:p>
+    <w:p>
+      <w:pPr>
+        <w:pBdr/>
+        <w:spacing w:after="0" w:line="276" w:lineRule="auto"/>
+        <w:ind w:left="-5"/>
+        <w:jc w:val="left"/>
+        <w:rPr>
           <w:b/>
           <w:bCs/>
           <w:sz w:val="22"/>
           <w:szCs w:val="22"/>
           <w:highlight w:val="none"/>
+        </w:rPr>
+      </w:pPr>
+      <w:r>
+        <w:rPr>
+          <w:sz w:val="22"/>
+          <w:szCs w:val="22"/>
+          <w:lang w:val="pt-BR"/>
         </w:rPr>
       </w:r>
       <w:r>
@@ -58,366 +218,556 @@
           <w:sz w:val="22"/>
           <w:szCs w:val="22"/>
           <w:highlight w:val="none"/>
+          <w:lang w:val="pt-BR" w:bidi="pt-BR"/>
+        </w:rPr>
+        <w:t xml:space="preserve">CÔNJUGE DO(A) VENDEDOR(A)/</w:t>
+      </w:r>
+      <w:r>
+        <w:rPr>
+          <w:b/>
+          <w:bCs/>
+          <w:sz w:val="22"/>
+          <w:szCs w:val="22"/>
+          <w:lang w:val="pt-BR"/>
+        </w:rPr>
+        <w:t xml:space="preserve">CEDENTE:</w:t>
+      </w:r>
+      <w:r>
+        <w:rPr>
+          <w:b/>
+          <w:bCs/>
+          <w:sz w:val="22"/>
+          <w:szCs w:val="22"/>
+          <w:highlight w:val="none"/>
+          <w:lang w:val="pt-BR" w:bidi="pt-BR"/>
         </w:rPr>
       </w:r>
       <w:r>
         <w:rPr>
           <w:b/>
           <w:bCs/>
-          <w:sz w:val="24"/>
-          <w:szCs w:val="24"/>
+          <w:sz w:val="22"/>
+          <w:szCs w:val="22"/>
           <w:highlight w:val="none"/>
+          <w:lang w:val="pt-BR" w:bidi="pt-BR"/>
         </w:rPr>
       </w:r>
     </w:p>
     <w:p>
       <w:pPr>
         <w:pBdr/>
-        <w:spacing w:line="360" w:lineRule="auto"/>
-        <w:ind/>
+        <w:spacing w:line="276" w:lineRule="auto"/>
+        <w:ind w:left="-5"/>
+        <w:jc w:val="left"/>
         <w:rPr>
-          <w:sz w:val="24"/>
-          <w:szCs w:val="24"/>
+          <w:sz w:val="22"/>
+          <w:szCs w:val="22"/>
+          <w:highlight w:val="none"/>
         </w:rPr>
       </w:pPr>
       <w:r>
         <w:rPr>
           <w:b/>
           <w:bCs/>
-          <w:sz w:val="24"/>
-          <w:szCs w:val="24"/>
+          <w:sz w:val="22"/>
+          <w:szCs w:val="22"/>
+          <w:highlight w:val="none"/>
+          <w:lang w:val="pt-BR" w:bidi="pt-BR"/>
         </w:rPr>
-        <w:t xml:space="preserve">PROMITENTE VENDEDOR:</w:t>
       </w:r>
       <w:r>
         <w:rPr>
-          <w:sz w:val="24"/>
-          <w:szCs w:val="24"/>
+          <w:sz w:val="22"/>
+          <w:szCs w:val="22"/>
+          <w:highlight w:val="none"/>
+          <w:lang w:val="pt-BR" w:bidi="pt-BR"/>
+        </w:rPr>
+        <w:t xml:space="preserve">N</w:t>
+      </w:r>
+      <w:r>
+        <w:rPr>
+          <w:sz w:val="22"/>
+          <w:szCs w:val="22"/>
+          <w:highlight w:val="none"/>
+          <w:lang w:val="pt-BR" w:bidi="pt-BR"/>
+        </w:rPr>
+        <w:t xml:space="preserve">OME COMPLETO: _____________________________________________________________, nacionalidade: __________________________, estado civil: _____________________________,  profissão: ___________________, inscrito(a) no CPF sob o nº: ________________________, por</w:t>
+      </w:r>
+      <w:r>
+        <w:rPr>
+          <w:sz w:val="22"/>
+          <w:szCs w:val="22"/>
+          <w:highlight w:val="none"/>
+          <w:lang w:val="pt-BR" w:bidi="pt-BR"/>
+        </w:rPr>
+        <w:t xml:space="preserve">tador(a) do RG nº: ____________________, residente e domiciliado(a) em   ______________________________________________________________________________ </w:t>
+      </w:r>
+      <w:r>
+        <w:rPr>
+          <w:sz w:val="22"/>
+          <w:szCs w:val="22"/>
+          <w:lang w:val="pt-BR"/>
+        </w:rPr>
+        <w:t xml:space="preserve">município: ____________________, estado: ____________________.</w:t>
+      </w:r>
+      <w:r>
+        <w:rPr>
+          <w:sz w:val="22"/>
+          <w:szCs w:val="22"/>
+          <w:highlight w:val="none"/>
+          <w:lang w:val="pt-BR"/>
+        </w:rPr>
+      </w:r>
+      <w:r>
+        <w:rPr>
+          <w:sz w:val="22"/>
+          <w:szCs w:val="22"/>
+          <w:highlight w:val="none"/>
+          <w:lang w:val="pt-BR"/>
+        </w:rPr>
+      </w:r>
+    </w:p>
+    <w:p>
+      <w:pPr>
+        <w:pBdr/>
+        <w:spacing w:after="0" w:line="276" w:lineRule="auto"/>
+        <w:ind w:left="-5"/>
+        <w:jc w:val="left"/>
+        <w:rPr>
+          <w:sz w:val="22"/>
+          <w:szCs w:val="22"/>
+        </w:rPr>
+      </w:pPr>
+      <w:r>
+        <w:rPr>
+          <w:sz w:val="22"/>
+          <w:szCs w:val="22"/>
+          <w:highlight w:val="none"/>
+          <w:lang w:val="pt-BR" w:bidi="pt-BR"/>
+        </w:rPr>
+      </w:r>
+      <w:r>
+        <w:rPr>
+          <w:sz w:val="22"/>
+          <w:szCs w:val="22"/>
+          <w:lang w:val="pt-BR"/>
+        </w:rPr>
+        <w:t xml:space="preserve">E, de outro lado, como </w:t>
+      </w:r>
+      <w:r>
+        <w:rPr>
+          <w:b/>
+          <w:bCs/>
+          <w:sz w:val="22"/>
+          <w:szCs w:val="22"/>
+          <w:lang w:val="pt-BR"/>
+        </w:rPr>
+        <w:t xml:space="preserve">COMPRADOR(A)/CESSIONÁRIO(A):</w:t>
+      </w:r>
+      <w:r>
+        <w:rPr>
+          <w:sz w:val="22"/>
+          <w:szCs w:val="22"/>
+          <w:lang w:val="pt-BR"/>
+        </w:rPr>
+      </w:r>
+      <w:r>
+        <w:rPr>
+          <w:sz w:val="22"/>
+          <w:szCs w:val="22"/>
+          <w:lang w:val="pt-BR"/>
+        </w:rPr>
+      </w:r>
+    </w:p>
+    <w:p>
+      <w:pPr>
+        <w:pBdr/>
+        <w:spacing w:line="276" w:lineRule="auto"/>
+        <w:ind w:left="-5"/>
+        <w:jc w:val="left"/>
+        <w:rPr>
+          <w:sz w:val="22"/>
+          <w:szCs w:val="22"/>
+        </w:rPr>
+      </w:pPr>
+      <w:r>
+        <w:rPr>
+          <w:sz w:val="22"/>
+          <w:szCs w:val="22"/>
+          <w:lang w:val="pt-BR"/>
+        </w:rPr>
+        <w:t xml:space="preserve">NOME COMPLETO: _____________________________________________________________, </w:t>
+      </w:r>
+      <w:r>
+        <w:rPr>
+          <w:sz w:val="22"/>
+          <w:szCs w:val="22"/>
+          <w:lang w:val="pt-BR"/>
+        </w:rPr>
+        <w:t xml:space="preserve">Nacionalid</w:t>
+      </w:r>
+      <w:r>
+        <w:rPr>
+          <w:sz w:val="22"/>
+          <w:szCs w:val="22"/>
+          <w:lang w:val="pt-BR"/>
+        </w:rPr>
+        <w:t xml:space="preserve">ade: __________________________, Estado Civil: __________________________, Profissão: ___________________, Inscrito(a) no CPF sob o nº: ________________________, Portador(a) do RG nº: ____________________, residente e domiciliado(a) em   __________________</w:t>
+      </w:r>
+      <w:r>
+        <w:rPr>
+          <w:sz w:val="22"/>
+          <w:szCs w:val="22"/>
+          <w:lang w:val="pt-BR"/>
+        </w:rPr>
+        <w:t xml:space="preserve">____________________________________________________________ </w:t>
+      </w:r>
+      <w:r>
+        <w:rPr>
+          <w:sz w:val="22"/>
+          <w:szCs w:val="22"/>
+          <w:lang w:val="pt-BR"/>
+        </w:rPr>
+        <w:t xml:space="preserve">município: ____________________, estado: ____________________.</w:t>
+      </w:r>
+      <w:r>
+        <w:rPr>
+          <w:sz w:val="22"/>
+          <w:szCs w:val="22"/>
+          <w:lang w:val="pt-BR"/>
+        </w:rPr>
+      </w:r>
+      <w:r>
+        <w:rPr>
+          <w:sz w:val="22"/>
+          <w:szCs w:val="22"/>
+          <w:lang w:val="pt-BR"/>
+        </w:rPr>
+      </w:r>
+    </w:p>
+    <w:p>
+      <w:pPr>
+        <w:pBdr/>
+        <w:spacing w:line="276" w:lineRule="auto"/>
+        <w:ind w:left="-5"/>
+        <w:jc w:val="left"/>
+        <w:rPr>
+          <w:b/>
+          <w:bCs/>
+          <w:sz w:val="22"/>
+          <w:szCs w:val="22"/>
+        </w:rPr>
+      </w:pPr>
+      <w:r>
+        <w:rPr>
+          <w:sz w:val="22"/>
+          <w:szCs w:val="22"/>
+          <w:lang w:val="pt-BR"/>
+        </w:rPr>
+        <w:t xml:space="preserve">Têm entre si justo e contratado o presente instrumento, mediante as cláusulas e condições seguintes.</w:t>
+      </w:r>
+      <w:r>
+        <w:rPr>
+          <w:b/>
+          <w:bCs/>
+          <w:sz w:val="22"/>
+          <w:szCs w:val="22"/>
+          <w:lang w:val="pt-BR"/>
         </w:rPr>
         <w:t xml:space="preserve"> </w:t>
       </w:r>
       <w:r>
         <w:rPr>
-          <w:sz w:val="24"/>
-          <w:szCs w:val="24"/>
-        </w:rPr>
-        <w:t xml:space="preserve">Lourival da Conceição, Brasileiro, Eletricista, CPF nº 911.572.423-91, residente e domiciliado à Vila São José do Araguaia, Xinguara, Pará.</w:t>
-      </w:r>
-      <w:r>
-        <w:rPr>
-          <w:sz w:val="24"/>
-          <w:szCs w:val="24"/>
+          <w:b/>
+          <w:bCs/>
+          <w:sz w:val="22"/>
+          <w:szCs w:val="22"/>
+          <w:lang w:val="pt-BR"/>
         </w:rPr>
       </w:r>
       <w:r>
         <w:rPr>
-          <w:sz w:val="24"/>
-          <w:szCs w:val="24"/>
+          <w:b/>
+          <w:bCs/>
+          <w:sz w:val="22"/>
+          <w:szCs w:val="22"/>
+          <w:lang w:val="pt-BR"/>
         </w:rPr>
       </w:r>
     </w:p>
     <w:p>
       <w:pPr>
         <w:pBdr/>
-        <w:spacing w:line="360" w:lineRule="auto"/>
+        <w:spacing w:line="276" w:lineRule="auto"/>
         <w:ind/>
         <w:rPr>
-          <w:sz w:val="24"/>
-          <w:szCs w:val="24"/>
+          <w:sz w:val="22"/>
+          <w:szCs w:val="22"/>
         </w:rPr>
       </w:pPr>
       <w:r>
         <w:rPr>
           <w:b/>
           <w:bCs/>
-          <w:sz w:val="24"/>
-          <w:szCs w:val="24"/>
-        </w:rPr>
-        <w:t xml:space="preserve">PROMITENTE COMPRADOR: </w:t>
-      </w:r>
-      <w:r>
-        <w:rPr>
-          <w:sz w:val="24"/>
-          <w:szCs w:val="24"/>
-        </w:rPr>
-        <w:t xml:space="preserve">Justiniano Matos da Silva, Brasileiro, casado, </w:t>
-      </w:r>
-      <w:r>
-        <w:rPr>
-          <w:sz w:val="24"/>
-          <w:szCs w:val="24"/>
-        </w:rPr>
-        <w:t xml:space="preserve">CPF nº </w:t>
-      </w:r>
-      <w:r>
-        <w:rPr>
-          <w:sz w:val="24"/>
-          <w:szCs w:val="24"/>
-        </w:rPr>
-        <w:t xml:space="preserve">264.533.471-72</w:t>
-      </w:r>
-      <w:r>
-        <w:rPr>
-          <w:sz w:val="24"/>
-          <w:szCs w:val="24"/>
-        </w:rPr>
-        <w:t xml:space="preserve">, </w:t>
-      </w:r>
-      <w:r>
-        <w:rPr>
-          <w:sz w:val="24"/>
-          <w:szCs w:val="24"/>
-        </w:rPr>
-        <w:t xml:space="preserve">residente e domiciliado à rua 7 de Setembro, 243, Vila São José do Araguaia, Xinguara, Pará.</w:t>
-      </w:r>
-      <w:r>
-        <w:rPr>
-          <w:sz w:val="24"/>
-          <w:szCs w:val="24"/>
-        </w:rPr>
-      </w:r>
-      <w:r>
-        <w:rPr>
-          <w:sz w:val="24"/>
-          <w:szCs w:val="24"/>
-        </w:rPr>
-      </w:r>
-    </w:p>
-    <w:p>
-      <w:pPr>
-        <w:pBdr/>
-        <w:spacing w:line="360" w:lineRule="auto"/>
-        <w:ind/>
-        <w:rPr>
-          <w:sz w:val="24"/>
-          <w:szCs w:val="24"/>
-        </w:rPr>
-      </w:pPr>
-      <w:r>
-        <w:rPr>
-          <w:sz w:val="24"/>
-          <w:szCs w:val="24"/>
-        </w:rPr>
-        <w:t xml:space="preserve">Têm entre os mesmos, de maneira justa acordada, o presente Contrato particular de Compromisso de Compra e Venda de Bem Imóvel, ficando desde já aceito, pelas cláusulas abaixo descritas.</w:t>
-      </w:r>
-      <w:r>
-        <w:rPr>
-          <w:sz w:val="24"/>
-          <w:szCs w:val="24"/>
-        </w:rPr>
-      </w:r>
-      <w:r>
-        <w:rPr>
-          <w:sz w:val="24"/>
-          <w:szCs w:val="24"/>
-        </w:rPr>
-      </w:r>
-    </w:p>
-    <w:p>
-      <w:pPr>
-        <w:pBdr/>
-        <w:spacing w:line="360" w:lineRule="auto"/>
-        <w:ind/>
-        <w:rPr>
-          <w:sz w:val="24"/>
-          <w:szCs w:val="24"/>
-        </w:rPr>
-      </w:pPr>
-      <w:r>
-        <w:rPr>
-          <w:b/>
-          <w:bCs/>
-          <w:sz w:val="24"/>
-          <w:szCs w:val="24"/>
+          <w:sz w:val="22"/>
+          <w:szCs w:val="22"/>
         </w:rPr>
         <w:t xml:space="preserve">CLÁUSULA PRIMEIRA:</w:t>
       </w:r>
       <w:r>
         <w:rPr>
-          <w:sz w:val="24"/>
-          <w:szCs w:val="24"/>
+          <w:sz w:val="22"/>
+          <w:szCs w:val="22"/>
         </w:rPr>
-        <w:t xml:space="preserve"> O PROMITENTE VENDEDOR é legitimo possuidor do imóvel situado na Av. 7 de Setembro, s/n, esquina com a Rua Londrina, Vila São Jos</w:t>
+        <w:t xml:space="preserve"> O(A) </w:t>
       </w:r>
       <w:r>
         <w:rPr>
-          <w:sz w:val="24"/>
-          <w:szCs w:val="24"/>
+          <w:b w:val="0"/>
+          <w:bCs w:val="0"/>
+          <w:sz w:val="22"/>
+          <w:szCs w:val="22"/>
+          <w:lang w:val="pt-BR"/>
         </w:rPr>
-        <w:t xml:space="preserve">é</w:t>
+        <w:t xml:space="preserve">VENDEDOR(A)/CEDENTE</w:t>
       </w:r>
       <w:r>
         <w:rPr>
-          <w:sz w:val="24"/>
-          <w:szCs w:val="24"/>
+          <w:b w:val="0"/>
+          <w:bCs w:val="0"/>
+          <w:sz w:val="22"/>
+          <w:szCs w:val="22"/>
         </w:rPr>
-        <w:t xml:space="preserve"> do Araguaia, Xinguara, Par</w:t>
+        <w:t xml:space="preserve"> </w:t>
       </w:r>
       <w:r>
         <w:rPr>
-          <w:sz w:val="24"/>
-          <w:szCs w:val="24"/>
+          <w:sz w:val="22"/>
+          <w:szCs w:val="22"/>
         </w:rPr>
-        <w:t xml:space="preserve">á,</w:t>
+        <w:t xml:space="preserve">é legitimo possuidor do imóvel situado na __________________________________________________________________________</w:t>
       </w:r>
       <w:r>
         <w:rPr>
-          <w:sz w:val="24"/>
-          <w:szCs w:val="24"/>
+          <w:sz w:val="22"/>
+          <w:szCs w:val="22"/>
         </w:rPr>
-        <w:t xml:space="preserve"> composto por área privativa de 15 por 30 metros.</w:t>
+        <w:t xml:space="preserve"> município: _______________________, estado: _________________________</w:t>
       </w:r>
       <w:r>
         <w:rPr>
-          <w:sz w:val="24"/>
-          <w:szCs w:val="24"/>
+          <w:sz w:val="22"/>
+          <w:szCs w:val="22"/>
+        </w:rPr>
+        <w:t xml:space="preserve">,</w:t>
+      </w:r>
+      <w:r>
+        <w:rPr>
+          <w:sz w:val="22"/>
+          <w:szCs w:val="22"/>
+        </w:rPr>
+        <w:t xml:space="preserve"> composto por área </w:t>
+      </w:r>
+      <w:r>
+        <w:rPr>
+          <w:sz w:val="22"/>
+          <w:szCs w:val="22"/>
+        </w:rPr>
+        <w:t xml:space="preserve">medindo _____________ metros de frente por _________ metros de comprimento, perfazendo ______________ m²</w:t>
+      </w:r>
+      <w:r>
+        <w:rPr>
+          <w:sz w:val="22"/>
+          <w:szCs w:val="22"/>
+        </w:rPr>
+      </w:r>
+      <w:r>
+        <w:rPr>
+          <w:sz w:val="22"/>
+          <w:szCs w:val="22"/>
         </w:rPr>
       </w:r>
     </w:p>
     <w:p>
       <w:pPr>
         <w:pBdr/>
-        <w:spacing w:line="360" w:lineRule="auto"/>
-        <w:ind/>
-        <w:rPr>
-          <w:sz w:val="24"/>
-          <w:szCs w:val="24"/>
-        </w:rPr>
+        <w:spacing w:line="276" w:lineRule="auto"/>
+        <w:ind/>
+        <w:rPr/>
       </w:pPr>
       <w:r>
         <w:rPr>
           <w:b/>
           <w:bCs/>
-          <w:sz w:val="24"/>
-          <w:szCs w:val="24"/>
+          <w:sz w:val="22"/>
+          <w:szCs w:val="22"/>
         </w:rPr>
         <w:t xml:space="preserve">CLÁUSULA SEGUNDA:</w:t>
       </w:r>
       <w:r>
         <w:rPr>
-          <w:sz w:val="24"/>
-          <w:szCs w:val="24"/>
+          <w:sz w:val="22"/>
+          <w:szCs w:val="22"/>
         </w:rPr>
-        <w:t xml:space="preserve"> O valor da presente transação é feito pelo preço de R$ 35.000,00 (Trinta e Cinco Mil Reais) </w:t>
+        <w:t xml:space="preserve"> </w:t>
       </w:r>
       <w:r>
         <w:rPr>
-          <w:sz w:val="24"/>
-          <w:szCs w:val="24"/>
+          <w:sz w:val="22"/>
+          <w:szCs w:val="22"/>
         </w:rPr>
-        <w:t xml:space="preserve">à</w:t>
+        <w:t xml:space="preserve">Pela presente compra e venda e cessão definitiva dos direitos possessórios, o(a) COMPRADOR(A)/CESSIONÁRIO(A) pagará ao(à) VENDEDOR(A)/CEDENTE o valor total de R$ ____________ (_________________________________________________).</w:t>
+      </w:r>
+      <w:r/>
+    </w:p>
+    <w:p>
+      <w:pPr>
+        <w:pBdr/>
+        <w:spacing w:line="276" w:lineRule="auto"/>
+        <w:ind/>
+        <w:rPr>
+          <w:sz w:val="22"/>
+          <w:szCs w:val="22"/>
+        </w:rPr>
+      </w:pPr>
+      <w:r>
+        <w:rPr>
+          <w:sz w:val="22"/>
+          <w:szCs w:val="22"/>
+        </w:rPr>
+        <w:t xml:space="preserve">Havendo parcelamento, R$ _____________ a título de entrada/sinal, e o saldo remanescente de R$ ________________, será pago em _______ parcelas de R$ ________________, vencendo a primeira em ________________, e as demais no mesmo dia dos meses subsequentes.
+</w:t>
       </w:r>
       <w:r>
         <w:rPr>
-          <w:sz w:val="24"/>
-          <w:szCs w:val="24"/>
+          <w:sz w:val="22"/>
+          <w:szCs w:val="22"/>
         </w:rPr>
-        <w:t xml:space="preserve"> Vista.</w:t>
       </w:r>
+      <w:r/>
       <w:r>
         <w:rPr>
-          <w:sz w:val="24"/>
-          <w:szCs w:val="24"/>
+          <w:sz w:val="22"/>
+          <w:szCs w:val="22"/>
         </w:rPr>
       </w:r>
       <w:r>
         <w:rPr>
-          <w:sz w:val="24"/>
-          <w:szCs w:val="24"/>
+          <w:sz w:val="22"/>
+          <w:szCs w:val="22"/>
         </w:rPr>
       </w:r>
+      <w:r/>
     </w:p>
     <w:p>
       <w:pPr>
         <w:pBdr/>
-        <w:spacing w:line="360" w:lineRule="auto"/>
+        <w:spacing w:line="276" w:lineRule="auto"/>
         <w:ind/>
         <w:rPr>
-          <w:sz w:val="24"/>
-          <w:szCs w:val="24"/>
+          <w:sz w:val="22"/>
+          <w:szCs w:val="22"/>
         </w:rPr>
       </w:pPr>
       <w:r>
         <w:rPr>
           <w:b/>
           <w:bCs/>
-          <w:sz w:val="24"/>
-          <w:szCs w:val="24"/>
+          <w:sz w:val="22"/>
+          <w:szCs w:val="22"/>
         </w:rPr>
         <w:t xml:space="preserve">CLÁUSULA TERCEIRA:</w:t>
       </w:r>
       <w:r>
         <w:rPr>
-          <w:sz w:val="24"/>
-          <w:szCs w:val="24"/>
+          <w:sz w:val="22"/>
+          <w:szCs w:val="22"/>
         </w:rPr>
         <w:t xml:space="preserve"> </w:t>
       </w:r>
       <w:r>
         <w:rPr>
-          <w:sz w:val="24"/>
-          <w:szCs w:val="24"/>
+          <w:sz w:val="22"/>
+          <w:szCs w:val="22"/>
         </w:rPr>
-        <w:t xml:space="preserve">Com a assinatura deste instrumento e o pagamento integral do preço, o </w:t>
+        <w:t xml:space="preserve">Com a assinatura deste instrumento e o pagamento integral do preço, </w:t>
       </w:r>
       <w:r>
         <w:rPr>
-          <w:sz w:val="24"/>
-          <w:szCs w:val="24"/>
+          <w:sz w:val="22"/>
+          <w:szCs w:val="22"/>
         </w:rPr>
-        <w:t xml:space="preserve">PROMITENTE VENDEDOR</w:t>
+        <w:t xml:space="preserve">o(a) VENDEDOR(A)/CEDENTE</w:t>
+      </w:r>
+      <w:r/>
+      <w:r>
+        <w:rPr>
+          <w:sz w:val="22"/>
+          <w:szCs w:val="22"/>
+        </w:rPr>
       </w:r>
       <w:r>
         <w:rPr>
-          <w:sz w:val="24"/>
-          <w:szCs w:val="24"/>
+          <w:sz w:val="22"/>
+          <w:szCs w:val="22"/>
         </w:rPr>
-        <w:t xml:space="preserve"> transfere ao </w:t>
+        <w:t xml:space="preserve"> transfere </w:t>
       </w:r>
       <w:r>
         <w:rPr>
-          <w:b w:val="0"/>
-          <w:bCs w:val="0"/>
-          <w:sz w:val="24"/>
-          <w:szCs w:val="24"/>
+          <w:sz w:val="22"/>
+          <w:szCs w:val="22"/>
         </w:rPr>
-        <w:t xml:space="preserve">PROMITENTE COMPRADOR</w:t>
+        <w:t xml:space="preserve"> ao(a) COMPRADOR(A)/CESSIONÁRIO(A)</w:t>
+      </w:r>
+      <w:r/>
+      <w:r>
+        <w:rPr>
+          <w:sz w:val="22"/>
+          <w:szCs w:val="22"/>
+        </w:rPr>
       </w:r>
       <w:r>
         <w:rPr>
-          <w:sz w:val="24"/>
-          <w:szCs w:val="24"/>
+          <w:sz w:val="22"/>
+          <w:szCs w:val="22"/>
         </w:rPr>
         <w:t xml:space="preserve"> a posse e os direitos possessórios que exerce sobre o imóvel descrito na Cláusula Primeira.</w:t>
       </w:r>
       <w:r>
         <w:rPr>
-          <w:sz w:val="24"/>
-          <w:szCs w:val="24"/>
+          <w:sz w:val="22"/>
+          <w:szCs w:val="22"/>
+        </w:rPr>
+      </w:r>
+      <w:r>
+        <w:rPr>
+          <w:sz w:val="22"/>
+          <w:szCs w:val="22"/>
         </w:rPr>
       </w:r>
     </w:p>
     <w:p>
       <w:pPr>
         <w:pBdr/>
-        <w:spacing w:line="360" w:lineRule="auto"/>
+        <w:spacing w:line="276" w:lineRule="auto"/>
         <w:ind/>
         <w:rPr>
-          <w:sz w:val="24"/>
-          <w:szCs w:val="24"/>
+          <w:sz w:val="22"/>
+          <w:szCs w:val="22"/>
         </w:rPr>
       </w:pPr>
       <w:r>
         <w:rPr>
-          <w:sz w:val="24"/>
-          <w:szCs w:val="24"/>
+          <w:sz w:val="22"/>
+          <w:szCs w:val="22"/>
         </w:rPr>
         <w:t xml:space="preserve">A partir da imissão na posse</w:t>
       </w:r>
       <w:r>
         <w:rPr>
-          <w:sz w:val="24"/>
-          <w:szCs w:val="24"/>
+          <w:sz w:val="22"/>
+          <w:szCs w:val="22"/>
         </w:rPr>
         <w:t xml:space="preserve">, o </w:t>
       </w:r>
@@ -425,42 +775,47 @@
         <w:rPr>
           <w:b w:val="0"/>
           <w:bCs w:val="0"/>
-          <w:sz w:val="24"/>
-          <w:szCs w:val="24"/>
+          <w:sz w:val="22"/>
+          <w:szCs w:val="22"/>
         </w:rPr>
         <w:t xml:space="preserve">PROMITENTE COMPRADOR</w:t>
       </w:r>
       <w:r>
         <w:rPr>
-          <w:sz w:val="24"/>
-          <w:szCs w:val="24"/>
+          <w:sz w:val="22"/>
+          <w:szCs w:val="22"/>
         </w:rPr>
         <w:t xml:space="preserve"> poderá usar, ocupar, conservar e realizar benfeitorias no imóvel, observadas as limitações legais e administrativas aplicáveis.</w:t>
       </w:r>
       <w:r>
         <w:rPr>
-          <w:sz w:val="24"/>
-          <w:szCs w:val="24"/>
+          <w:sz w:val="22"/>
+          <w:szCs w:val="22"/>
         </w:rPr>
       </w:r>
-      <w:r/>
+      <w:r>
+        <w:rPr>
+          <w:sz w:val="22"/>
+          <w:szCs w:val="22"/>
+        </w:rPr>
+      </w:r>
     </w:p>
     <w:p>
       <w:pPr>
         <w:pBdr/>
-        <w:spacing w:line="360" w:lineRule="auto"/>
+        <w:spacing w:line="276" w:lineRule="auto"/>
         <w:ind/>
         <w:rPr>
-          <w:sz w:val="24"/>
-          <w:szCs w:val="24"/>
+          <w:sz w:val="22"/>
+          <w:szCs w:val="22"/>
         </w:rPr>
       </w:pPr>
       <w:r>
         <w:rPr>
           <w:b/>
           <w:bCs/>
-          <w:sz w:val="24"/>
-          <w:szCs w:val="24"/>
+          <w:sz w:val="22"/>
+          <w:szCs w:val="22"/>
         </w:rPr>
         <w:t xml:space="preserve">CLÁUSULA </w:t>
       </w:r>
@@ -468,8 +823,8 @@
         <w:rPr>
           <w:b/>
           <w:bCs/>
-          <w:sz w:val="24"/>
-          <w:szCs w:val="24"/>
+          <w:sz w:val="22"/>
+          <w:szCs w:val="22"/>
         </w:rPr>
         <w:t xml:space="preserve">QUARTA</w:t>
       </w:r>
@@ -477,308 +832,71 @@
         <w:rPr>
           <w:b/>
           <w:bCs/>
-          <w:sz w:val="24"/>
-          <w:szCs w:val="24"/>
+          <w:sz w:val="22"/>
+          <w:szCs w:val="22"/>
         </w:rPr>
         <w:t xml:space="preserve">:</w:t>
       </w:r>
       <w:r>
         <w:rPr>
-          <w:sz w:val="24"/>
-          <w:szCs w:val="24"/>
+          <w:sz w:val="22"/>
+          <w:szCs w:val="22"/>
         </w:rPr>
         <w:t xml:space="preserve"> Todos os compromissos assumidos neste contrato são de caráter IRREVOGÁVEL e IRRETRATÁVEL, obrigado as partes, seus herdeiros e sucessores a qualquer título fazer sempre boa e valiosa a presente cessão, ficando sujeito às penalidades da lei.</w:t>
       </w:r>
       <w:r>
         <w:rPr>
-          <w:sz w:val="24"/>
-          <w:szCs w:val="24"/>
-        </w:rPr>
-      </w:r>
-      <w:r>
-        <w:rPr>
-          <w:sz w:val="24"/>
-          <w:szCs w:val="24"/>
-        </w:rPr>
-      </w:r>
-    </w:p>
-    <w:p>
-      <w:pPr>
-        <w:pBdr/>
-        <w:spacing w:line="360" w:lineRule="auto"/>
-        <w:ind/>
-        <w:rPr>
-          <w:sz w:val="24"/>
-          <w:szCs w:val="24"/>
-        </w:rPr>
-      </w:pPr>
-      <w:r>
-        <w:rPr>
-          <w:b/>
-          <w:bCs/>
-          <w:sz w:val="24"/>
-          <w:szCs w:val="24"/>
-        </w:rPr>
-        <w:t xml:space="preserve">CLÁUSULA QUINTA:</w:t>
-      </w:r>
-      <w:r>
-        <w:rPr>
-          <w:sz w:val="24"/>
-          <w:szCs w:val="24"/>
-        </w:rPr>
-        <w:t xml:space="preserve"> O foro deste contrato é da Comarca de XINGUARA, no estado do Par</w:t>
-      </w:r>
-      <w:r>
-        <w:rPr>
-          <w:sz w:val="24"/>
-          <w:szCs w:val="24"/>
-        </w:rPr>
-        <w:t xml:space="preserve">á,</w:t>
-      </w:r>
-      <w:r>
-        <w:rPr>
-          <w:sz w:val="24"/>
-          <w:szCs w:val="24"/>
-        </w:rPr>
-        <w:t xml:space="preserve"> renunciando as partes quaisquer outro por mais privilegiado que seja.</w:t>
-      </w:r>
-      <w:r>
-        <w:rPr>
-          <w:sz w:val="24"/>
-          <w:szCs w:val="24"/>
-        </w:rPr>
-      </w:r>
-      <w:r>
-        <w:rPr>
-          <w:sz w:val="24"/>
-          <w:szCs w:val="24"/>
-        </w:rPr>
-      </w:r>
-    </w:p>
-    <w:p>
-      <w:pPr>
-        <w:pBdr/>
-        <w:spacing w:line="360" w:lineRule="auto"/>
-        <w:ind/>
-        <w:rPr>
           <w:sz w:val="22"/>
           <w:szCs w:val="22"/>
-          <w:highlight w:val="none"/>
-        </w:rPr>
-      </w:pPr>
-      <w:r>
-        <w:rPr>
-          <w:sz w:val="22"/>
-          <w:szCs w:val="22"/>
-          <w:highlight w:val="none"/>
         </w:rPr>
       </w:r>
       <w:r>
         <w:rPr>
           <w:sz w:val="22"/>
           <w:szCs w:val="22"/>
-          <w:highlight w:val="none"/>
         </w:rPr>
+      </w:r>
+    </w:p>
+    <w:p>
+      <w:pPr>
+        <w:pBdr/>
+        <w:spacing w:line="276" w:lineRule="auto"/>
+        <w:ind/>
+        <w:rPr>
+          <w:sz w:val="22"/>
+          <w:szCs w:val="22"/>
+        </w:rPr>
+      </w:pPr>
+      <w:r>
+        <w:rPr>
+          <w:b/>
+          <w:bCs/>
+          <w:sz w:val="22"/>
+          <w:szCs w:val="22"/>
+        </w:rPr>
+        <w:t xml:space="preserve">CLÁUSULA QUINTA:</w:t>
       </w:r>
       <w:r>
         <w:rPr>
           <w:sz w:val="22"/>
           <w:szCs w:val="22"/>
-          <w:highlight w:val="none"/>
         </w:rPr>
-      </w:r>
-    </w:p>
-    <w:p>
-      <w:pPr>
-        <w:pBdr/>
-        <w:spacing w:line="360" w:lineRule="auto"/>
-        <w:ind/>
-        <w:rPr>
-          <w:sz w:val="22"/>
-          <w:szCs w:val="22"/>
-          <w:highlight w:val="none"/>
-        </w:rPr>
-      </w:pPr>
-      <w:r>
-        <w:rPr>
-          <w:sz w:val="22"/>
-          <w:szCs w:val="22"/>
-          <w:highlight w:val="none"/>
-        </w:rPr>
+        <w:t xml:space="preserve"> O foro deste contrato é da Comarca de XINGUARA, no estado do Par</w:t>
       </w:r>
       <w:r>
         <w:rPr>
           <w:sz w:val="22"/>
           <w:szCs w:val="22"/>
-          <w:highlight w:val="none"/>
         </w:rPr>
+        <w:t xml:space="preserve">á,</w:t>
       </w:r>
       <w:r>
         <w:rPr>
           <w:sz w:val="22"/>
           <w:szCs w:val="22"/>
-          <w:highlight w:val="none"/>
         </w:rPr>
+        <w:t xml:space="preserve"> renunciando as partes quaisquer outro por mais privilegiado que seja.</w:t>
       </w:r>
-    </w:p>
-    <w:p>
-      <w:pPr>
-        <w:pBdr/>
-        <w:spacing w:line="360" w:lineRule="auto"/>
-        <w:ind/>
-        <w:rPr>
-          <w:sz w:val="22"/>
-          <w:szCs w:val="22"/>
-          <w:highlight w:val="none"/>
-        </w:rPr>
-      </w:pPr>
-      <w:r>
-        <w:rPr>
-          <w:sz w:val="22"/>
-          <w:szCs w:val="22"/>
-          <w:highlight w:val="none"/>
-        </w:rPr>
-      </w:r>
-      <w:r>
-        <w:rPr>
-          <w:sz w:val="22"/>
-          <w:szCs w:val="22"/>
-          <w:highlight w:val="none"/>
-        </w:rPr>
-      </w:r>
-      <w:r>
-        <w:rPr>
-          <w:sz w:val="22"/>
-          <w:szCs w:val="22"/>
-          <w:highlight w:val="none"/>
-        </w:rPr>
-      </w:r>
-    </w:p>
-    <w:p>
-      <w:pPr>
-        <w:pBdr/>
-        <w:spacing w:line="360" w:lineRule="auto"/>
-        <w:ind/>
-        <w:rPr>
-          <w:sz w:val="24"/>
-          <w:szCs w:val="24"/>
-          <w:highlight w:val="none"/>
-        </w:rPr>
-      </w:pPr>
-      <w:r>
-        <w:rPr>
-          <w:sz w:val="24"/>
-          <w:szCs w:val="24"/>
-        </w:rPr>
-        <w:t xml:space="preserve">E por estarem assim juntos e contratos, assinam o presente em 02 (Duas) vias de igual teor e forma, na presença das testemunhas abaixo.</w:t>
-      </w:r>
-      <w:r>
-        <w:rPr>
-          <w:sz w:val="24"/>
-          <w:szCs w:val="24"/>
-        </w:rPr>
-      </w:r>
-      <w:r>
-        <w:rPr>
-          <w:sz w:val="24"/>
-          <w:szCs w:val="24"/>
-          <w:highlight w:val="none"/>
-        </w:rPr>
-      </w:r>
-    </w:p>
-    <w:p>
-      <w:pPr>
-        <w:pBdr/>
-        <w:spacing w:line="360" w:lineRule="auto"/>
-        <w:ind/>
-        <w:rPr>
-          <w:sz w:val="24"/>
-          <w:szCs w:val="24"/>
-        </w:rPr>
-      </w:pPr>
-      <w:r>
-        <w:rPr>
-          <w:sz w:val="24"/>
-          <w:szCs w:val="24"/>
-          <w:highlight w:val="none"/>
-        </w:rPr>
-      </w:r>
-      <w:r>
-        <w:rPr>
-          <w:sz w:val="24"/>
-          <w:szCs w:val="24"/>
-          <w:highlight w:val="none"/>
-        </w:rPr>
-      </w:r>
-      <w:r>
-        <w:rPr>
-          <w:sz w:val="24"/>
-          <w:szCs w:val="24"/>
-        </w:rPr>
-      </w:r>
-    </w:p>
-    <w:p>
-      <w:pPr>
-        <w:pBdr/>
-        <w:spacing w:line="276" w:lineRule="auto"/>
-        <w:ind w:firstLine="0" w:left="0"/>
-        <w:jc w:val="left"/>
-        <w:rPr>
-          <w:sz w:val="24"/>
-          <w:szCs w:val="24"/>
-          <w:lang w:val="pt-BR"/>
-        </w:rPr>
-      </w:pPr>
-      <w:r>
-        <w:rPr>
-          <w:sz w:val="24"/>
-          <w:szCs w:val="24"/>
-          <w:lang w:val="pt-BR"/>
-        </w:rPr>
-        <w:t xml:space="preserve">Xinguara,  30</w:t>
-      </w:r>
-      <w:r>
-        <w:rPr>
-          <w:sz w:val="24"/>
-          <w:szCs w:val="24"/>
-          <w:lang w:val="pt-BR"/>
-        </w:rPr>
-        <w:t xml:space="preserve"> de agosto </w:t>
-      </w:r>
-      <w:r>
-        <w:rPr>
-          <w:sz w:val="24"/>
-          <w:szCs w:val="24"/>
-          <w:lang w:val="pt-BR"/>
-        </w:rPr>
-        <w:t xml:space="preserve">de</w:t>
-      </w:r>
-      <w:r>
-        <w:rPr>
-          <w:sz w:val="24"/>
-          <w:szCs w:val="24"/>
-          <w:lang w:val="pt-BR"/>
-        </w:rPr>
-        <w:t xml:space="preserve"> 2026</w:t>
-      </w:r>
-      <w:r>
-        <w:rPr>
-          <w:sz w:val="24"/>
-          <w:szCs w:val="24"/>
-          <w:lang w:val="pt-BR"/>
-        </w:rPr>
-      </w:r>
-    </w:p>
-    <w:p>
-      <w:pPr>
-        <w:pBdr/>
-        <w:spacing w:line="360" w:lineRule="auto"/>
-        <w:ind/>
-        <w:rPr>
-          <w:sz w:val="22"/>
-          <w:szCs w:val="22"/>
-        </w:rPr>
-      </w:pPr>
       <w:r>
         <w:rPr>
           <w:sz w:val="22"/>
@@ -795,480 +913,9 @@
         <w:rPr>
           <w:sz w:val="22"/>
           <w:szCs w:val="22"/>
-        </w:rPr>
-      </w:r>
-    </w:p>
-    <w:p>
-      <w:pPr>
-        <w:pBdr/>
-        <w:spacing w:after="0" w:line="360" w:lineRule="auto"/>
-        <w:ind/>
-        <w:rPr>
-          <w:sz w:val="22"/>
-          <w:szCs w:val="22"/>
-        </w:rPr>
-      </w:pPr>
-      <w:r>
-        <w:rPr>
-          <w:sz w:val="22"/>
-          <w:szCs w:val="22"/>
-        </w:rPr>
-      </w:r>
-      <w:r>
-        <w:rPr>
-          <w:sz w:val="22"/>
-          <w:szCs w:val="22"/>
-        </w:rPr>
-        <w:t xml:space="preserve">PROMITENTE COMPRADOR</w:t>
-      </w:r>
-      <w:r>
-        <w:rPr>
-          <w:sz w:val="22"/>
-          <w:szCs w:val="22"/>
-        </w:rPr>
-        <w:t xml:space="preserve"> </w:t>
-      </w:r>
-      <w:r>
-        <w:rPr>
-          <w:sz w:val="22"/>
-          <w:szCs w:val="22"/>
-        </w:rPr>
-      </w:r>
-    </w:p>
-    <w:p>
-      <w:pPr>
-        <w:pBdr/>
-        <w:spacing w:after="0" w:line="360" w:lineRule="auto"/>
-        <w:ind/>
-        <w:rPr/>
-      </w:pPr>
-      <w:r/>
-      <w:r/>
-    </w:p>
-    <w:p>
-      <w:pPr>
-        <w:pBdr/>
-        <w:spacing w:after="0" w:line="360" w:lineRule="auto"/>
-        <w:ind/>
-        <w:rPr>
-          <w:sz w:val="22"/>
-          <w:szCs w:val="22"/>
-        </w:rPr>
-      </w:pPr>
-      <w:r>
-        <w:rPr>
-          <w:sz w:val="22"/>
-          <w:szCs w:val="22"/>
-        </w:rPr>
-        <w:t xml:space="preserve">____________________________________</w:t>
-      </w:r>
-      <w:r>
-        <w:rPr>
-          <w:sz w:val="22"/>
-          <w:szCs w:val="22"/>
-        </w:rPr>
-      </w:r>
-      <w:r>
-        <w:rPr>
-          <w:sz w:val="22"/>
-          <w:szCs w:val="22"/>
-        </w:rPr>
-      </w:r>
-    </w:p>
-    <w:p>
-      <w:pPr>
-        <w:pBdr/>
-        <w:spacing w:after="0" w:line="360" w:lineRule="auto"/>
-        <w:ind/>
-        <w:rPr>
-          <w:sz w:val="22"/>
-          <w:szCs w:val="22"/>
-        </w:rPr>
-      </w:pPr>
-      <w:r>
-        <w:rPr>
-          <w:sz w:val="22"/>
-          <w:szCs w:val="22"/>
-        </w:rPr>
-        <w:t xml:space="preserve">Nome: </w:t>
-      </w:r>
-      <w:r>
-        <w:rPr>
-          <w:b/>
-          <w:bCs/>
-          <w:sz w:val="22"/>
-          <w:szCs w:val="22"/>
-        </w:rPr>
-      </w:r>
-      <w:r>
-        <w:rPr>
-          <w:sz w:val="22"/>
-          <w:szCs w:val="22"/>
-        </w:rPr>
-        <w:t xml:space="preserve">Justiniano Matos da Silva</w:t>
-      </w:r>
-      <w:r/>
-      <w:r>
-        <w:rPr>
-          <w:sz w:val="22"/>
-          <w:szCs w:val="22"/>
-        </w:rPr>
-      </w:r>
-      <w:r>
-        <w:rPr>
-          <w:sz w:val="22"/>
-          <w:szCs w:val="22"/>
-        </w:rPr>
-      </w:r>
-    </w:p>
-    <w:p>
-      <w:pPr>
-        <w:pBdr/>
-        <w:spacing w:after="0" w:line="360" w:lineRule="auto"/>
-        <w:ind/>
-        <w:rPr>
-          <w:sz w:val="22"/>
-          <w:szCs w:val="22"/>
-        </w:rPr>
-      </w:pPr>
-      <w:r>
-        <w:rPr>
-          <w:sz w:val="22"/>
-          <w:szCs w:val="22"/>
-        </w:rPr>
-        <w:t xml:space="preserve">CPF: </w:t>
-      </w:r>
-      <w:r>
-        <w:rPr>
-          <w:sz w:val="22"/>
-          <w:szCs w:val="22"/>
-        </w:rPr>
-        <w:t xml:space="preserve">264.533.471-72</w:t>
-      </w:r>
-      <w:r/>
-      <w:r>
-        <w:rPr>
-          <w:sz w:val="22"/>
-          <w:szCs w:val="22"/>
-        </w:rPr>
-      </w:r>
-      <w:r>
-        <w:rPr>
-          <w:sz w:val="22"/>
-          <w:szCs w:val="22"/>
-        </w:rPr>
-      </w:r>
-    </w:p>
-    <w:p>
-      <w:pPr>
-        <w:pBdr/>
-        <w:spacing w:after="0" w:line="360" w:lineRule="auto"/>
-        <w:ind/>
-        <w:rPr>
-          <w:sz w:val="22"/>
-          <w:szCs w:val="22"/>
-        </w:rPr>
-      </w:pPr>
-      <w:r>
-        <w:rPr>
-          <w:sz w:val="22"/>
-          <w:szCs w:val="22"/>
-        </w:rPr>
-      </w:r>
-      <w:r>
-        <w:rPr>
-          <w:sz w:val="22"/>
-          <w:szCs w:val="22"/>
-        </w:rPr>
-      </w:r>
-      <w:r>
-        <w:rPr>
-          <w:sz w:val="22"/>
-          <w:szCs w:val="22"/>
-        </w:rPr>
-      </w:r>
-    </w:p>
-    <w:p>
-      <w:pPr>
-        <w:pBdr/>
-        <w:spacing w:after="0" w:line="360" w:lineRule="auto"/>
-        <w:ind/>
-        <w:rPr>
-          <w:sz w:val="22"/>
-          <w:szCs w:val="22"/>
-        </w:rPr>
-      </w:pPr>
-      <w:r>
-        <w:rPr>
-          <w:sz w:val="22"/>
-          <w:szCs w:val="22"/>
-        </w:rPr>
-      </w:r>
-      <w:r>
-        <w:rPr>
-          <w:sz w:val="22"/>
-          <w:szCs w:val="22"/>
-        </w:rPr>
-      </w:r>
-      <w:r>
-        <w:rPr>
-          <w:sz w:val="22"/>
-          <w:szCs w:val="22"/>
-        </w:rPr>
-      </w:r>
-    </w:p>
-    <w:p>
-      <w:pPr>
-        <w:pBdr/>
-        <w:spacing w:after="0" w:line="360" w:lineRule="auto"/>
-        <w:ind/>
-        <w:rPr>
-          <w:sz w:val="22"/>
-          <w:szCs w:val="22"/>
-          <w:highlight w:val="none"/>
-        </w:rPr>
-      </w:pPr>
-      <w:r>
-        <w:rPr>
-          <w:sz w:val="22"/>
-          <w:szCs w:val="22"/>
-        </w:rPr>
-      </w:r>
-      <w:r>
-        <w:rPr>
-          <w:sz w:val="22"/>
-          <w:szCs w:val="22"/>
-        </w:rPr>
-        <w:t xml:space="preserve">PROMITENTE VENDEDOR</w:t>
-      </w:r>
-      <w:r>
-        <w:rPr>
-          <w:sz w:val="22"/>
-          <w:szCs w:val="22"/>
-        </w:rPr>
-      </w:r>
-      <w:r>
-        <w:rPr>
-          <w:sz w:val="22"/>
-          <w:szCs w:val="22"/>
           <w:highlight w:val="none"/>
         </w:rPr>
       </w:r>
-      <w:r>
-        <w:rPr>
-          <w:sz w:val="22"/>
-          <w:szCs w:val="22"/>
-          <w:highlight w:val="none"/>
-        </w:rPr>
-      </w:r>
-    </w:p>
-    <w:p>
-      <w:pPr>
-        <w:pBdr/>
-        <w:spacing w:after="0" w:line="360" w:lineRule="auto"/>
-        <w:ind/>
-        <w:rPr>
-          <w:sz w:val="22"/>
-          <w:szCs w:val="22"/>
-          <w:highlight w:val="none"/>
-        </w:rPr>
-      </w:pPr>
-      <w:r>
-        <w:rPr>
-          <w:sz w:val="22"/>
-          <w:szCs w:val="22"/>
-          <w:highlight w:val="none"/>
-        </w:rPr>
-      </w:r>
-      <w:r>
-        <w:rPr>
-          <w:sz w:val="22"/>
-          <w:szCs w:val="22"/>
-          <w:highlight w:val="none"/>
-        </w:rPr>
-      </w:r>
-      <w:r>
-        <w:rPr>
-          <w:sz w:val="22"/>
-          <w:szCs w:val="22"/>
-          <w:highlight w:val="none"/>
-        </w:rPr>
-      </w:r>
-    </w:p>
-    <w:p>
-      <w:pPr>
-        <w:pBdr/>
-        <w:spacing w:after="0" w:line="360" w:lineRule="auto"/>
-        <w:ind/>
-        <w:rPr>
-          <w:sz w:val="22"/>
-          <w:szCs w:val="22"/>
-        </w:rPr>
-      </w:pPr>
-      <w:r>
-        <w:rPr>
-          <w:sz w:val="22"/>
-          <w:szCs w:val="22"/>
-        </w:rPr>
-        <w:t xml:space="preserve">____________________________________</w:t>
-      </w:r>
-      <w:r>
-        <w:rPr>
-          <w:sz w:val="22"/>
-          <w:szCs w:val="22"/>
-        </w:rPr>
-      </w:r>
-      <w:r>
-        <w:rPr>
-          <w:sz w:val="22"/>
-          <w:szCs w:val="22"/>
-        </w:rPr>
-      </w:r>
-    </w:p>
-    <w:p>
-      <w:pPr>
-        <w:pBdr/>
-        <w:spacing w:after="0" w:line="360" w:lineRule="auto"/>
-        <w:ind/>
-        <w:rPr>
-          <w:sz w:val="22"/>
-          <w:szCs w:val="22"/>
-        </w:rPr>
-      </w:pPr>
-      <w:r>
-        <w:rPr>
-          <w:sz w:val="22"/>
-          <w:szCs w:val="22"/>
-        </w:rPr>
-        <w:t xml:space="preserve">Nome:</w:t>
-      </w:r>
-      <w:r>
-        <w:rPr>
-          <w:sz w:val="22"/>
-          <w:szCs w:val="22"/>
-        </w:rPr>
-        <w:t xml:space="preserve"> Lourival da Conceição</w:t>
-      </w:r>
-      <w:r/>
-      <w:r>
-        <w:rPr>
-          <w:sz w:val="22"/>
-          <w:szCs w:val="22"/>
-        </w:rPr>
-      </w:r>
-      <w:r>
-        <w:rPr>
-          <w:sz w:val="22"/>
-          <w:szCs w:val="22"/>
-        </w:rPr>
-      </w:r>
-    </w:p>
-    <w:p>
-      <w:pPr>
-        <w:pBdr/>
-        <w:spacing w:after="0" w:line="360" w:lineRule="auto"/>
-        <w:ind/>
-        <w:rPr>
-          <w:sz w:val="22"/>
-          <w:szCs w:val="22"/>
-        </w:rPr>
-      </w:pPr>
-      <w:r>
-        <w:rPr>
-          <w:sz w:val="22"/>
-          <w:szCs w:val="22"/>
-        </w:rPr>
-        <w:t xml:space="preserve">CPF: </w:t>
-      </w:r>
-      <w:r>
-        <w:rPr>
-          <w:sz w:val="22"/>
-          <w:szCs w:val="22"/>
-        </w:rPr>
-        <w:t xml:space="preserve">911.572.423-91</w:t>
-      </w:r>
-      <w:r/>
-      <w:r>
-        <w:rPr>
-          <w:sz w:val="22"/>
-          <w:szCs w:val="22"/>
-        </w:rPr>
-      </w:r>
-      <w:r>
-        <w:rPr>
-          <w:sz w:val="22"/>
-          <w:szCs w:val="22"/>
-        </w:rPr>
-      </w:r>
-    </w:p>
-    <w:p>
-      <w:pPr>
-        <w:pBdr/>
-        <w:spacing w:after="0" w:line="360" w:lineRule="auto"/>
-        <w:ind/>
-        <w:rPr>
-          <w:sz w:val="22"/>
-          <w:szCs w:val="22"/>
-        </w:rPr>
-      </w:pPr>
-      <w:r>
-        <w:rPr>
-          <w:sz w:val="22"/>
-          <w:szCs w:val="22"/>
-        </w:rPr>
-      </w:r>
-      <w:r>
-        <w:rPr>
-          <w:sz w:val="22"/>
-          <w:szCs w:val="22"/>
-        </w:rPr>
-      </w:r>
-      <w:r>
-        <w:rPr>
-          <w:sz w:val="22"/>
-          <w:szCs w:val="22"/>
-        </w:rPr>
-      </w:r>
-    </w:p>
-    <w:p>
-      <w:pPr>
-        <w:pBdr/>
-        <w:spacing w:after="0" w:line="360" w:lineRule="auto"/>
-        <w:ind/>
-        <w:rPr>
-          <w:sz w:val="22"/>
-          <w:szCs w:val="22"/>
-        </w:rPr>
-      </w:pPr>
-      <w:r>
-        <w:rPr>
-          <w:sz w:val="22"/>
-          <w:szCs w:val="22"/>
-        </w:rPr>
-      </w:r>
-      <w:r>
-        <w:rPr>
-          <w:sz w:val="22"/>
-          <w:szCs w:val="22"/>
-        </w:rPr>
-      </w:r>
-      <w:r>
-        <w:rPr>
-          <w:sz w:val="22"/>
-          <w:szCs w:val="22"/>
-        </w:rPr>
-      </w:r>
-    </w:p>
-    <w:p>
-      <w:pPr>
-        <w:pBdr/>
-        <w:spacing w:after="0" w:line="360" w:lineRule="auto"/>
-        <w:ind/>
-        <w:rPr>
-          <w:sz w:val="22"/>
-          <w:szCs w:val="22"/>
-        </w:rPr>
-      </w:pPr>
       <w:r>
         <w:rPr>
           <w:sz w:val="22"/>
@@ -1293,7 +940,7 @@
     <w:p>
       <w:pPr>
         <w:pBdr/>
-        <w:spacing w:after="0" w:line="360" w:lineRule="auto"/>
+        <w:spacing w:line="276" w:lineRule="auto"/>
         <w:ind/>
         <w:rPr>
           <w:sz w:val="22"/>
@@ -1306,33 +953,7 @@
           <w:sz w:val="22"/>
           <w:szCs w:val="22"/>
         </w:rPr>
-        <w:t xml:space="preserve">TESTEMUNHA 1</w:t>
-      </w:r>
-      <w:r>
-        <w:rPr>
-          <w:sz w:val="22"/>
-          <w:szCs w:val="22"/>
-          <w:highlight w:val="none"/>
-        </w:rPr>
-      </w:r>
-    </w:p>
-    <w:p>
-      <w:pPr>
-        <w:pBdr/>
-        <w:spacing w:after="0" w:line="360" w:lineRule="auto"/>
-        <w:ind/>
-        <w:rPr>
-          <w:sz w:val="22"/>
-          <w:szCs w:val="22"/>
-          <w:highlight w:val="none"/>
-        </w:rPr>
-      </w:pPr>
-      <w:r>
-        <w:rPr>
-          <w:sz w:val="22"/>
-          <w:szCs w:val="22"/>
-          <w:highlight w:val="none"/>
-        </w:rPr>
+        <w:t xml:space="preserve">E por estarem assim juntos e contratos, assinam o presente em 02 (Duas) vias de igual teor e forma, na presença das testemunhas abaixo.</w:t>
       </w:r>
       <w:r>
         <w:rPr>
@@ -1352,7 +973,7 @@
     <w:p>
       <w:pPr>
         <w:pBdr/>
-        <w:spacing w:after="0" w:line="360" w:lineRule="auto"/>
+        <w:spacing w:line="276" w:lineRule="auto"/>
         <w:ind/>
         <w:rPr>
           <w:sz w:val="22"/>
@@ -1363,8 +984,8 @@
         <w:rPr>
           <w:sz w:val="22"/>
           <w:szCs w:val="22"/>
+          <w:highlight w:val="none"/>
         </w:rPr>
-        <w:t xml:space="preserve">____________________________________</w:t>
       </w:r>
       <w:r>
         <w:rPr>
@@ -1382,60 +1003,95 @@
     <w:p>
       <w:pPr>
         <w:pBdr/>
-        <w:spacing w:after="0" w:line="360" w:lineRule="auto"/>
-        <w:ind/>
-        <w:rPr/>
+        <w:spacing w:line="276" w:lineRule="auto"/>
+        <w:ind w:firstLine="0" w:left="0"/>
+        <w:jc w:val="left"/>
+        <w:rPr>
+          <w:sz w:val="22"/>
+          <w:szCs w:val="22"/>
+          <w:lang w:val="pt-BR"/>
+        </w:rPr>
       </w:pPr>
       <w:r>
         <w:rPr>
           <w:sz w:val="22"/>
           <w:szCs w:val="22"/>
+          <w:lang w:val="pt-BR"/>
         </w:rPr>
-        <w:t xml:space="preserve">Nome: Daniel Marques Brand</w:t>
+        <w:t xml:space="preserve">________________________________</w:t>
       </w:r>
       <w:r>
         <w:rPr>
           <w:sz w:val="22"/>
           <w:szCs w:val="22"/>
+          <w:lang w:val="pt-BR"/>
         </w:rPr>
-        <w:t xml:space="preserve">ão Lobo</w:t>
-      </w:r>
-      <w:r/>
-    </w:p>
-    <w:p>
-      <w:pPr>
-        <w:pBdr/>
-        <w:spacing w:after="0" w:line="360" w:lineRule="auto"/>
-        <w:ind/>
-        <w:rPr>
-          <w:sz w:val="22"/>
-          <w:szCs w:val="22"/>
-        </w:rPr>
-      </w:pPr>
-      <w:r>
-        <w:rPr>
-          <w:sz w:val="22"/>
-          <w:szCs w:val="22"/>
-        </w:rPr>
-        <w:t xml:space="preserve">CPF: _______________________________</w:t>
+        <w:t xml:space="preserve">, _</w:t>
       </w:r>
       <w:r>
         <w:rPr>
           <w:sz w:val="22"/>
           <w:szCs w:val="22"/>
+          <w:lang w:val="pt-BR"/>
+        </w:rPr>
+        <w:t xml:space="preserve">___ de __________________________ </w:t>
+      </w:r>
+      <w:r>
+        <w:rPr>
+          <w:sz w:val="22"/>
+          <w:szCs w:val="22"/>
+          <w:lang w:val="pt-BR"/>
+        </w:rPr>
+        <w:t xml:space="preserve">de</w:t>
+      </w:r>
+      <w:r>
+        <w:rPr>
+          <w:sz w:val="22"/>
+          <w:szCs w:val="22"/>
+          <w:lang w:val="pt-BR"/>
+        </w:rPr>
+        <w:t xml:space="preserve"> _______</w:t>
+      </w:r>
+      <w:r>
+        <w:rPr>
+          <w:sz w:val="22"/>
+          <w:szCs w:val="22"/>
+          <w:lang w:val="pt-BR"/>
         </w:rPr>
       </w:r>
       <w:r>
         <w:rPr>
           <w:sz w:val="22"/>
           <w:szCs w:val="22"/>
+          <w:lang w:val="pt-BR"/>
+        </w:rPr>
+      </w:r>
+      <w:r>
+        <w:rPr>
+          <w:sz w:val="22"/>
+          <w:szCs w:val="22"/>
+          <w:lang w:val="pt-BR"/>
+        </w:rPr>
+      </w:r>
+      <w:r>
+        <w:rPr>
+          <w:sz w:val="22"/>
+          <w:szCs w:val="22"/>
+          <w:lang w:val="pt-BR"/>
+        </w:rPr>
+      </w:r>
+      <w:r>
+        <w:rPr>
+          <w:sz w:val="22"/>
+          <w:szCs w:val="22"/>
+          <w:lang w:val="pt-BR"/>
         </w:rPr>
       </w:r>
     </w:p>
     <w:p>
       <w:pPr>
         <w:pBdr/>
-        <w:spacing w:after="0" w:line="360" w:lineRule="auto"/>
+        <w:spacing w:line="276" w:lineRule="auto"/>
         <w:ind/>
         <w:rPr>
           <w:sz w:val="22"/>
@@ -1464,189 +1120,905 @@
     <w:p>
       <w:pPr>
         <w:pBdr/>
-        <w:spacing w:after="0" w:line="360" w:lineRule="auto"/>
-        <w:ind/>
+        <w:spacing w:line="276" w:lineRule="auto"/>
+        <w:ind w:firstLine="0" w:left="0"/>
+        <w:jc w:val="left"/>
+        <w:rPr>
+          <w:b/>
+          <w:bCs/>
+          <w:sz w:val="18"/>
+          <w:szCs w:val="18"/>
+          <w:lang w:val="pt-BR"/>
+        </w:rPr>
+      </w:pPr>
+      <w:r>
+        <w:rPr>
+          <w:b/>
+          <w:bCs/>
+          <w:sz w:val="18"/>
+          <w:szCs w:val="18"/>
+          <w:lang w:val="pt-BR"/>
+        </w:rPr>
+        <w:t xml:space="preserve">VENDEDOR(A)/CEDENTE</w:t>
+      </w:r>
+      <w:r>
+        <w:rPr>
+          <w:b/>
+          <w:bCs/>
+          <w:sz w:val="18"/>
+          <w:szCs w:val="18"/>
+          <w:lang w:val="pt-BR"/>
+        </w:rPr>
+        <w:tab/>
+      </w:r>
+      <w:r>
+        <w:rPr>
+          <w:b/>
+          <w:bCs/>
+          <w:sz w:val="18"/>
+          <w:szCs w:val="18"/>
+          <w:lang w:val="pt-BR"/>
+        </w:rPr>
+        <w:tab/>
+      </w:r>
+      <w:r>
+        <w:rPr>
+          <w:b/>
+          <w:bCs/>
+          <w:sz w:val="18"/>
+          <w:szCs w:val="18"/>
+          <w:lang w:val="pt-BR"/>
+        </w:rPr>
+        <w:tab/>
+      </w:r>
+      <w:r>
+        <w:rPr>
+          <w:b/>
+          <w:bCs/>
+          <w:sz w:val="18"/>
+          <w:szCs w:val="18"/>
+          <w:lang w:val="pt-BR"/>
+        </w:rPr>
+        <w:tab/>
+        <w:t xml:space="preserve">CÔNJUGE DO(A) VENDEDOR(A)/</w:t>
+      </w:r>
+      <w:r>
+        <w:rPr>
+          <w:b/>
+          <w:bCs/>
+          <w:sz w:val="18"/>
+          <w:szCs w:val="18"/>
+          <w:lang w:val="pt-BR"/>
+        </w:rPr>
+        <w:t xml:space="preserve">CEDENTE</w:t>
+      </w:r>
+      <w:r>
+        <w:rPr>
+          <w:b/>
+          <w:bCs/>
+          <w:sz w:val="18"/>
+          <w:szCs w:val="18"/>
+          <w:lang w:val="pt-BR"/>
+        </w:rPr>
+      </w:r>
+      <w:r>
+        <w:rPr>
+          <w:b/>
+          <w:bCs/>
+          <w:sz w:val="18"/>
+          <w:szCs w:val="18"/>
+          <w:lang w:val="pt-BR"/>
+        </w:rPr>
+      </w:r>
+    </w:p>
+    <w:p>
+      <w:pPr>
+        <w:pBdr/>
+        <w:spacing w:line="276" w:lineRule="auto"/>
+        <w:ind w:firstLine="0" w:left="0"/>
+        <w:jc w:val="left"/>
         <w:rPr>
           <w:sz w:val="22"/>
           <w:szCs w:val="22"/>
+          <w:lang w:val="pt-BR"/>
         </w:rPr>
       </w:pPr>
       <w:r>
         <w:rPr>
           <w:sz w:val="22"/>
           <w:szCs w:val="22"/>
+          <w:lang w:val="pt-BR"/>
+        </w:rPr>
+        <w:t xml:space="preserve">___________________________________</w:t>
+      </w:r>
+      <w:r>
+        <w:rPr>
+          <w:sz w:val="22"/>
+          <w:szCs w:val="22"/>
+          <w:lang w:val="pt-BR"/>
+        </w:rPr>
+        <w:tab/>
+        <w:t xml:space="preserve">___________________________________</w:t>
+      </w:r>
+      <w:r>
+        <w:rPr>
+          <w:sz w:val="22"/>
+          <w:szCs w:val="22"/>
+          <w:lang w:val="pt-BR"/>
         </w:rPr>
       </w:r>
       <w:r>
         <w:rPr>
           <w:sz w:val="22"/>
           <w:szCs w:val="22"/>
+          <w:lang w:val="pt-BR"/>
+        </w:rPr>
+      </w:r>
+    </w:p>
+    <w:p>
+      <w:pPr>
+        <w:pBdr/>
+        <w:spacing w:line="276" w:lineRule="auto"/>
+        <w:ind w:firstLine="0" w:left="0"/>
+        <w:jc w:val="left"/>
+        <w:rPr>
+          <w:sz w:val="22"/>
+          <w:szCs w:val="22"/>
+          <w:lang w:val="pt-BR"/>
+        </w:rPr>
+      </w:pPr>
+      <w:r>
+        <w:rPr>
+          <w:b/>
+          <w:bCs/>
+          <w:sz w:val="18"/>
+          <w:szCs w:val="18"/>
+          <w:lang w:val="pt-BR"/>
+        </w:rPr>
+        <w:t xml:space="preserve">Nome</w:t>
+      </w:r>
+      <w:r>
+        <w:rPr>
+          <w:sz w:val="22"/>
+          <w:szCs w:val="22"/>
+          <w:lang w:val="pt-BR"/>
+        </w:rPr>
+        <w:t xml:space="preserve">: ______________________________</w:t>
+      </w:r>
+      <w:r>
+        <w:rPr>
+          <w:sz w:val="22"/>
+          <w:szCs w:val="22"/>
+          <w:lang w:val="pt-BR"/>
+        </w:rPr>
+        <w:tab/>
+      </w:r>
+      <w:r>
+        <w:rPr>
+          <w:b/>
+          <w:bCs/>
+          <w:sz w:val="18"/>
+          <w:szCs w:val="18"/>
+          <w:lang w:val="pt-BR"/>
+        </w:rPr>
+        <w:t xml:space="preserve">Nome: </w:t>
+      </w:r>
+      <w:r>
+        <w:rPr>
+          <w:sz w:val="22"/>
+          <w:szCs w:val="22"/>
+          <w:lang w:val="pt-BR"/>
+        </w:rPr>
+        <w:t xml:space="preserve">______________________________</w:t>
+      </w:r>
+      <w:r>
+        <w:rPr>
+          <w:sz w:val="22"/>
+          <w:szCs w:val="22"/>
+          <w:lang w:val="pt-BR"/>
         </w:rPr>
       </w:r>
       <w:r>
         <w:rPr>
           <w:sz w:val="22"/>
           <w:szCs w:val="22"/>
+          <w:lang w:val="pt-BR"/>
         </w:rPr>
       </w:r>
     </w:p>
     <w:p>
       <w:pPr>
         <w:pBdr/>
-        <w:spacing w:after="0" w:line="360" w:lineRule="auto"/>
-        <w:ind/>
+        <w:spacing w:line="276" w:lineRule="auto"/>
+        <w:ind w:firstLine="0" w:left="0"/>
+        <w:jc w:val="left"/>
         <w:rPr>
           <w:sz w:val="22"/>
           <w:szCs w:val="22"/>
-          <w:highlight w:val="none"/>
+          <w:lang w:val="pt-BR"/>
         </w:rPr>
       </w:pPr>
       <w:r>
         <w:rPr>
-          <w:sz w:val="22"/>
-          <w:szCs w:val="22"/>
+          <w:b/>
+          <w:bCs/>
+          <w:sz w:val="18"/>
+          <w:szCs w:val="18"/>
+          <w:lang w:val="pt-BR"/>
         </w:rPr>
-        <w:t xml:space="preserve">TESTEMUNHA 2</w:t>
+        <w:t xml:space="preserve">CPF:</w:t>
       </w:r>
       <w:r>
         <w:rPr>
           <w:sz w:val="22"/>
           <w:szCs w:val="22"/>
+          <w:lang w:val="pt-BR"/>
+        </w:rPr>
+        <w:t xml:space="preserve"> _______________________________</w:t>
+      </w:r>
+      <w:r>
+        <w:rPr>
+          <w:sz w:val="22"/>
+          <w:szCs w:val="22"/>
+          <w:lang w:val="pt-BR"/>
+        </w:rPr>
+        <w:tab/>
+      </w:r>
+      <w:r>
+        <w:rPr>
+          <w:b/>
+          <w:bCs/>
+          <w:sz w:val="18"/>
+          <w:szCs w:val="18"/>
+          <w:lang w:val="pt-BR"/>
+        </w:rPr>
+        <w:t xml:space="preserve">CPF: </w:t>
+      </w:r>
+      <w:r>
+        <w:rPr>
+          <w:sz w:val="22"/>
+          <w:szCs w:val="22"/>
+          <w:lang w:val="pt-BR"/>
+        </w:rPr>
+        <w:t xml:space="preserve">_______________________________</w:t>
+      </w:r>
+      <w:r>
+        <w:rPr>
+          <w:sz w:val="22"/>
+          <w:szCs w:val="22"/>
+          <w:lang w:val="pt-BR"/>
         </w:rPr>
       </w:r>
       <w:r>
         <w:rPr>
           <w:sz w:val="22"/>
           <w:szCs w:val="22"/>
+          <w:lang w:val="pt-BR"/>
         </w:rPr>
       </w:r>
     </w:p>
     <w:p>
       <w:pPr>
         <w:pBdr/>
-        <w:spacing w:after="0" w:line="360" w:lineRule="auto"/>
-        <w:ind/>
+        <w:spacing w:line="276" w:lineRule="auto"/>
+        <w:ind w:firstLine="0" w:left="0"/>
+        <w:jc w:val="left"/>
         <w:rPr>
           <w:sz w:val="22"/>
           <w:szCs w:val="22"/>
+          <w:lang w:val="pt-BR"/>
         </w:rPr>
       </w:pPr>
       <w:r>
         <w:rPr>
           <w:sz w:val="22"/>
           <w:szCs w:val="22"/>
-          <w:highlight w:val="none"/>
+          <w:lang w:val="pt-BR"/>
         </w:rPr>
       </w:r>
       <w:r>
         <w:rPr>
           <w:sz w:val="22"/>
           <w:szCs w:val="22"/>
-          <w:highlight w:val="none"/>
+          <w:lang w:val="pt-BR"/>
         </w:rPr>
       </w:r>
       <w:r>
         <w:rPr>
           <w:sz w:val="22"/>
           <w:szCs w:val="22"/>
-          <w:highlight w:val="none"/>
+          <w:lang w:val="pt-BR"/>
         </w:rPr>
       </w:r>
     </w:p>
     <w:p>
       <w:pPr>
         <w:pBdr/>
-        <w:spacing w:after="0" w:line="360" w:lineRule="auto"/>
-        <w:ind/>
+        <w:spacing w:line="276" w:lineRule="auto"/>
+        <w:ind w:firstLine="0" w:left="0"/>
+        <w:jc w:val="left"/>
         <w:rPr>
           <w:sz w:val="22"/>
           <w:szCs w:val="22"/>
+          <w:lang w:val="pt-BR"/>
         </w:rPr>
       </w:pPr>
       <w:r>
         <w:rPr>
           <w:sz w:val="22"/>
           <w:szCs w:val="22"/>
-        </w:rPr>
-        <w:t xml:space="preserve">____________________________________</w:t>
-      </w:r>
-      <w:r>
-        <w:rPr>
-          <w:sz w:val="22"/>
-          <w:szCs w:val="22"/>
+          <w:lang w:val="pt-BR"/>
         </w:rPr>
       </w:r>
       <w:r>
         <w:rPr>
           <w:sz w:val="22"/>
           <w:szCs w:val="22"/>
-        </w:rPr>
-      </w:r>
-    </w:p>
-    <w:p>
-      <w:pPr>
-        <w:pBdr/>
-        <w:spacing w:after="0" w:line="360" w:lineRule="auto"/>
-        <w:ind/>
-        <w:rPr>
-          <w:sz w:val="22"/>
-          <w:szCs w:val="22"/>
-        </w:rPr>
-      </w:pPr>
-      <w:r>
-        <w:rPr>
-          <w:sz w:val="22"/>
-          <w:szCs w:val="22"/>
-        </w:rPr>
-        <w:t xml:space="preserve">Nome: ______________________________</w:t>
-      </w:r>
-      <w:r>
-        <w:rPr>
-          <w:sz w:val="22"/>
-          <w:szCs w:val="22"/>
+          <w:lang w:val="pt-BR"/>
         </w:rPr>
       </w:r>
       <w:r>
         <w:rPr>
           <w:sz w:val="22"/>
           <w:szCs w:val="22"/>
+          <w:lang w:val="pt-BR"/>
         </w:rPr>
       </w:r>
     </w:p>
     <w:p>
       <w:pPr>
         <w:pBdr/>
-        <w:spacing w:after="0" w:line="360" w:lineRule="auto"/>
-        <w:ind/>
+        <w:spacing w:line="276" w:lineRule="auto"/>
+        <w:ind w:firstLine="0" w:left="0"/>
+        <w:jc w:val="left"/>
+        <w:rPr>
+          <w:b/>
+          <w:bCs/>
+          <w:sz w:val="18"/>
+          <w:szCs w:val="18"/>
+          <w:lang w:val="pt-BR"/>
+        </w:rPr>
+      </w:pPr>
+      <w:r>
+        <w:rPr>
+          <w:b/>
+          <w:bCs/>
+          <w:sz w:val="18"/>
+          <w:szCs w:val="18"/>
+          <w:lang w:val="pt-BR"/>
+        </w:rPr>
+        <w:t xml:space="preserve">COMPRADOR(A)/CESSIONÁRIO(A)</w:t>
+      </w:r>
+      <w:r>
+        <w:rPr>
+          <w:b/>
+          <w:bCs/>
+          <w:sz w:val="18"/>
+          <w:szCs w:val="18"/>
+          <w:lang w:val="pt-BR"/>
+        </w:rPr>
+      </w:r>
+      <w:r>
+        <w:rPr>
+          <w:b/>
+          <w:bCs/>
+          <w:sz w:val="18"/>
+          <w:szCs w:val="18"/>
+          <w:lang w:val="pt-BR"/>
+        </w:rPr>
+      </w:r>
+    </w:p>
+    <w:p>
+      <w:pPr>
+        <w:pBdr/>
+        <w:spacing w:line="276" w:lineRule="auto"/>
+        <w:ind w:firstLine="0" w:left="0"/>
+        <w:jc w:val="left"/>
         <w:rPr>
           <w:sz w:val="22"/>
           <w:szCs w:val="22"/>
+          <w:lang w:val="pt-BR"/>
         </w:rPr>
       </w:pPr>
       <w:r>
         <w:rPr>
           <w:sz w:val="22"/>
           <w:szCs w:val="22"/>
+          <w:lang w:val="pt-BR"/>
         </w:rPr>
-        <w:t xml:space="preserve">CPF: _______________________________</w:t>
+        <w:t xml:space="preserve">___________________________________</w:t>
       </w:r>
       <w:r>
         <w:rPr>
           <w:sz w:val="22"/>
           <w:szCs w:val="22"/>
+          <w:lang w:val="pt-BR"/>
+        </w:rPr>
+        <w:tab/>
+      </w:r>
+      <w:r>
+        <w:rPr>
+          <w:sz w:val="22"/>
+          <w:szCs w:val="22"/>
+          <w:lang w:val="pt-BR"/>
         </w:rPr>
       </w:r>
       <w:r>
         <w:rPr>
           <w:sz w:val="22"/>
           <w:szCs w:val="22"/>
+          <w:lang w:val="pt-BR"/>
         </w:rPr>
       </w:r>
     </w:p>
     <w:p>
       <w:pPr>
         <w:pBdr/>
-        <w:spacing w:after="0" w:line="360" w:lineRule="auto"/>
+        <w:spacing w:line="276" w:lineRule="auto"/>
+        <w:ind w:firstLine="0" w:left="0"/>
+        <w:jc w:val="left"/>
+        <w:rPr>
+          <w:sz w:val="22"/>
+          <w:szCs w:val="22"/>
+          <w:lang w:val="pt-BR"/>
+        </w:rPr>
+      </w:pPr>
+      <w:r>
+        <w:rPr>
+          <w:b/>
+          <w:bCs/>
+          <w:sz w:val="18"/>
+          <w:szCs w:val="18"/>
+          <w:lang w:val="pt-BR"/>
+        </w:rPr>
+        <w:t xml:space="preserve">Nome</w:t>
+      </w:r>
+      <w:r>
+        <w:rPr>
+          <w:sz w:val="22"/>
+          <w:szCs w:val="22"/>
+          <w:lang w:val="pt-BR"/>
+        </w:rPr>
+        <w:t xml:space="preserve">: ______________________________</w:t>
+      </w:r>
+      <w:r>
+        <w:rPr>
+          <w:sz w:val="22"/>
+          <w:szCs w:val="22"/>
+          <w:lang w:val="pt-BR"/>
+        </w:rPr>
+        <w:tab/>
+      </w:r>
+      <w:r>
+        <w:rPr>
+          <w:sz w:val="22"/>
+          <w:szCs w:val="22"/>
+          <w:lang w:val="pt-BR"/>
+        </w:rPr>
+      </w:r>
+      <w:r>
+        <w:rPr>
+          <w:sz w:val="22"/>
+          <w:szCs w:val="22"/>
+          <w:lang w:val="pt-BR"/>
+        </w:rPr>
+      </w:r>
+    </w:p>
+    <w:p>
+      <w:pPr>
+        <w:pBdr/>
+        <w:spacing w:line="276" w:lineRule="auto"/>
+        <w:ind w:firstLine="0" w:left="0"/>
+        <w:jc w:val="left"/>
+        <w:rPr>
+          <w:sz w:val="22"/>
+          <w:szCs w:val="22"/>
+          <w:lang w:val="pt-BR"/>
+        </w:rPr>
+      </w:pPr>
+      <w:r>
+        <w:rPr>
+          <w:b/>
+          <w:bCs/>
+          <w:sz w:val="18"/>
+          <w:szCs w:val="18"/>
+          <w:lang w:val="pt-BR"/>
+        </w:rPr>
+        <w:t xml:space="preserve">CPF:</w:t>
+      </w:r>
+      <w:r>
+        <w:rPr>
+          <w:sz w:val="22"/>
+          <w:szCs w:val="22"/>
+          <w:lang w:val="pt-BR"/>
+        </w:rPr>
+        <w:t xml:space="preserve"> _______________________________</w:t>
+      </w:r>
+      <w:r>
+        <w:rPr>
+          <w:sz w:val="22"/>
+          <w:szCs w:val="22"/>
+          <w:lang w:val="pt-BR"/>
+        </w:rPr>
+        <w:tab/>
+      </w:r>
+      <w:r>
+        <w:rPr>
+          <w:sz w:val="22"/>
+          <w:szCs w:val="22"/>
+          <w:lang w:val="pt-BR"/>
+        </w:rPr>
+      </w:r>
+      <w:r>
+        <w:rPr>
+          <w:sz w:val="22"/>
+          <w:szCs w:val="22"/>
+          <w:lang w:val="pt-BR"/>
+        </w:rPr>
+      </w:r>
+    </w:p>
+    <w:p>
+      <w:pPr>
+        <w:pBdr/>
+        <w:spacing w:line="276" w:lineRule="auto"/>
+        <w:ind w:firstLine="0" w:left="0"/>
+        <w:jc w:val="left"/>
+        <w:rPr>
+          <w:sz w:val="22"/>
+          <w:szCs w:val="22"/>
+          <w:lang w:val="pt-BR"/>
+        </w:rPr>
+      </w:pPr>
+      <w:r>
+        <w:rPr>
+          <w:sz w:val="22"/>
+          <w:szCs w:val="22"/>
+          <w:lang w:val="pt-BR"/>
+        </w:rPr>
+      </w:r>
+      <w:r>
+        <w:rPr>
+          <w:sz w:val="22"/>
+          <w:szCs w:val="22"/>
+          <w:lang w:val="pt-BR"/>
+        </w:rPr>
+      </w:r>
+      <w:r>
+        <w:rPr>
+          <w:sz w:val="22"/>
+          <w:szCs w:val="22"/>
+          <w:lang w:val="pt-BR"/>
+        </w:rPr>
+      </w:r>
+    </w:p>
+    <w:p>
+      <w:pPr>
+        <w:pBdr/>
+        <w:spacing w:line="276" w:lineRule="auto"/>
+        <w:ind w:firstLine="0" w:left="0"/>
+        <w:jc w:val="left"/>
+        <w:rPr>
+          <w:sz w:val="22"/>
+          <w:szCs w:val="22"/>
+          <w:lang w:val="pt-BR"/>
+        </w:rPr>
+      </w:pPr>
+      <w:r>
+        <w:rPr>
+          <w:sz w:val="22"/>
+          <w:szCs w:val="22"/>
+          <w:lang w:val="pt-BR"/>
+        </w:rPr>
+      </w:r>
+      <w:r>
+        <w:rPr>
+          <w:sz w:val="22"/>
+          <w:szCs w:val="22"/>
+          <w:lang w:val="pt-BR"/>
+        </w:rPr>
+      </w:r>
+      <w:r>
+        <w:rPr>
+          <w:sz w:val="22"/>
+          <w:szCs w:val="22"/>
+          <w:lang w:val="pt-BR"/>
+        </w:rPr>
+      </w:r>
+    </w:p>
+    <w:p>
+      <w:pPr>
+        <w:pBdr/>
+        <w:spacing w:line="276" w:lineRule="auto"/>
+        <w:ind w:firstLine="0" w:left="0"/>
+        <w:jc w:val="left"/>
+        <w:rPr>
+          <w:b/>
+          <w:bCs/>
+          <w:sz w:val="18"/>
+          <w:szCs w:val="18"/>
+          <w:lang w:val="pt-BR"/>
+        </w:rPr>
+      </w:pPr>
+      <w:r>
+        <w:rPr>
+          <w:b/>
+          <w:bCs/>
+          <w:sz w:val="18"/>
+          <w:szCs w:val="18"/>
+          <w:lang w:val="pt-BR"/>
+        </w:rPr>
+        <w:t xml:space="preserve">TESTEMUNHA 1</w:t>
+      </w:r>
+      <w:r>
+        <w:rPr>
+          <w:b/>
+          <w:bCs/>
+          <w:sz w:val="18"/>
+          <w:szCs w:val="18"/>
+          <w:lang w:val="pt-BR"/>
+        </w:rPr>
+        <w:tab/>
+      </w:r>
+      <w:r>
+        <w:rPr>
+          <w:b/>
+          <w:bCs/>
+          <w:sz w:val="18"/>
+          <w:szCs w:val="18"/>
+          <w:lang w:val="pt-BR"/>
+        </w:rPr>
+        <w:tab/>
+      </w:r>
+      <w:r>
+        <w:rPr>
+          <w:b/>
+          <w:bCs/>
+          <w:sz w:val="18"/>
+          <w:szCs w:val="18"/>
+          <w:lang w:val="pt-BR"/>
+        </w:rPr>
+        <w:tab/>
+      </w:r>
+      <w:r>
+        <w:rPr>
+          <w:b/>
+          <w:bCs/>
+          <w:sz w:val="18"/>
+          <w:szCs w:val="18"/>
+          <w:lang w:val="pt-BR"/>
+        </w:rPr>
+        <w:tab/>
+      </w:r>
+      <w:r>
+        <w:rPr>
+          <w:b/>
+          <w:bCs/>
+          <w:sz w:val="18"/>
+          <w:szCs w:val="18"/>
+          <w:lang w:val="pt-BR"/>
+        </w:rPr>
+        <w:tab/>
+      </w:r>
+      <w:r>
+        <w:rPr>
+          <w:b/>
+          <w:bCs/>
+          <w:sz w:val="18"/>
+          <w:szCs w:val="18"/>
+          <w:lang w:val="pt-BR"/>
+        </w:rPr>
+        <w:tab/>
+        <w:t xml:space="preserve">TESTEMUNHA 2</w:t>
+      </w:r>
+      <w:r>
+        <w:rPr>
+          <w:b/>
+          <w:bCs/>
+          <w:sz w:val="18"/>
+          <w:szCs w:val="18"/>
+          <w:lang w:val="pt-BR"/>
+        </w:rPr>
+      </w:r>
+      <w:r>
+        <w:rPr>
+          <w:b/>
+          <w:bCs/>
+          <w:sz w:val="18"/>
+          <w:szCs w:val="18"/>
+          <w:lang w:val="pt-BR"/>
+        </w:rPr>
+      </w:r>
+    </w:p>
+    <w:p>
+      <w:pPr>
+        <w:pBdr/>
+        <w:spacing w:line="276" w:lineRule="auto"/>
+        <w:ind w:firstLine="0" w:left="0"/>
+        <w:jc w:val="left"/>
+        <w:rPr>
+          <w:sz w:val="22"/>
+          <w:szCs w:val="22"/>
+          <w:lang w:val="pt-BR"/>
+        </w:rPr>
+      </w:pPr>
+      <w:r>
+        <w:rPr>
+          <w:sz w:val="22"/>
+          <w:szCs w:val="22"/>
+          <w:lang w:val="pt-BR"/>
+        </w:rPr>
+        <w:t xml:space="preserve">___________________________________</w:t>
+      </w:r>
+      <w:r>
+        <w:rPr>
+          <w:sz w:val="22"/>
+          <w:szCs w:val="22"/>
+          <w:lang w:val="pt-BR"/>
+        </w:rPr>
+        <w:tab/>
+        <w:t xml:space="preserve">___________________________________</w:t>
+      </w:r>
+      <w:r>
+        <w:rPr>
+          <w:sz w:val="22"/>
+          <w:szCs w:val="22"/>
+          <w:lang w:val="pt-BR"/>
+        </w:rPr>
+      </w:r>
+      <w:r>
+        <w:rPr>
+          <w:sz w:val="22"/>
+          <w:szCs w:val="22"/>
+          <w:lang w:val="pt-BR"/>
+        </w:rPr>
+      </w:r>
+    </w:p>
+    <w:p>
+      <w:pPr>
+        <w:pBdr/>
+        <w:spacing w:line="276" w:lineRule="auto"/>
+        <w:ind w:firstLine="0" w:left="0"/>
+        <w:jc w:val="left"/>
+        <w:rPr>
+          <w:sz w:val="22"/>
+          <w:szCs w:val="22"/>
+          <w:lang w:val="pt-BR"/>
+        </w:rPr>
+      </w:pPr>
+      <w:r>
+        <w:rPr>
+          <w:b/>
+          <w:bCs/>
+          <w:sz w:val="18"/>
+          <w:szCs w:val="18"/>
+          <w:lang w:val="pt-BR"/>
+        </w:rPr>
+        <w:t xml:space="preserve">Nome</w:t>
+      </w:r>
+      <w:r>
+        <w:rPr>
+          <w:sz w:val="22"/>
+          <w:szCs w:val="22"/>
+          <w:lang w:val="pt-BR"/>
+        </w:rPr>
+        <w:t xml:space="preserve">: ______________________________</w:t>
+      </w:r>
+      <w:r>
+        <w:rPr>
+          <w:sz w:val="22"/>
+          <w:szCs w:val="22"/>
+          <w:lang w:val="pt-BR"/>
+        </w:rPr>
+        <w:tab/>
+      </w:r>
+      <w:r>
+        <w:rPr>
+          <w:b/>
+          <w:bCs/>
+          <w:sz w:val="18"/>
+          <w:szCs w:val="18"/>
+          <w:lang w:val="pt-BR"/>
+        </w:rPr>
+        <w:t xml:space="preserve">Nome: </w:t>
+      </w:r>
+      <w:r>
+        <w:rPr>
+          <w:sz w:val="22"/>
+          <w:szCs w:val="22"/>
+          <w:lang w:val="pt-BR"/>
+        </w:rPr>
+        <w:t xml:space="preserve">______________________________</w:t>
+      </w:r>
+      <w:r>
+        <w:rPr>
+          <w:sz w:val="22"/>
+          <w:szCs w:val="22"/>
+          <w:lang w:val="pt-BR"/>
+        </w:rPr>
+      </w:r>
+      <w:r>
+        <w:rPr>
+          <w:sz w:val="22"/>
+          <w:szCs w:val="22"/>
+          <w:lang w:val="pt-BR"/>
+        </w:rPr>
+      </w:r>
+    </w:p>
+    <w:p>
+      <w:pPr>
+        <w:pBdr/>
+        <w:spacing w:line="276" w:lineRule="auto"/>
+        <w:ind w:firstLine="0" w:left="0"/>
+        <w:jc w:val="left"/>
+        <w:rPr>
+          <w:sz w:val="22"/>
+          <w:szCs w:val="22"/>
+          <w:lang w:val="pt-BR"/>
+        </w:rPr>
+      </w:pPr>
+      <w:r>
+        <w:rPr>
+          <w:b/>
+          <w:bCs/>
+          <w:sz w:val="18"/>
+          <w:szCs w:val="18"/>
+          <w:lang w:val="pt-BR"/>
+        </w:rPr>
+        <w:t xml:space="preserve">CPF:</w:t>
+      </w:r>
+      <w:r>
+        <w:rPr>
+          <w:sz w:val="22"/>
+          <w:szCs w:val="22"/>
+          <w:lang w:val="pt-BR"/>
+        </w:rPr>
+        <w:t xml:space="preserve"> _______________________________</w:t>
+      </w:r>
+      <w:r>
+        <w:rPr>
+          <w:sz w:val="22"/>
+          <w:szCs w:val="22"/>
+          <w:lang w:val="pt-BR"/>
+        </w:rPr>
+        <w:tab/>
+      </w:r>
+      <w:r>
+        <w:rPr>
+          <w:b/>
+          <w:bCs/>
+          <w:sz w:val="18"/>
+          <w:szCs w:val="18"/>
+          <w:lang w:val="pt-BR"/>
+        </w:rPr>
+        <w:t xml:space="preserve">CPF: </w:t>
+      </w:r>
+      <w:r>
+        <w:rPr>
+          <w:sz w:val="22"/>
+          <w:szCs w:val="22"/>
+          <w:lang w:val="pt-BR"/>
+        </w:rPr>
+        <w:t xml:space="preserve">_______________________________</w:t>
+      </w:r>
+      <w:r>
+        <w:rPr>
+          <w:sz w:val="22"/>
+          <w:szCs w:val="22"/>
+          <w:lang w:val="pt-BR"/>
+        </w:rPr>
+      </w:r>
+      <w:r>
+        <w:rPr>
+          <w:sz w:val="22"/>
+          <w:szCs w:val="22"/>
+          <w:lang w:val="pt-BR"/>
+        </w:rPr>
+      </w:r>
+    </w:p>
+    <w:p>
+      <w:pPr>
+        <w:pBdr/>
+        <w:spacing w:line="276" w:lineRule="auto"/>
         <w:ind/>
         <w:rPr>
           <w:sz w:val="22"/>
@@ -1673,6 +2045,7 @@
       </w:r>
     </w:p>
     <w:sectPr>
+      <w:footerReference w:type="default" r:id="rId8"/>
       <w:footnotePr/>
       <w:endnotePr/>
       <w:type w:val="nextPage"/>
@@ -1715,6 +2088,71 @@
     </w:p>
   </w:endnote>
 </w:endnotes>
+</file>
+
+<file path=word/footer1.xml><?xml version="1.0" encoding="utf-8"?>
+<w:ftr xmlns:wpc="http://schemas.microsoft.com/office/word/2010/wordprocessingCanvas" xmlns:mc="http://schemas.openxmlformats.org/markup-compatibility/2006" xmlns:o="urn:schemas-microsoft-com:office:office" xmlns:r="http://schemas.openxmlformats.org/officeDocument/2006/relationships" xmlns:m="http://schemas.openxmlformats.org/officeDocument/2006/math" xmlns:v="urn:schemas-microsoft-com:vml" xmlns:wp14="http://schemas.microsoft.com/office/word/2010/wordprocessingDrawing" xmlns:wp="http://schemas.openxmlformats.org/drawingml/2006/wordprocessingDrawing" xmlns:w10="urn:schemas-microsoft-com:office:word" xmlns:w="http://schemas.openxmlformats.org/wordprocessingml/2006/main" xmlns:w14="http://schemas.microsoft.com/office/word/2010/wordml" xmlns:w15="http://schemas.microsoft.com/office/word/2012/wordml" xmlns:wpg="http://schemas.microsoft.com/office/word/2010/wordprocessingGroup" xmlns:wpi="http://schemas.microsoft.com/office/word/2010/wordprocessingInk" xmlns:wne="http://schemas.microsoft.com/office/word/2006/wordml" xmlns:a="http://schemas.openxmlformats.org/drawingml/2006/main" xmlns:wps="http://schemas.microsoft.com/office/word/2010/wordprocessingShape" mc:Ignorable="w14 w15 wp14">
+  <w:p>
+    <w:pPr>
+      <w:pStyle w:val="863"/>
+      <w:pBdr/>
+      <w:spacing/>
+      <w:ind/>
+      <w:jc w:val="right"/>
+      <w:rPr>
+        <w:highlight w:val="none"/>
+      </w:rPr>
+    </w:pPr>
+    <w:r>
+      <w:t xml:space="preserve">P</w:t>
+    </w:r>
+    <w:r>
+      <w:t xml:space="preserve">ágina</w:t>
+    </w:r>
+    <w:r>
+      <w:t xml:space="preserve"> </w:t>
+    </w:r>
+    <w:fldSimple w:instr="PAGE \* MERGEFORMAT">
+      <w:r>
+        <w:t xml:space="preserve">1</w:t>
+      </w:r>
+    </w:fldSimple>
+    <w:r>
+      <w:t xml:space="preserve"> de 2</w:t>
+    </w:r>
+    <w:r/>
+    <w:r>
+      <w:rPr>
+        <w:highlight w:val="none"/>
+      </w:rPr>
+    </w:r>
+    <w:r>
+      <w:rPr>
+        <w:highlight w:val="none"/>
+      </w:rPr>
+    </w:r>
+    <w:r>
+      <w:rPr>
+        <w:highlight w:val="none"/>
+      </w:rPr>
+    </w:r>
+    <w:r>
+      <w:rPr>
+        <w:highlight w:val="none"/>
+      </w:rPr>
+    </w:r>
+  </w:p>
+  <w:p>
+    <w:pPr>
+      <w:pStyle w:val="863"/>
+      <w:pBdr/>
+      <w:spacing/>
+      <w:ind/>
+      <w:rPr/>
+    </w:pPr>
+    <w:r/>
+  </w:p>
+</w:ftr>
 </file>
 
 <file path=word/footnotes.xml><?xml version="1.0" encoding="utf-8"?>

--- a/contract_files/models/Contrato Compra e Venda de Imovel - Simples.docx
+++ b/contract_files/models/Contrato Compra e Venda de Imovel - Simples.docx
@@ -25,29 +25,6 @@
         <w:rPr>
           <w:sz w:val="24"/>
           <w:lang w:val="pt-BR"/>
-        </w:rPr>
-      </w:r>
-      <w:r>
-        <w:rPr>
-          <w:sz w:val="24"/>
-          <w:lang w:val="pt-BR"/>
-        </w:rPr>
-      </w:r>
-      <w:r>
-        <w:rPr>
-          <w:b/>
-          <w:bCs/>
-          <w:sz w:val="22"/>
-          <w:szCs w:val="22"/>
-        </w:rPr>
-      </w:r>
-      <w:r>
-        <w:rPr>
-          <w:b/>
-          <w:bCs/>
-          <w:sz w:val="22"/>
-          <w:szCs w:val="22"/>
-          <w:highlight w:val="none"/>
         </w:rPr>
       </w:r>
       <w:r>
@@ -97,7 +74,6 @@
         <w:rPr>
           <w:sz w:val="22"/>
           <w:szCs w:val="22"/>
-          <w:lang w:val="pt-BR"/>
         </w:rPr>
       </w:r>
     </w:p>
@@ -186,7 +162,6 @@
         <w:rPr>
           <w:sz w:val="22"/>
           <w:szCs w:val="22"/>
-          <w:lang w:val="pt-BR"/>
         </w:rPr>
       </w:r>
     </w:p>
@@ -249,7 +224,6 @@
           <w:sz w:val="22"/>
           <w:szCs w:val="22"/>
           <w:highlight w:val="none"/>
-          <w:lang w:val="pt-BR" w:bidi="pt-BR"/>
         </w:rPr>
       </w:r>
     </w:p>
@@ -323,7 +297,6 @@
           <w:sz w:val="22"/>
           <w:szCs w:val="22"/>
           <w:highlight w:val="none"/>
-          <w:lang w:val="pt-BR"/>
         </w:rPr>
       </w:r>
     </w:p>
@@ -375,7 +348,6 @@
         <w:rPr>
           <w:sz w:val="22"/>
           <w:szCs w:val="22"/>
-          <w:lang w:val="pt-BR"/>
         </w:rPr>
       </w:r>
     </w:p>
@@ -441,7 +413,6 @@
         <w:rPr>
           <w:sz w:val="22"/>
           <w:szCs w:val="22"/>
-          <w:lang w:val="pt-BR"/>
         </w:rPr>
       </w:r>
     </w:p>
@@ -491,7 +462,6 @@
           <w:bCs/>
           <w:sz w:val="22"/>
           <w:szCs w:val="22"/>
-          <w:lang w:val="pt-BR"/>
         </w:rPr>
       </w:r>
     </w:p>
@@ -635,16 +605,16 @@
           <w:sz w:val="22"/>
           <w:szCs w:val="22"/>
         </w:rPr>
-        <w:t xml:space="preserve">Havendo parcelamento, R$ _____________ a título de entrada/sinal, e o saldo remanescente de R$ ________________, será pago em _______ parcelas de R$ ________________, vencendo a primeira em ________________, e as demais no mesmo dia dos meses subsequentes.
-</w:t>
+        <w:t xml:space="preserve">H</w:t>
       </w:r>
       <w:r>
         <w:rPr>
           <w:sz w:val="22"/>
           <w:szCs w:val="22"/>
         </w:rPr>
+        <w:t xml:space="preserve">avendo parcelamento, R$ _____________ a título de entrada/sinal, e o saldo remanescente de R$ ________________, será pago em _______ parcelas de R$ ________________, vencendo a primeira em ________________, e as demais no mesmo dia dos meses subsequentes.
+</w:t>
       </w:r>
-      <w:r/>
       <w:r>
         <w:rPr>
           <w:sz w:val="22"/>
@@ -657,7 +627,6 @@
           <w:szCs w:val="22"/>
         </w:rPr>
       </w:r>
-      <w:r/>
     </w:p>
     <w:p>
       <w:pPr>
@@ -699,13 +668,6 @@
         </w:rPr>
         <w:t xml:space="preserve">o(a) VENDEDOR(A)/CEDENTE</w:t>
       </w:r>
-      <w:r/>
-      <w:r>
-        <w:rPr>
-          <w:sz w:val="22"/>
-          <w:szCs w:val="22"/>
-        </w:rPr>
-      </w:r>
       <w:r>
         <w:rPr>
           <w:sz w:val="22"/>
@@ -719,13 +681,6 @@
           <w:szCs w:val="22"/>
         </w:rPr>
         <w:t xml:space="preserve"> ao(a) COMPRADOR(A)/CESSIONÁRIO(A)</w:t>
-      </w:r>
-      <w:r/>
-      <w:r>
-        <w:rPr>
-          <w:sz w:val="22"/>
-          <w:szCs w:val="22"/>
-        </w:rPr>
       </w:r>
       <w:r>
         <w:rPr>
@@ -769,16 +724,21 @@
           <w:sz w:val="22"/>
           <w:szCs w:val="22"/>
         </w:rPr>
-        <w:t xml:space="preserve">, o </w:t>
+        <w:t xml:space="preserve">, </w:t>
       </w:r>
       <w:r>
         <w:rPr>
-          <w:b w:val="0"/>
-          <w:bCs w:val="0"/>
           <w:sz w:val="22"/>
           <w:szCs w:val="22"/>
         </w:rPr>
-        <w:t xml:space="preserve">PROMITENTE COMPRADOR</w:t>
+        <w:t xml:space="preserve">o(a) COMPRADOR(A)/CESSIONÁRIO(A)</w:t>
+      </w:r>
+      <w:r/>
+      <w:r>
+        <w:rPr>
+          <w:sz w:val="22"/>
+          <w:szCs w:val="22"/>
+        </w:rPr>
       </w:r>
       <w:r>
         <w:rPr>
@@ -909,33 +869,6 @@
           <w:szCs w:val="22"/>
         </w:rPr>
       </w:r>
-      <w:r>
-        <w:rPr>
-          <w:sz w:val="22"/>
-          <w:szCs w:val="22"/>
-          <w:highlight w:val="none"/>
-        </w:rPr>
-      </w:r>
-      <w:r>
-        <w:rPr>
-          <w:sz w:val="22"/>
-          <w:szCs w:val="22"/>
-          <w:highlight w:val="none"/>
-        </w:rPr>
-      </w:r>
-      <w:r>
-        <w:rPr>
-          <w:sz w:val="22"/>
-          <w:szCs w:val="22"/>
-          <w:highlight w:val="none"/>
-        </w:rPr>
-      </w:r>
-      <w:r>
-        <w:rPr>
-          <w:sz w:val="22"/>
-          <w:szCs w:val="22"/>
-        </w:rPr>
-      </w:r>
     </w:p>
     <w:p>
       <w:pPr>
@@ -1051,27 +984,6 @@
           <w:lang w:val="pt-BR"/>
         </w:rPr>
         <w:t xml:space="preserve"> _______</w:t>
-      </w:r>
-      <w:r>
-        <w:rPr>
-          <w:sz w:val="22"/>
-          <w:szCs w:val="22"/>
-          <w:lang w:val="pt-BR"/>
-        </w:rPr>
-      </w:r>
-      <w:r>
-        <w:rPr>
-          <w:sz w:val="22"/>
-          <w:szCs w:val="22"/>
-          <w:lang w:val="pt-BR"/>
-        </w:rPr>
-      </w:r>
-      <w:r>
-        <w:rPr>
-          <w:sz w:val="22"/>
-          <w:szCs w:val="22"/>
-          <w:lang w:val="pt-BR"/>
-        </w:rPr>
       </w:r>
       <w:r>
         <w:rPr>
@@ -2094,7 +2006,7 @@
 <w:ftr xmlns:wpc="http://schemas.microsoft.com/office/word/2010/wordprocessingCanvas" xmlns:mc="http://schemas.openxmlformats.org/markup-compatibility/2006" xmlns:o="urn:schemas-microsoft-com:office:office" xmlns:r="http://schemas.openxmlformats.org/officeDocument/2006/relationships" xmlns:m="http://schemas.openxmlformats.org/officeDocument/2006/math" xmlns:v="urn:schemas-microsoft-com:vml" xmlns:wp14="http://schemas.microsoft.com/office/word/2010/wordprocessingDrawing" xmlns:wp="http://schemas.openxmlformats.org/drawingml/2006/wordprocessingDrawing" xmlns:w10="urn:schemas-microsoft-com:office:word" xmlns:w="http://schemas.openxmlformats.org/wordprocessingml/2006/main" xmlns:w14="http://schemas.microsoft.com/office/word/2010/wordml" xmlns:w15="http://schemas.microsoft.com/office/word/2012/wordml" xmlns:wpg="http://schemas.microsoft.com/office/word/2010/wordprocessingGroup" xmlns:wpi="http://schemas.microsoft.com/office/word/2010/wordprocessingInk" xmlns:wne="http://schemas.microsoft.com/office/word/2006/wordml" xmlns:a="http://schemas.openxmlformats.org/drawingml/2006/main" xmlns:wps="http://schemas.microsoft.com/office/word/2010/wordprocessingShape" mc:Ignorable="w14 w15 wp14">
   <w:p>
     <w:pPr>
-      <w:pStyle w:val="863"/>
+      <w:pStyle w:val="887"/>
       <w:pBdr/>
       <w:spacing/>
       <w:ind/>
@@ -2117,19 +2029,9 @@
         <w:t xml:space="preserve">1</w:t>
       </w:r>
     </w:fldSimple>
+    <w:r/>
     <w:r>
       <w:t xml:space="preserve"> de 2</w:t>
-    </w:r>
-    <w:r/>
-    <w:r>
-      <w:rPr>
-        <w:highlight w:val="none"/>
-      </w:rPr>
-    </w:r>
-    <w:r>
-      <w:rPr>
-        <w:highlight w:val="none"/>
-      </w:rPr>
     </w:r>
     <w:r>
       <w:rPr>
@@ -2144,12 +2046,13 @@
   </w:p>
   <w:p>
     <w:pPr>
-      <w:pStyle w:val="863"/>
+      <w:pStyle w:val="887"/>
       <w:pBdr/>
       <w:spacing/>
       <w:ind/>
       <w:rPr/>
     </w:pPr>
+    <w:r/>
     <w:r/>
   </w:p>
 </w:ftr>
@@ -2346,9 +2249,9 @@
     <w:lsdException w:name="Bibliography" w:uiPriority="37"/>
     <w:lsdException w:name="TOC Heading" w:uiPriority="39" w:qFormat="1"/>
   </w:latentStyles>
-  <w:style w:type="table" w:styleId="701">
+  <w:style w:type="table" w:styleId="725">
     <w:name w:val="Table Grid"/>
-    <w:basedOn w:val="887"/>
+    <w:basedOn w:val="911"/>
     <w:uiPriority w:val="59"/>
     <w:pPr>
       <w:pBdr/>
@@ -2545,9 +2448,9 @@
       </w:tcPr>
     </w:tblStylePr>
   </w:style>
-  <w:style w:type="table" w:styleId="702">
+  <w:style w:type="table" w:styleId="726">
     <w:name w:val="Table Grid Light"/>
-    <w:basedOn w:val="887"/>
+    <w:basedOn w:val="911"/>
     <w:uiPriority w:val="59"/>
     <w:pPr>
       <w:pBdr/>
@@ -2744,9 +2647,9 @@
       </w:tcPr>
     </w:tblStylePr>
   </w:style>
-  <w:style w:type="table" w:styleId="703">
+  <w:style w:type="table" w:styleId="727">
     <w:name w:val="Plain Table 1"/>
-    <w:basedOn w:val="887"/>
+    <w:basedOn w:val="911"/>
     <w:uiPriority w:val="59"/>
     <w:pPr>
       <w:pBdr/>
@@ -2969,9 +2872,9 @@
       </w:tcPr>
     </w:tblStylePr>
   </w:style>
-  <w:style w:type="table" w:styleId="704">
+  <w:style w:type="table" w:styleId="728">
     <w:name w:val="Plain Table 2"/>
-    <w:basedOn w:val="887"/>
+    <w:basedOn w:val="911"/>
     <w:uiPriority w:val="59"/>
     <w:pPr>
       <w:pBdr/>
@@ -3202,9 +3105,9 @@
       </w:tcPr>
     </w:tblStylePr>
   </w:style>
-  <w:style w:type="table" w:styleId="705">
+  <w:style w:type="table" w:styleId="729">
     <w:name w:val="Plain Table 3"/>
-    <w:basedOn w:val="887"/>
+    <w:basedOn w:val="911"/>
     <w:uiPriority w:val="99"/>
     <w:pPr>
       <w:pBdr/>
@@ -3432,9 +3335,9 @@
       </w:tcPr>
     </w:tblStylePr>
   </w:style>
-  <w:style w:type="table" w:styleId="706">
+  <w:style w:type="table" w:styleId="730">
     <w:name w:val="Plain Table 4"/>
-    <w:basedOn w:val="887"/>
+    <w:basedOn w:val="911"/>
     <w:uiPriority w:val="99"/>
     <w:pPr>
       <w:pBdr/>
@@ -3648,9 +3551,9 @@
       </w:tcPr>
     </w:tblStylePr>
   </w:style>
-  <w:style w:type="table" w:styleId="707">
+  <w:style w:type="table" w:styleId="731">
     <w:name w:val="Plain Table 5"/>
-    <w:basedOn w:val="887"/>
+    <w:basedOn w:val="911"/>
     <w:uiPriority w:val="99"/>
     <w:pPr>
       <w:pBdr/>
@@ -3881,9 +3784,9 @@
       </w:tcPr>
     </w:tblStylePr>
   </w:style>
-  <w:style w:type="table" w:styleId="708">
+  <w:style w:type="table" w:styleId="732">
     <w:name w:val="Grid Table 1 Light"/>
-    <w:basedOn w:val="887"/>
+    <w:basedOn w:val="911"/>
     <w:uiPriority w:val="99"/>
     <w:pPr>
       <w:pBdr/>
@@ -4104,9 +4007,9 @@
       </w:tcPr>
     </w:tblStylePr>
   </w:style>
-  <w:style w:type="table" w:styleId="709">
+  <w:style w:type="table" w:styleId="733">
     <w:name w:val="Grid Table 1 Light - Accent 1"/>
-    <w:basedOn w:val="887"/>
+    <w:basedOn w:val="911"/>
     <w:uiPriority w:val="99"/>
     <w:pPr>
       <w:pBdr/>
@@ -4327,9 +4230,9 @@
       </w:tcPr>
     </w:tblStylePr>
   </w:style>
-  <w:style w:type="table" w:styleId="710">
+  <w:style w:type="table" w:styleId="734">
     <w:name w:val="Grid Table 1 Light - Accent 2"/>
-    <w:basedOn w:val="887"/>
+    <w:basedOn w:val="911"/>
     <w:uiPriority w:val="99"/>
     <w:pPr>
       <w:pBdr/>
@@ -4550,9 +4453,9 @@
       </w:tcPr>
     </w:tblStylePr>
   </w:style>
-  <w:style w:type="table" w:styleId="711">
+  <w:style w:type="table" w:styleId="735">
     <w:name w:val="Grid Table 1 Light - Accent 3"/>
-    <w:basedOn w:val="887"/>
+    <w:basedOn w:val="911"/>
     <w:uiPriority w:val="99"/>
     <w:pPr>
       <w:pBdr/>
@@ -4773,9 +4676,9 @@
       </w:tcPr>
     </w:tblStylePr>
   </w:style>
-  <w:style w:type="table" w:styleId="712">
+  <w:style w:type="table" w:styleId="736">
     <w:name w:val="Grid Table 1 Light - Accent 4"/>
-    <w:basedOn w:val="887"/>
+    <w:basedOn w:val="911"/>
     <w:uiPriority w:val="99"/>
     <w:pPr>
       <w:pBdr/>
@@ -4996,9 +4899,9 @@
       </w:tcPr>
     </w:tblStylePr>
   </w:style>
-  <w:style w:type="table" w:styleId="713">
+  <w:style w:type="table" w:styleId="737">
     <w:name w:val="Grid Table 1 Light - Accent 5"/>
-    <w:basedOn w:val="887"/>
+    <w:basedOn w:val="911"/>
     <w:uiPriority w:val="99"/>
     <w:pPr>
       <w:pBdr/>
@@ -5219,9 +5122,9 @@
       </w:tcPr>
     </w:tblStylePr>
   </w:style>
-  <w:style w:type="table" w:styleId="714">
+  <w:style w:type="table" w:styleId="738">
     <w:name w:val="Grid Table 1 Light - Accent 6"/>
-    <w:basedOn w:val="887"/>
+    <w:basedOn w:val="911"/>
     <w:uiPriority w:val="99"/>
     <w:pPr>
       <w:pBdr/>
@@ -5442,9 +5345,9 @@
       </w:tcPr>
     </w:tblStylePr>
   </w:style>
-  <w:style w:type="table" w:styleId="715">
+  <w:style w:type="table" w:styleId="739">
     <w:name w:val="Grid Table 2"/>
-    <w:basedOn w:val="887"/>
+    <w:basedOn w:val="911"/>
     <w:uiPriority w:val="99"/>
     <w:pPr>
       <w:pBdr/>
@@ -5674,9 +5577,9 @@
       </w:tcPr>
     </w:tblStylePr>
   </w:style>
-  <w:style w:type="table" w:styleId="716">
+  <w:style w:type="table" w:styleId="740">
     <w:name w:val="Grid Table 2 - Accent 1"/>
-    <w:basedOn w:val="887"/>
+    <w:basedOn w:val="911"/>
     <w:uiPriority w:val="99"/>
     <w:pPr>
       <w:pBdr/>
@@ -5906,9 +5809,9 @@
       </w:tcPr>
     </w:tblStylePr>
   </w:style>
-  <w:style w:type="table" w:styleId="717">
+  <w:style w:type="table" w:styleId="741">
     <w:name w:val="Grid Table 2 - Accent 2"/>
-    <w:basedOn w:val="887"/>
+    <w:basedOn w:val="911"/>
     <w:uiPriority w:val="99"/>
     <w:pPr>
       <w:pBdr/>
@@ -6138,9 +6041,9 @@
       </w:tcPr>
     </w:tblStylePr>
   </w:style>
-  <w:style w:type="table" w:styleId="718">
+  <w:style w:type="table" w:styleId="742">
     <w:name w:val="Grid Table 2 - Accent 3"/>
-    <w:basedOn w:val="887"/>
+    <w:basedOn w:val="911"/>
     <w:uiPriority w:val="99"/>
     <w:pPr>
       <w:pBdr/>
@@ -6370,9 +6273,9 @@
       </w:tcPr>
     </w:tblStylePr>
   </w:style>
-  <w:style w:type="table" w:styleId="719">
+  <w:style w:type="table" w:styleId="743">
     <w:name w:val="Grid Table 2 - Accent 4"/>
-    <w:basedOn w:val="887"/>
+    <w:basedOn w:val="911"/>
     <w:uiPriority w:val="99"/>
     <w:pPr>
       <w:pBdr/>
@@ -6602,9 +6505,9 @@
       </w:tcPr>
     </w:tblStylePr>
   </w:style>
-  <w:style w:type="table" w:styleId="720">
+  <w:style w:type="table" w:styleId="744">
     <w:name w:val="Grid Table 2 - Accent 5"/>
-    <w:basedOn w:val="887"/>
+    <w:basedOn w:val="911"/>
     <w:uiPriority w:val="99"/>
     <w:pPr>
       <w:pBdr/>
@@ -6834,9 +6737,9 @@
       </w:tcPr>
     </w:tblStylePr>
   </w:style>
-  <w:style w:type="table" w:styleId="721">
+  <w:style w:type="table" w:styleId="745">
     <w:name w:val="Grid Table 2 - Accent 6"/>
-    <w:basedOn w:val="887"/>
+    <w:basedOn w:val="911"/>
     <w:uiPriority w:val="99"/>
     <w:pPr>
       <w:pBdr/>
@@ -7066,9 +6969,9 @@
       </w:tcPr>
     </w:tblStylePr>
   </w:style>
-  <w:style w:type="table" w:styleId="722">
+  <w:style w:type="table" w:styleId="746">
     <w:name w:val="Grid Table 3"/>
-    <w:basedOn w:val="887"/>
+    <w:basedOn w:val="911"/>
     <w:uiPriority w:val="99"/>
     <w:pPr>
       <w:pBdr/>
@@ -7311,9 +7214,9 @@
       </w:tcPr>
     </w:tblStylePr>
   </w:style>
-  <w:style w:type="table" w:styleId="723">
+  <w:style w:type="table" w:styleId="747">
     <w:name w:val="Grid Table 3 - Accent 1"/>
-    <w:basedOn w:val="887"/>
+    <w:basedOn w:val="911"/>
     <w:uiPriority w:val="99"/>
     <w:pPr>
       <w:pBdr/>
@@ -7556,9 +7459,9 @@
       </w:tcPr>
     </w:tblStylePr>
   </w:style>
-  <w:style w:type="table" w:styleId="724">
+  <w:style w:type="table" w:styleId="748">
     <w:name w:val="Grid Table 3 - Accent 2"/>
-    <w:basedOn w:val="887"/>
+    <w:basedOn w:val="911"/>
     <w:uiPriority w:val="99"/>
     <w:pPr>
       <w:pBdr/>
@@ -7801,9 +7704,9 @@
       </w:tcPr>
     </w:tblStylePr>
   </w:style>
-  <w:style w:type="table" w:styleId="725">
+  <w:style w:type="table" w:styleId="749">
     <w:name w:val="Grid Table 3 - Accent 3"/>
-    <w:basedOn w:val="887"/>
+    <w:basedOn w:val="911"/>
     <w:uiPriority w:val="99"/>
     <w:pPr>
       <w:pBdr/>
@@ -8046,9 +7949,9 @@
       </w:tcPr>
     </w:tblStylePr>
   </w:style>
-  <w:style w:type="table" w:styleId="726">
+  <w:style w:type="table" w:styleId="750">
     <w:name w:val="Grid Table 3 - Accent 4"/>
-    <w:basedOn w:val="887"/>
+    <w:basedOn w:val="911"/>
     <w:uiPriority w:val="99"/>
     <w:pPr>
       <w:pBdr/>
@@ -8291,9 +8194,9 @@
       </w:tcPr>
     </w:tblStylePr>
   </w:style>
-  <w:style w:type="table" w:styleId="727">
+  <w:style w:type="table" w:styleId="751">
     <w:name w:val="Grid Table 3 - Accent 5"/>
-    <w:basedOn w:val="887"/>
+    <w:basedOn w:val="911"/>
     <w:uiPriority w:val="99"/>
     <w:pPr>
       <w:pBdr/>
@@ -8536,9 +8439,9 @@
       </w:tcPr>
     </w:tblStylePr>
   </w:style>
-  <w:style w:type="table" w:styleId="728">
+  <w:style w:type="table" w:styleId="752">
     <w:name w:val="Grid Table 3 - Accent 6"/>
-    <w:basedOn w:val="887"/>
+    <w:basedOn w:val="911"/>
     <w:uiPriority w:val="99"/>
     <w:pPr>
       <w:pBdr/>
@@ -8781,9 +8684,9 @@
       </w:tcPr>
     </w:tblStylePr>
   </w:style>
-  <w:style w:type="table" w:styleId="729">
+  <w:style w:type="table" w:styleId="753">
     <w:name w:val="Grid Table 4"/>
-    <w:basedOn w:val="887"/>
+    <w:basedOn w:val="911"/>
     <w:uiPriority w:val="59"/>
     <w:pPr>
       <w:pBdr/>
@@ -9014,9 +8917,9 @@
       </w:tcPr>
     </w:tblStylePr>
   </w:style>
-  <w:style w:type="table" w:styleId="730">
+  <w:style w:type="table" w:styleId="754">
     <w:name w:val="Grid Table 4 - Accent 1"/>
-    <w:basedOn w:val="887"/>
+    <w:basedOn w:val="911"/>
     <w:uiPriority w:val="59"/>
     <w:pPr>
       <w:pBdr/>
@@ -9247,9 +9150,9 @@
       </w:tcPr>
     </w:tblStylePr>
   </w:style>
-  <w:style w:type="table" w:styleId="731">
+  <w:style w:type="table" w:styleId="755">
     <w:name w:val="Grid Table 4 - Accent 2"/>
-    <w:basedOn w:val="887"/>
+    <w:basedOn w:val="911"/>
     <w:uiPriority w:val="59"/>
     <w:pPr>
       <w:pBdr/>
@@ -9480,9 +9383,9 @@
       </w:tcPr>
     </w:tblStylePr>
   </w:style>
-  <w:style w:type="table" w:styleId="732">
+  <w:style w:type="table" w:styleId="756">
     <w:name w:val="Grid Table 4 - Accent 3"/>
-    <w:basedOn w:val="887"/>
+    <w:basedOn w:val="911"/>
     <w:uiPriority w:val="59"/>
     <w:pPr>
       <w:pBdr/>
@@ -9713,9 +9616,9 @@
       </w:tcPr>
     </w:tblStylePr>
   </w:style>
-  <w:style w:type="table" w:styleId="733">
+  <w:style w:type="table" w:styleId="757">
     <w:name w:val="Grid Table 4 - Accent 4"/>
-    <w:basedOn w:val="887"/>
+    <w:basedOn w:val="911"/>
     <w:uiPriority w:val="59"/>
     <w:pPr>
       <w:pBdr/>
@@ -9946,9 +9849,9 @@
       </w:tcPr>
     </w:tblStylePr>
   </w:style>
-  <w:style w:type="table" w:styleId="734">
+  <w:style w:type="table" w:styleId="758">
     <w:name w:val="Grid Table 4 - Accent 5"/>
-    <w:basedOn w:val="887"/>
+    <w:basedOn w:val="911"/>
     <w:uiPriority w:val="59"/>
     <w:pPr>
       <w:pBdr/>
@@ -10179,9 +10082,9 @@
       </w:tcPr>
     </w:tblStylePr>
   </w:style>
-  <w:style w:type="table" w:styleId="735">
+  <w:style w:type="table" w:styleId="759">
     <w:name w:val="Grid Table 4 - Accent 6"/>
-    <w:basedOn w:val="887"/>
+    <w:basedOn w:val="911"/>
     <w:uiPriority w:val="59"/>
     <w:pPr>
       <w:pBdr/>
@@ -10412,9 +10315,9 @@
       </w:tcPr>
     </w:tblStylePr>
   </w:style>
-  <w:style w:type="table" w:styleId="736">
+  <w:style w:type="table" w:styleId="760">
     <w:name w:val="Grid Table 5 Dark"/>
-    <w:basedOn w:val="887"/>
+    <w:basedOn w:val="911"/>
     <w:uiPriority w:val="99"/>
     <w:pPr>
       <w:pBdr/>
@@ -10640,9 +10543,9 @@
       </w:tcPr>
     </w:tblStylePr>
   </w:style>
-  <w:style w:type="table" w:styleId="737">
+  <w:style w:type="table" w:styleId="761">
     <w:name w:val="Grid Table 5 Dark- Accent 1"/>
-    <w:basedOn w:val="887"/>
+    <w:basedOn w:val="911"/>
     <w:uiPriority w:val="99"/>
     <w:pPr>
       <w:pBdr/>
@@ -10868,9 +10771,9 @@
       </w:tcPr>
     </w:tblStylePr>
   </w:style>
-  <w:style w:type="table" w:styleId="738">
+  <w:style w:type="table" w:styleId="762">
     <w:name w:val="Grid Table 5 Dark - Accent 2"/>
-    <w:basedOn w:val="887"/>
+    <w:basedOn w:val="911"/>
     <w:uiPriority w:val="99"/>
     <w:pPr>
       <w:pBdr/>
@@ -11096,9 +10999,9 @@
       </w:tcPr>
     </w:tblStylePr>
   </w:style>
-  <w:style w:type="table" w:styleId="739">
+  <w:style w:type="table" w:styleId="763">
     <w:name w:val="Grid Table 5 Dark - Accent 3"/>
-    <w:basedOn w:val="887"/>
+    <w:basedOn w:val="911"/>
     <w:uiPriority w:val="99"/>
     <w:pPr>
       <w:pBdr/>
@@ -11324,9 +11227,9 @@
       </w:tcPr>
     </w:tblStylePr>
   </w:style>
-  <w:style w:type="table" w:styleId="740">
+  <w:style w:type="table" w:styleId="764">
     <w:name w:val="Grid Table 5 Dark- Accent 4"/>
-    <w:basedOn w:val="887"/>
+    <w:basedOn w:val="911"/>
     <w:uiPriority w:val="99"/>
     <w:pPr>
       <w:pBdr/>
@@ -11552,9 +11455,9 @@
       </w:tcPr>
     </w:tblStylePr>
   </w:style>
-  <w:style w:type="table" w:styleId="741">
+  <w:style w:type="table" w:styleId="765">
     <w:name w:val="Grid Table 5 Dark - Accent 5"/>
-    <w:basedOn w:val="887"/>
+    <w:basedOn w:val="911"/>
     <w:uiPriority w:val="99"/>
     <w:pPr>
       <w:pBdr/>
@@ -11780,9 +11683,9 @@
       </w:tcPr>
     </w:tblStylePr>
   </w:style>
-  <w:style w:type="table" w:styleId="742">
+  <w:style w:type="table" w:styleId="766">
     <w:name w:val="Grid Table 5 Dark - Accent 6"/>
-    <w:basedOn w:val="887"/>
+    <w:basedOn w:val="911"/>
     <w:uiPriority w:val="99"/>
     <w:pPr>
       <w:pBdr/>
@@ -12008,9 +11911,9 @@
       </w:tcPr>
     </w:tblStylePr>
   </w:style>
-  <w:style w:type="table" w:styleId="743">
+  <w:style w:type="table" w:styleId="767">
     <w:name w:val="Grid Table 6 Colorful"/>
-    <w:basedOn w:val="887"/>
+    <w:basedOn w:val="911"/>
     <w:uiPriority w:val="99"/>
     <w:pPr>
       <w:pBdr/>
@@ -12238,9 +12141,9 @@
       </w:tcPr>
     </w:tblStylePr>
   </w:style>
-  <w:style w:type="table" w:styleId="744">
+  <w:style w:type="table" w:styleId="768">
     <w:name w:val="Grid Table 6 Colorful - Accent 1"/>
-    <w:basedOn w:val="887"/>
+    <w:basedOn w:val="911"/>
     <w:uiPriority w:val="99"/>
     <w:pPr>
       <w:pBdr/>
@@ -12468,9 +12371,9 @@
       </w:tcPr>
     </w:tblStylePr>
   </w:style>
-  <w:style w:type="table" w:styleId="745">
+  <w:style w:type="table" w:styleId="769">
     <w:name w:val="Grid Table 6 Colorful - Accent 2"/>
-    <w:basedOn w:val="887"/>
+    <w:basedOn w:val="911"/>
     <w:uiPriority w:val="99"/>
     <w:pPr>
       <w:pBdr/>
@@ -12698,9 +12601,9 @@
       </w:tcPr>
     </w:tblStylePr>
   </w:style>
-  <w:style w:type="table" w:styleId="746">
+  <w:style w:type="table" w:styleId="770">
     <w:name w:val="Grid Table 6 Colorful - Accent 3"/>
-    <w:basedOn w:val="887"/>
+    <w:basedOn w:val="911"/>
     <w:uiPriority w:val="99"/>
     <w:pPr>
       <w:pBdr/>
@@ -12928,9 +12831,9 @@
       </w:tcPr>
     </w:tblStylePr>
   </w:style>
-  <w:style w:type="table" w:styleId="747">
+  <w:style w:type="table" w:styleId="771">
     <w:name w:val="Grid Table 6 Colorful - Accent 4"/>
-    <w:basedOn w:val="887"/>
+    <w:basedOn w:val="911"/>
     <w:uiPriority w:val="99"/>
     <w:pPr>
       <w:pBdr/>
@@ -13158,9 +13061,9 @@
       </w:tcPr>
     </w:tblStylePr>
   </w:style>
-  <w:style w:type="table" w:styleId="748">
+  <w:style w:type="table" w:styleId="772">
     <w:name w:val="Grid Table 6 Colorful - Accent 5"/>
-    <w:basedOn w:val="887"/>
+    <w:basedOn w:val="911"/>
     <w:uiPriority w:val="99"/>
     <w:pPr>
       <w:pBdr/>
@@ -13388,9 +13291,9 @@
       </w:tcPr>
     </w:tblStylePr>
   </w:style>
-  <w:style w:type="table" w:styleId="749">
+  <w:style w:type="table" w:styleId="773">
     <w:name w:val="Grid Table 6 Colorful - Accent 6"/>
-    <w:basedOn w:val="887"/>
+    <w:basedOn w:val="911"/>
     <w:uiPriority w:val="99"/>
     <w:pPr>
       <w:pBdr/>
@@ -13618,9 +13521,9 @@
       </w:tcPr>
     </w:tblStylePr>
   </w:style>
-  <w:style w:type="table" w:styleId="750">
+  <w:style w:type="table" w:styleId="774">
     <w:name w:val="Grid Table 7 Colorful"/>
-    <w:basedOn w:val="887"/>
+    <w:basedOn w:val="911"/>
     <w:uiPriority w:val="99"/>
     <w:pPr>
       <w:pBdr/>
@@ -13872,9 +13775,9 @@
       </w:tcPr>
     </w:tblStylePr>
   </w:style>
-  <w:style w:type="table" w:styleId="751">
+  <w:style w:type="table" w:styleId="775">
     <w:name w:val="Grid Table 7 Colorful - Accent 1"/>
-    <w:basedOn w:val="887"/>
+    <w:basedOn w:val="911"/>
     <w:uiPriority w:val="99"/>
     <w:pPr>
       <w:pBdr/>
@@ -14126,9 +14029,9 @@
       </w:tcPr>
     </w:tblStylePr>
   </w:style>
-  <w:style w:type="table" w:styleId="752">
+  <w:style w:type="table" w:styleId="776">
     <w:name w:val="Grid Table 7 Colorful - Accent 2"/>
-    <w:basedOn w:val="887"/>
+    <w:basedOn w:val="911"/>
     <w:uiPriority w:val="99"/>
     <w:pPr>
       <w:pBdr/>
@@ -14380,9 +14283,9 @@
       </w:tcPr>
     </w:tblStylePr>
   </w:style>
-  <w:style w:type="table" w:styleId="753">
+  <w:style w:type="table" w:styleId="777">
     <w:name w:val="Grid Table 7 Colorful - Accent 3"/>
-    <w:basedOn w:val="887"/>
+    <w:basedOn w:val="911"/>
     <w:uiPriority w:val="99"/>
     <w:pPr>
       <w:pBdr/>
@@ -14634,9 +14537,9 @@
       </w:tcPr>
     </w:tblStylePr>
   </w:style>
-  <w:style w:type="table" w:styleId="754">
+  <w:style w:type="table" w:styleId="778">
     <w:name w:val="Grid Table 7 Colorful - Accent 4"/>
-    <w:basedOn w:val="887"/>
+    <w:basedOn w:val="911"/>
     <w:uiPriority w:val="99"/>
     <w:pPr>
       <w:pBdr/>
@@ -14888,9 +14791,9 @@
       </w:tcPr>
     </w:tblStylePr>
   </w:style>
-  <w:style w:type="table" w:styleId="755">
+  <w:style w:type="table" w:styleId="779">
     <w:name w:val="Grid Table 7 Colorful - Accent 5"/>
-    <w:basedOn w:val="887"/>
+    <w:basedOn w:val="911"/>
     <w:uiPriority w:val="99"/>
     <w:pPr>
       <w:pBdr/>
@@ -15142,9 +15045,9 @@
       </w:tcPr>
     </w:tblStylePr>
   </w:style>
-  <w:style w:type="table" w:styleId="756">
+  <w:style w:type="table" w:styleId="780">
     <w:name w:val="Grid Table 7 Colorful - Accent 6"/>
-    <w:basedOn w:val="887"/>
+    <w:basedOn w:val="911"/>
     <w:uiPriority w:val="99"/>
     <w:pPr>
       <w:pBdr/>
@@ -15396,9 +15299,9 @@
       </w:tcPr>
     </w:tblStylePr>
   </w:style>
-  <w:style w:type="table" w:styleId="757">
+  <w:style w:type="table" w:styleId="781">
     <w:name w:val="List Table 1 Light"/>
-    <w:basedOn w:val="887"/>
+    <w:basedOn w:val="911"/>
     <w:uiPriority w:val="99"/>
     <w:pPr>
       <w:pBdr/>
@@ -15612,9 +15515,9 @@
       </w:tcPr>
     </w:tblStylePr>
   </w:style>
-  <w:style w:type="table" w:styleId="758">
+  <w:style w:type="table" w:styleId="782">
     <w:name w:val="List Table 1 Light - Accent 1"/>
-    <w:basedOn w:val="887"/>
+    <w:basedOn w:val="911"/>
     <w:uiPriority w:val="99"/>
     <w:pPr>
       <w:pBdr/>
@@ -15828,9 +15731,9 @@
       </w:tcPr>
     </w:tblStylePr>
   </w:style>
-  <w:style w:type="table" w:styleId="759">
+  <w:style w:type="table" w:styleId="783">
     <w:name w:val="List Table 1 Light - Accent 2"/>
-    <w:basedOn w:val="887"/>
+    <w:basedOn w:val="911"/>
     <w:uiPriority w:val="99"/>
     <w:pPr>
       <w:pBdr/>
@@ -16044,9 +15947,9 @@
       </w:tcPr>
     </w:tblStylePr>
   </w:style>
-  <w:style w:type="table" w:styleId="760">
+  <w:style w:type="table" w:styleId="784">
     <w:name w:val="List Table 1 Light - Accent 3"/>
-    <w:basedOn w:val="887"/>
+    <w:basedOn w:val="911"/>
     <w:uiPriority w:val="99"/>
     <w:pPr>
       <w:pBdr/>
@@ -16260,9 +16163,9 @@
       </w:tcPr>
     </w:tblStylePr>
   </w:style>
-  <w:style w:type="table" w:styleId="761">
+  <w:style w:type="table" w:styleId="785">
     <w:name w:val="List Table 1 Light - Accent 4"/>
-    <w:basedOn w:val="887"/>
+    <w:basedOn w:val="911"/>
     <w:uiPriority w:val="99"/>
     <w:pPr>
       <w:pBdr/>
@@ -16476,9 +16379,9 @@
       </w:tcPr>
     </w:tblStylePr>
   </w:style>
-  <w:style w:type="table" w:styleId="762">
+  <w:style w:type="table" w:styleId="786">
     <w:name w:val="List Table 1 Light - Accent 5"/>
-    <w:basedOn w:val="887"/>
+    <w:basedOn w:val="911"/>
     <w:uiPriority w:val="99"/>
     <w:pPr>
       <w:pBdr/>
@@ -16692,9 +16595,9 @@
       </w:tcPr>
     </w:tblStylePr>
   </w:style>
-  <w:style w:type="table" w:styleId="763">
+  <w:style w:type="table" w:styleId="787">
     <w:name w:val="List Table 1 Light - Accent 6"/>
-    <w:basedOn w:val="887"/>
+    <w:basedOn w:val="911"/>
     <w:uiPriority w:val="99"/>
     <w:pPr>
       <w:pBdr/>
@@ -16908,9 +16811,9 @@
       </w:tcPr>
     </w:tblStylePr>
   </w:style>
-  <w:style w:type="table" w:styleId="764">
+  <w:style w:type="table" w:styleId="788">
     <w:name w:val="List Table 2"/>
-    <w:basedOn w:val="887"/>
+    <w:basedOn w:val="911"/>
     <w:uiPriority w:val="99"/>
     <w:pPr>
       <w:pBdr/>
@@ -17146,9 +17049,9 @@
       </w:tcPr>
     </w:tblStylePr>
   </w:style>
-  <w:style w:type="table" w:styleId="765">
+  <w:style w:type="table" w:styleId="789">
     <w:name w:val="List Table 2 - Accent 1"/>
-    <w:basedOn w:val="887"/>
+    <w:basedOn w:val="911"/>
     <w:uiPriority w:val="99"/>
     <w:pPr>
       <w:pBdr/>
@@ -17384,9 +17287,9 @@
       </w:tcPr>
     </w:tblStylePr>
   </w:style>
-  <w:style w:type="table" w:styleId="766">
+  <w:style w:type="table" w:styleId="790">
     <w:name w:val="List Table 2 - Accent 2"/>
-    <w:basedOn w:val="887"/>
+    <w:basedOn w:val="911"/>
     <w:uiPriority w:val="99"/>
     <w:pPr>
       <w:pBdr/>
@@ -17622,9 +17525,9 @@
       </w:tcPr>
     </w:tblStylePr>
   </w:style>
-  <w:style w:type="table" w:styleId="767">
+  <w:style w:type="table" w:styleId="791">
     <w:name w:val="List Table 2 - Accent 3"/>
-    <w:basedOn w:val="887"/>
+    <w:basedOn w:val="911"/>
     <w:uiPriority w:val="99"/>
     <w:pPr>
       <w:pBdr/>
@@ -17860,9 +17763,9 @@
       </w:tcPr>
     </w:tblStylePr>
   </w:style>
-  <w:style w:type="table" w:styleId="768">
+  <w:style w:type="table" w:styleId="792">
     <w:name w:val="List Table 2 - Accent 4"/>
-    <w:basedOn w:val="887"/>
+    <w:basedOn w:val="911"/>
     <w:uiPriority w:val="99"/>
     <w:pPr>
       <w:pBdr/>
@@ -18098,9 +18001,9 @@
       </w:tcPr>
     </w:tblStylePr>
   </w:style>
-  <w:style w:type="table" w:styleId="769">
+  <w:style w:type="table" w:styleId="793">
     <w:name w:val="List Table 2 - Accent 5"/>
-    <w:basedOn w:val="887"/>
+    <w:basedOn w:val="911"/>
     <w:uiPriority w:val="99"/>
     <w:pPr>
       <w:pBdr/>
@@ -18336,9 +18239,9 @@
       </w:tcPr>
     </w:tblStylePr>
   </w:style>
-  <w:style w:type="table" w:styleId="770">
+  <w:style w:type="table" w:styleId="794">
     <w:name w:val="List Table 2 - Accent 6"/>
-    <w:basedOn w:val="887"/>
+    <w:basedOn w:val="911"/>
     <w:uiPriority w:val="99"/>
     <w:pPr>
       <w:pBdr/>
@@ -18574,9 +18477,9 @@
       </w:tcPr>
     </w:tblStylePr>
   </w:style>
-  <w:style w:type="table" w:styleId="771">
+  <w:style w:type="table" w:styleId="795">
     <w:name w:val="List Table 3"/>
-    <w:basedOn w:val="887"/>
+    <w:basedOn w:val="911"/>
     <w:uiPriority w:val="99"/>
     <w:pPr>
       <w:pBdr/>
@@ -18802,9 +18705,9 @@
       </w:tcPr>
     </w:tblStylePr>
   </w:style>
-  <w:style w:type="table" w:styleId="772">
+  <w:style w:type="table" w:styleId="796">
     <w:name w:val="List Table 3 - Accent 1"/>
-    <w:basedOn w:val="887"/>
+    <w:basedOn w:val="911"/>
     <w:uiPriority w:val="99"/>
     <w:pPr>
       <w:pBdr/>
@@ -19030,9 +18933,9 @@
       </w:tcPr>
     </w:tblStylePr>
   </w:style>
-  <w:style w:type="table" w:styleId="773">
+  <w:style w:type="table" w:styleId="797">
     <w:name w:val="List Table 3 - Accent 2"/>
-    <w:basedOn w:val="887"/>
+    <w:basedOn w:val="911"/>
     <w:uiPriority w:val="99"/>
     <w:pPr>
       <w:pBdr/>
@@ -19258,9 +19161,9 @@
       </w:tcPr>
     </w:tblStylePr>
   </w:style>
-  <w:style w:type="table" w:styleId="774">
+  <w:style w:type="table" w:styleId="798">
     <w:name w:val="List Table 3 - Accent 3"/>
-    <w:basedOn w:val="887"/>
+    <w:basedOn w:val="911"/>
     <w:uiPriority w:val="99"/>
     <w:pPr>
       <w:pBdr/>
@@ -19486,9 +19389,9 @@
       </w:tcPr>
     </w:tblStylePr>
   </w:style>
-  <w:style w:type="table" w:styleId="775">
+  <w:style w:type="table" w:styleId="799">
     <w:name w:val="List Table 3 - Accent 4"/>
-    <w:basedOn w:val="887"/>
+    <w:basedOn w:val="911"/>
     <w:uiPriority w:val="99"/>
     <w:pPr>
       <w:pBdr/>
@@ -19714,9 +19617,9 @@
       </w:tcPr>
     </w:tblStylePr>
   </w:style>
-  <w:style w:type="table" w:styleId="776">
+  <w:style w:type="table" w:styleId="800">
     <w:name w:val="List Table 3 - Accent 5"/>
-    <w:basedOn w:val="887"/>
+    <w:basedOn w:val="911"/>
     <w:uiPriority w:val="99"/>
     <w:pPr>
       <w:pBdr/>
@@ -19942,9 +19845,9 @@
       </w:tcPr>
     </w:tblStylePr>
   </w:style>
-  <w:style w:type="table" w:styleId="777">
+  <w:style w:type="table" w:styleId="801">
     <w:name w:val="List Table 3 - Accent 6"/>
-    <w:basedOn w:val="887"/>
+    <w:basedOn w:val="911"/>
     <w:uiPriority w:val="99"/>
     <w:pPr>
       <w:pBdr/>
@@ -20170,9 +20073,9 @@
       </w:tcPr>
     </w:tblStylePr>
   </w:style>
-  <w:style w:type="table" w:styleId="778">
+  <w:style w:type="table" w:styleId="802">
     <w:name w:val="List Table 4"/>
-    <w:basedOn w:val="887"/>
+    <w:basedOn w:val="911"/>
     <w:uiPriority w:val="99"/>
     <w:pPr>
       <w:pBdr/>
@@ -20395,9 +20298,9 @@
       </w:tcPr>
     </w:tblStylePr>
   </w:style>
-  <w:style w:type="table" w:styleId="779">
+  <w:style w:type="table" w:styleId="803">
     <w:name w:val="List Table 4 - Accent 1"/>
-    <w:basedOn w:val="887"/>
+    <w:basedOn w:val="911"/>
     <w:uiPriority w:val="99"/>
     <w:pPr>
       <w:pBdr/>
@@ -20620,9 +20523,9 @@
       </w:tcPr>
     </w:tblStylePr>
   </w:style>
-  <w:style w:type="table" w:styleId="780">
+  <w:style w:type="table" w:styleId="804">
     <w:name w:val="List Table 4 - Accent 2"/>
-    <w:basedOn w:val="887"/>
+    <w:basedOn w:val="911"/>
     <w:uiPriority w:val="99"/>
     <w:pPr>
       <w:pBdr/>
@@ -20845,9 +20748,9 @@
       </w:tcPr>
     </w:tblStylePr>
   </w:style>
-  <w:style w:type="table" w:styleId="781">
+  <w:style w:type="table" w:styleId="805">
     <w:name w:val="List Table 4 - Accent 3"/>
-    <w:basedOn w:val="887"/>
+    <w:basedOn w:val="911"/>
     <w:uiPriority w:val="99"/>
     <w:pPr>
       <w:pBdr/>
@@ -21070,9 +20973,9 @@
       </w:tcPr>
     </w:tblStylePr>
   </w:style>
-  <w:style w:type="table" w:styleId="782">
+  <w:style w:type="table" w:styleId="806">
     <w:name w:val="List Table 4 - Accent 4"/>
-    <w:basedOn w:val="887"/>
+    <w:basedOn w:val="911"/>
     <w:uiPriority w:val="99"/>
     <w:pPr>
       <w:pBdr/>
@@ -21295,9 +21198,9 @@
       </w:tcPr>
     </w:tblStylePr>
   </w:style>
-  <w:style w:type="table" w:styleId="783">
+  <w:style w:type="table" w:styleId="807">
     <w:name w:val="List Table 4 - Accent 5"/>
-    <w:basedOn w:val="887"/>
+    <w:basedOn w:val="911"/>
     <w:uiPriority w:val="99"/>
     <w:pPr>
       <w:pBdr/>
@@ -21520,9 +21423,9 @@
       </w:tcPr>
     </w:tblStylePr>
   </w:style>
-  <w:style w:type="table" w:styleId="784">
+  <w:style w:type="table" w:styleId="808">
     <w:name w:val="List Table 4 - Accent 6"/>
-    <w:basedOn w:val="887"/>
+    <w:basedOn w:val="911"/>
     <w:uiPriority w:val="99"/>
     <w:pPr>
       <w:pBdr/>
@@ -21745,9 +21648,9 @@
       </w:tcPr>
     </w:tblStylePr>
   </w:style>
-  <w:style w:type="table" w:styleId="785">
+  <w:style w:type="table" w:styleId="809">
     <w:name w:val="List Table 5 Dark"/>
-    <w:basedOn w:val="887"/>
+    <w:basedOn w:val="911"/>
     <w:uiPriority w:val="99"/>
     <w:pPr>
       <w:pBdr/>
@@ -21987,9 +21890,9 @@
       </w:tcPr>
     </w:tblStylePr>
   </w:style>
-  <w:style w:type="table" w:styleId="786">
+  <w:style w:type="table" w:styleId="810">
     <w:name w:val="List Table 5 Dark - Accent 1"/>
-    <w:basedOn w:val="887"/>
+    <w:basedOn w:val="911"/>
     <w:uiPriority w:val="99"/>
     <w:pPr>
       <w:pBdr/>
@@ -22229,9 +22132,9 @@
       </w:tcPr>
     </w:tblStylePr>
   </w:style>
-  <w:style w:type="table" w:styleId="787">
+  <w:style w:type="table" w:styleId="811">
     <w:name w:val="List Table 5 Dark - Accent 2"/>
-    <w:basedOn w:val="887"/>
+    <w:basedOn w:val="911"/>
     <w:uiPriority w:val="99"/>
     <w:pPr>
       <w:pBdr/>
@@ -22471,9 +22374,9 @@
       </w:tcPr>
     </w:tblStylePr>
   </w:style>
-  <w:style w:type="table" w:styleId="788">
+  <w:style w:type="table" w:styleId="812">
     <w:name w:val="List Table 5 Dark - Accent 3"/>
-    <w:basedOn w:val="887"/>
+    <w:basedOn w:val="911"/>
     <w:uiPriority w:val="99"/>
     <w:pPr>
       <w:pBdr/>
@@ -22713,9 +22616,9 @@
       </w:tcPr>
     </w:tblStylePr>
   </w:style>
-  <w:style w:type="table" w:styleId="789">
+  <w:style w:type="table" w:styleId="813">
     <w:name w:val="List Table 5 Dark - Accent 4"/>
-    <w:basedOn w:val="887"/>
+    <w:basedOn w:val="911"/>
     <w:uiPriority w:val="99"/>
     <w:pPr>
       <w:pBdr/>
@@ -22955,9 +22858,9 @@
       </w:tcPr>
     </w:tblStylePr>
   </w:style>
-  <w:style w:type="table" w:styleId="790">
+  <w:style w:type="table" w:styleId="814">
     <w:name w:val="List Table 5 Dark - Accent 5"/>
-    <w:basedOn w:val="887"/>
+    <w:basedOn w:val="911"/>
     <w:uiPriority w:val="99"/>
     <w:pPr>
       <w:pBdr/>
@@ -23197,9 +23100,9 @@
       </w:tcPr>
     </w:tblStylePr>
   </w:style>
-  <w:style w:type="table" w:styleId="791">
+  <w:style w:type="table" w:styleId="815">
     <w:name w:val="List Table 5 Dark - Accent 6"/>
-    <w:basedOn w:val="887"/>
+    <w:basedOn w:val="911"/>
     <w:uiPriority w:val="99"/>
     <w:pPr>
       <w:pBdr/>
@@ -23439,9 +23342,9 @@
       </w:tcPr>
     </w:tblStylePr>
   </w:style>
-  <w:style w:type="table" w:styleId="792">
+  <w:style w:type="table" w:styleId="816">
     <w:name w:val="List Table 6 Colorful"/>
-    <w:basedOn w:val="887"/>
+    <w:basedOn w:val="911"/>
     <w:uiPriority w:val="99"/>
     <w:pPr>
       <w:pBdr/>
@@ -23662,9 +23565,9 @@
       </w:tcPr>
     </w:tblStylePr>
   </w:style>
-  <w:style w:type="table" w:styleId="793">
+  <w:style w:type="table" w:styleId="817">
     <w:name w:val="List Table 6 Colorful - Accent 1"/>
-    <w:basedOn w:val="887"/>
+    <w:basedOn w:val="911"/>
     <w:uiPriority w:val="99"/>
     <w:pPr>
       <w:pBdr/>
@@ -23885,9 +23788,9 @@
       </w:tcPr>
     </w:tblStylePr>
   </w:style>
-  <w:style w:type="table" w:styleId="794">
+  <w:style w:type="table" w:styleId="818">
     <w:name w:val="List Table 6 Colorful - Accent 2"/>
-    <w:basedOn w:val="887"/>
+    <w:basedOn w:val="911"/>
     <w:uiPriority w:val="99"/>
     <w:pPr>
       <w:pBdr/>
@@ -24108,9 +24011,9 @@
       </w:tcPr>
     </w:tblStylePr>
   </w:style>
-  <w:style w:type="table" w:styleId="795">
+  <w:style w:type="table" w:styleId="819">
     <w:name w:val="List Table 6 Colorful - Accent 3"/>
-    <w:basedOn w:val="887"/>
+    <w:basedOn w:val="911"/>
     <w:uiPriority w:val="99"/>
     <w:pPr>
       <w:pBdr/>
@@ -24331,9 +24234,9 @@
       </w:tcPr>
     </w:tblStylePr>
   </w:style>
-  <w:style w:type="table" w:styleId="796">
+  <w:style w:type="table" w:styleId="820">
     <w:name w:val="List Table 6 Colorful - Accent 4"/>
-    <w:basedOn w:val="887"/>
+    <w:basedOn w:val="911"/>
     <w:uiPriority w:val="99"/>
     <w:pPr>
       <w:pBdr/>
@@ -24554,9 +24457,9 @@
       </w:tcPr>
     </w:tblStylePr>
   </w:style>
-  <w:style w:type="table" w:styleId="797">
+  <w:style w:type="table" w:styleId="821">
     <w:name w:val="List Table 6 Colorful - Accent 5"/>
-    <w:basedOn w:val="887"/>
+    <w:basedOn w:val="911"/>
     <w:uiPriority w:val="99"/>
     <w:pPr>
       <w:pBdr/>
@@ -24777,9 +24680,9 @@
       </w:tcPr>
     </w:tblStylePr>
   </w:style>
-  <w:style w:type="table" w:styleId="798">
+  <w:style w:type="table" w:styleId="822">
     <w:name w:val="List Table 6 Colorful - Accent 6"/>
-    <w:basedOn w:val="887"/>
+    <w:basedOn w:val="911"/>
     <w:uiPriority w:val="99"/>
     <w:pPr>
       <w:pBdr/>
@@ -25000,9 +24903,9 @@
       </w:tcPr>
     </w:tblStylePr>
   </w:style>
-  <w:style w:type="table" w:styleId="799">
+  <w:style w:type="table" w:styleId="823">
     <w:name w:val="List Table 7 Colorful"/>
-    <w:basedOn w:val="887"/>
+    <w:basedOn w:val="911"/>
     <w:uiPriority w:val="99"/>
     <w:pPr>
       <w:pBdr/>
@@ -25256,9 +25159,9 @@
       </w:tcPr>
     </w:tblStylePr>
   </w:style>
-  <w:style w:type="table" w:styleId="800">
+  <w:style w:type="table" w:styleId="824">
     <w:name w:val="List Table 7 Colorful - Accent 1"/>
-    <w:basedOn w:val="887"/>
+    <w:basedOn w:val="911"/>
     <w:uiPriority w:val="99"/>
     <w:pPr>
       <w:pBdr/>
@@ -25512,9 +25415,9 @@
       </w:tcPr>
     </w:tblStylePr>
   </w:style>
-  <w:style w:type="table" w:styleId="801">
+  <w:style w:type="table" w:styleId="825">
     <w:name w:val="List Table 7 Colorful - Accent 2"/>
-    <w:basedOn w:val="887"/>
+    <w:basedOn w:val="911"/>
     <w:uiPriority w:val="99"/>
     <w:pPr>
       <w:pBdr/>
@@ -25768,9 +25671,9 @@
       </w:tcPr>
     </w:tblStylePr>
   </w:style>
-  <w:style w:type="table" w:styleId="802">
+  <w:style w:type="table" w:styleId="826">
     <w:name w:val="List Table 7 Colorful - Accent 3"/>
-    <w:basedOn w:val="887"/>
+    <w:basedOn w:val="911"/>
     <w:uiPriority w:val="99"/>
     <w:pPr>
       <w:pBdr/>
@@ -26024,9 +25927,9 @@
       </w:tcPr>
     </w:tblStylePr>
   </w:style>
-  <w:style w:type="table" w:styleId="803">
+  <w:style w:type="table" w:styleId="827">
     <w:name w:val="List Table 7 Colorful - Accent 4"/>
-    <w:basedOn w:val="887"/>
+    <w:basedOn w:val="911"/>
     <w:uiPriority w:val="99"/>
     <w:pPr>
       <w:pBdr/>
@@ -26280,9 +26183,9 @@
       </w:tcPr>
     </w:tblStylePr>
   </w:style>
-  <w:style w:type="table" w:styleId="804">
+  <w:style w:type="table" w:styleId="828">
     <w:name w:val="List Table 7 Colorful - Accent 5"/>
-    <w:basedOn w:val="887"/>
+    <w:basedOn w:val="911"/>
     <w:uiPriority w:val="99"/>
     <w:pPr>
       <w:pBdr/>
@@ -26536,9 +26439,9 @@
       </w:tcPr>
     </w:tblStylePr>
   </w:style>
-  <w:style w:type="table" w:styleId="805">
+  <w:style w:type="table" w:styleId="829">
     <w:name w:val="List Table 7 Colorful - Accent 6"/>
-    <w:basedOn w:val="887"/>
+    <w:basedOn w:val="911"/>
     <w:uiPriority w:val="99"/>
     <w:pPr>
       <w:pBdr/>
@@ -26792,9 +26695,9 @@
       </w:tcPr>
     </w:tblStylePr>
   </w:style>
-  <w:style w:type="table" w:styleId="806">
+  <w:style w:type="table" w:styleId="830">
     <w:name w:val="Lined - Accent"/>
-    <w:basedOn w:val="887"/>
+    <w:basedOn w:val="911"/>
     <w:uiPriority w:val="99"/>
     <w:pPr>
       <w:pBdr/>
@@ -27029,9 +26932,9 @@
       </w:tcPr>
     </w:tblStylePr>
   </w:style>
-  <w:style w:type="table" w:styleId="807">
+  <w:style w:type="table" w:styleId="831">
     <w:name w:val="Lined - Accent 1"/>
-    <w:basedOn w:val="887"/>
+    <w:basedOn w:val="911"/>
     <w:uiPriority w:val="99"/>
     <w:pPr>
       <w:pBdr/>
@@ -27266,9 +27169,9 @@
       </w:tcPr>
     </w:tblStylePr>
   </w:style>
-  <w:style w:type="table" w:styleId="808">
+  <w:style w:type="table" w:styleId="832">
     <w:name w:val="Lined - Accent 2"/>
-    <w:basedOn w:val="887"/>
+    <w:basedOn w:val="911"/>
     <w:uiPriority w:val="99"/>
     <w:pPr>
       <w:pBdr/>
@@ -27503,9 +27406,9 @@
       </w:tcPr>
     </w:tblStylePr>
   </w:style>
-  <w:style w:type="table" w:styleId="809">
+  <w:style w:type="table" w:styleId="833">
     <w:name w:val="Lined - Accent 3"/>
-    <w:basedOn w:val="887"/>
+    <w:basedOn w:val="911"/>
     <w:uiPriority w:val="99"/>
     <w:pPr>
       <w:pBdr/>
@@ -27740,9 +27643,9 @@
       </w:tcPr>
     </w:tblStylePr>
   </w:style>
-  <w:style w:type="table" w:styleId="810">
+  <w:style w:type="table" w:styleId="834">
     <w:name w:val="Lined - Accent 4"/>
-    <w:basedOn w:val="887"/>
+    <w:basedOn w:val="911"/>
     <w:uiPriority w:val="99"/>
     <w:pPr>
       <w:pBdr/>
@@ -27977,9 +27880,9 @@
       </w:tcPr>
     </w:tblStylePr>
   </w:style>
-  <w:style w:type="table" w:styleId="811">
+  <w:style w:type="table" w:styleId="835">
     <w:name w:val="Lined - Accent 5"/>
-    <w:basedOn w:val="887"/>
+    <w:basedOn w:val="911"/>
     <w:uiPriority w:val="99"/>
     <w:pPr>
       <w:pBdr/>
@@ -28214,9 +28117,9 @@
       </w:tcPr>
     </w:tblStylePr>
   </w:style>
-  <w:style w:type="table" w:styleId="812">
+  <w:style w:type="table" w:styleId="836">
     <w:name w:val="Lined - Accent 6"/>
-    <w:basedOn w:val="887"/>
+    <w:basedOn w:val="911"/>
     <w:uiPriority w:val="99"/>
     <w:pPr>
       <w:pBdr/>
@@ -28451,9 +28354,9 @@
       </w:tcPr>
     </w:tblStylePr>
   </w:style>
-  <w:style w:type="table" w:styleId="813">
+  <w:style w:type="table" w:styleId="837">
     <w:name w:val="Bordered &amp; Lined - Accent"/>
-    <w:basedOn w:val="887"/>
+    <w:basedOn w:val="911"/>
     <w:uiPriority w:val="99"/>
     <w:pPr>
       <w:pBdr/>
@@ -28695,9 +28598,9 @@
       </w:tcPr>
     </w:tblStylePr>
   </w:style>
-  <w:style w:type="table" w:styleId="814">
+  <w:style w:type="table" w:styleId="838">
     <w:name w:val="Bordered &amp; Lined - Accent 1"/>
-    <w:basedOn w:val="887"/>
+    <w:basedOn w:val="911"/>
     <w:uiPriority w:val="99"/>
     <w:pPr>
       <w:pBdr/>
@@ -28939,9 +28842,9 @@
       </w:tcPr>
     </w:tblStylePr>
   </w:style>
-  <w:style w:type="table" w:styleId="815">
+  <w:style w:type="table" w:styleId="839">
     <w:name w:val="Bordered &amp; Lined - Accent 2"/>
-    <w:basedOn w:val="887"/>
+    <w:basedOn w:val="911"/>
     <w:uiPriority w:val="99"/>
     <w:pPr>
       <w:pBdr/>
@@ -29183,9 +29086,9 @@
       </w:tcPr>
     </w:tblStylePr>
   </w:style>
-  <w:style w:type="table" w:styleId="816">
+  <w:style w:type="table" w:styleId="840">
     <w:name w:val="Bordered &amp; Lined - Accent 3"/>
-    <w:basedOn w:val="887"/>
+    <w:basedOn w:val="911"/>
     <w:uiPriority w:val="99"/>
     <w:pPr>
       <w:pBdr/>
@@ -29427,9 +29330,9 @@
       </w:tcPr>
     </w:tblStylePr>
   </w:style>
-  <w:style w:type="table" w:styleId="817">
+  <w:style w:type="table" w:styleId="841">
     <w:name w:val="Bordered &amp; Lined - Accent 4"/>
-    <w:basedOn w:val="887"/>
+    <w:basedOn w:val="911"/>
     <w:uiPriority w:val="99"/>
     <w:pPr>
       <w:pBdr/>
@@ -29671,9 +29574,9 @@
       </w:tcPr>
     </w:tblStylePr>
   </w:style>
-  <w:style w:type="table" w:styleId="818">
+  <w:style w:type="table" w:styleId="842">
     <w:name w:val="Bordered &amp; Lined - Accent 5"/>
-    <w:basedOn w:val="887"/>
+    <w:basedOn w:val="911"/>
     <w:uiPriority w:val="99"/>
     <w:pPr>
       <w:pBdr/>
@@ -29915,9 +29818,9 @@
       </w:tcPr>
     </w:tblStylePr>
   </w:style>
-  <w:style w:type="table" w:styleId="819">
+  <w:style w:type="table" w:styleId="843">
     <w:name w:val="Bordered &amp; Lined - Accent 6"/>
-    <w:basedOn w:val="887"/>
+    <w:basedOn w:val="911"/>
     <w:uiPriority w:val="99"/>
     <w:pPr>
       <w:pBdr/>
@@ -30159,9 +30062,9 @@
       </w:tcPr>
     </w:tblStylePr>
   </w:style>
-  <w:style w:type="table" w:styleId="820">
+  <w:style w:type="table" w:styleId="844">
     <w:name w:val="Bordered"/>
-    <w:basedOn w:val="887"/>
+    <w:basedOn w:val="911"/>
     <w:uiPriority w:val="99"/>
     <w:pPr>
       <w:pBdr/>
@@ -30390,9 +30293,9 @@
       </w:tcPr>
     </w:tblStylePr>
   </w:style>
-  <w:style w:type="table" w:styleId="821">
+  <w:style w:type="table" w:styleId="845">
     <w:name w:val="Bordered - Accent 1"/>
-    <w:basedOn w:val="887"/>
+    <w:basedOn w:val="911"/>
     <w:uiPriority w:val="99"/>
     <w:pPr>
       <w:pBdr/>
@@ -30621,9 +30524,9 @@
       </w:tcPr>
     </w:tblStylePr>
   </w:style>
-  <w:style w:type="table" w:styleId="822">
+  <w:style w:type="table" w:styleId="846">
     <w:name w:val="Bordered - Accent 2"/>
-    <w:basedOn w:val="887"/>
+    <w:basedOn w:val="911"/>
     <w:uiPriority w:val="99"/>
     <w:pPr>
       <w:pBdr/>
@@ -30852,9 +30755,9 @@
       </w:tcPr>
     </w:tblStylePr>
   </w:style>
-  <w:style w:type="table" w:styleId="823">
+  <w:style w:type="table" w:styleId="847">
     <w:name w:val="Bordered - Accent 3"/>
-    <w:basedOn w:val="887"/>
+    <w:basedOn w:val="911"/>
     <w:uiPriority w:val="99"/>
     <w:pPr>
       <w:pBdr/>
@@ -31083,9 +30986,9 @@
       </w:tcPr>
     </w:tblStylePr>
   </w:style>
-  <w:style w:type="table" w:styleId="824">
+  <w:style w:type="table" w:styleId="848">
     <w:name w:val="Bordered - Accent 4"/>
-    <w:basedOn w:val="887"/>
+    <w:basedOn w:val="911"/>
     <w:uiPriority w:val="99"/>
     <w:pPr>
       <w:pBdr/>
@@ -31314,9 +31217,9 @@
       </w:tcPr>
     </w:tblStylePr>
   </w:style>
-  <w:style w:type="table" w:styleId="825">
+  <w:style w:type="table" w:styleId="849">
     <w:name w:val="Bordered - Accent 5"/>
-    <w:basedOn w:val="887"/>
+    <w:basedOn w:val="911"/>
     <w:uiPriority w:val="99"/>
     <w:pPr>
       <w:pBdr/>
@@ -31545,9 +31448,9 @@
       </w:tcPr>
     </w:tblStylePr>
   </w:style>
-  <w:style w:type="table" w:styleId="826">
+  <w:style w:type="table" w:styleId="850">
     <w:name w:val="Bordered - Accent 6"/>
-    <w:basedOn w:val="887"/>
+    <w:basedOn w:val="911"/>
     <w:uiPriority w:val="99"/>
     <w:pPr>
       <w:pBdr/>
@@ -31776,11 +31679,11 @@
       </w:tcPr>
     </w:tblStylePr>
   </w:style>
-  <w:style w:type="paragraph" w:styleId="827">
+  <w:style w:type="paragraph" w:styleId="851">
     <w:name w:val="Heading 1"/>
-    <w:basedOn w:val="886"/>
-    <w:next w:val="886"/>
-    <w:link w:val="837"/>
+    <w:basedOn w:val="910"/>
+    <w:next w:val="910"/>
+    <w:link w:val="861"/>
     <w:uiPriority w:val="9"/>
     <w:qFormat/>
     <w:pPr>
@@ -31798,11 +31701,11 @@
       <w:szCs w:val="40"/>
     </w:rPr>
   </w:style>
-  <w:style w:type="paragraph" w:styleId="828">
+  <w:style w:type="paragraph" w:styleId="852">
     <w:name w:val="Heading 2"/>
-    <w:basedOn w:val="886"/>
-    <w:next w:val="886"/>
-    <w:link w:val="838"/>
+    <w:basedOn w:val="910"/>
+    <w:next w:val="910"/>
+    <w:link w:val="862"/>
     <w:uiPriority w:val="9"/>
     <w:unhideWhenUsed/>
     <w:qFormat/>
@@ -31821,11 +31724,11 @@
       <w:szCs w:val="32"/>
     </w:rPr>
   </w:style>
-  <w:style w:type="paragraph" w:styleId="829">
+  <w:style w:type="paragraph" w:styleId="853">
     <w:name w:val="Heading 3"/>
-    <w:basedOn w:val="886"/>
-    <w:next w:val="886"/>
-    <w:link w:val="839"/>
+    <w:basedOn w:val="910"/>
+    <w:next w:val="910"/>
+    <w:link w:val="863"/>
     <w:uiPriority w:val="9"/>
     <w:unhideWhenUsed/>
     <w:qFormat/>
@@ -31844,11 +31747,11 @@
       <w:szCs w:val="28"/>
     </w:rPr>
   </w:style>
-  <w:style w:type="paragraph" w:styleId="830">
+  <w:style w:type="paragraph" w:styleId="854">
     <w:name w:val="Heading 4"/>
-    <w:basedOn w:val="886"/>
-    <w:next w:val="886"/>
-    <w:link w:val="840"/>
+    <w:basedOn w:val="910"/>
+    <w:next w:val="910"/>
+    <w:link w:val="864"/>
     <w:uiPriority w:val="9"/>
     <w:unhideWhenUsed/>
     <w:qFormat/>
@@ -31867,11 +31770,11 @@
       <w:color w:val="0f4761" w:themeColor="accent1" w:themeShade="BF"/>
     </w:rPr>
   </w:style>
-  <w:style w:type="paragraph" w:styleId="831">
+  <w:style w:type="paragraph" w:styleId="855">
     <w:name w:val="Heading 5"/>
-    <w:basedOn w:val="886"/>
-    <w:next w:val="886"/>
-    <w:link w:val="841"/>
+    <w:basedOn w:val="910"/>
+    <w:next w:val="910"/>
+    <w:link w:val="865"/>
     <w:uiPriority w:val="9"/>
     <w:unhideWhenUsed/>
     <w:qFormat/>
@@ -31888,11 +31791,11 @@
       <w:color w:val="0f4761" w:themeColor="accent1" w:themeShade="BF"/>
     </w:rPr>
   </w:style>
-  <w:style w:type="paragraph" w:styleId="832">
+  <w:style w:type="paragraph" w:styleId="856">
     <w:name w:val="Heading 6"/>
-    <w:basedOn w:val="886"/>
-    <w:next w:val="886"/>
-    <w:link w:val="842"/>
+    <w:basedOn w:val="910"/>
+    <w:next w:val="910"/>
+    <w:link w:val="866"/>
     <w:uiPriority w:val="9"/>
     <w:unhideWhenUsed/>
     <w:qFormat/>
@@ -31911,11 +31814,11 @@
       <w:color w:val="595959" w:themeColor="text1" w:themeTint="A6"/>
     </w:rPr>
   </w:style>
-  <w:style w:type="paragraph" w:styleId="833">
+  <w:style w:type="paragraph" w:styleId="857">
     <w:name w:val="Heading 7"/>
-    <w:basedOn w:val="886"/>
-    <w:next w:val="886"/>
-    <w:link w:val="843"/>
+    <w:basedOn w:val="910"/>
+    <w:next w:val="910"/>
+    <w:link w:val="867"/>
     <w:uiPriority w:val="9"/>
     <w:unhideWhenUsed/>
     <w:qFormat/>
@@ -31932,11 +31835,11 @@
       <w:color w:val="595959" w:themeColor="text1" w:themeTint="A6"/>
     </w:rPr>
   </w:style>
-  <w:style w:type="paragraph" w:styleId="834">
+  <w:style w:type="paragraph" w:styleId="858">
     <w:name w:val="Heading 8"/>
-    <w:basedOn w:val="886"/>
-    <w:next w:val="886"/>
-    <w:link w:val="844"/>
+    <w:basedOn w:val="910"/>
+    <w:next w:val="910"/>
+    <w:link w:val="868"/>
     <w:uiPriority w:val="9"/>
     <w:unhideWhenUsed/>
     <w:qFormat/>
@@ -31955,11 +31858,11 @@
       <w:color w:val="272727" w:themeColor="text1" w:themeTint="D8"/>
     </w:rPr>
   </w:style>
-  <w:style w:type="paragraph" w:styleId="835">
+  <w:style w:type="paragraph" w:styleId="859">
     <w:name w:val="Heading 9"/>
-    <w:basedOn w:val="886"/>
-    <w:next w:val="886"/>
-    <w:link w:val="845"/>
+    <w:basedOn w:val="910"/>
+    <w:next w:val="910"/>
+    <w:link w:val="869"/>
     <w:uiPriority w:val="9"/>
     <w:unhideWhenUsed/>
     <w:qFormat/>
@@ -31978,7 +31881,7 @@
       <w:color w:val="272727" w:themeColor="text1" w:themeTint="D8"/>
     </w:rPr>
   </w:style>
-  <w:style w:type="character" w:styleId="836" w:default="1">
+  <w:style w:type="character" w:styleId="860" w:default="1">
     <w:name w:val="Default Paragraph Font"/>
     <w:uiPriority w:val="1"/>
     <w:semiHidden/>
@@ -31989,10 +31892,10 @@
       <w:ind/>
     </w:pPr>
   </w:style>
-  <w:style w:type="character" w:styleId="837">
+  <w:style w:type="character" w:styleId="861">
     <w:name w:val="Heading 1 Char"/>
-    <w:basedOn w:val="836"/>
-    <w:link w:val="827"/>
+    <w:basedOn w:val="860"/>
+    <w:link w:val="851"/>
     <w:uiPriority w:val="9"/>
     <w:pPr>
       <w:pBdr/>
@@ -32006,10 +31909,10 @@
       <w:szCs w:val="40"/>
     </w:rPr>
   </w:style>
-  <w:style w:type="character" w:styleId="838">
+  <w:style w:type="character" w:styleId="862">
     <w:name w:val="Heading 2 Char"/>
-    <w:basedOn w:val="836"/>
-    <w:link w:val="828"/>
+    <w:basedOn w:val="860"/>
+    <w:link w:val="852"/>
     <w:uiPriority w:val="9"/>
     <w:pPr>
       <w:pBdr/>
@@ -32023,10 +31926,10 @@
       <w:szCs w:val="32"/>
     </w:rPr>
   </w:style>
-  <w:style w:type="character" w:styleId="839">
+  <w:style w:type="character" w:styleId="863">
     <w:name w:val="Heading 3 Char"/>
-    <w:basedOn w:val="836"/>
-    <w:link w:val="829"/>
+    <w:basedOn w:val="860"/>
+    <w:link w:val="853"/>
     <w:uiPriority w:val="9"/>
     <w:pPr>
       <w:pBdr/>
@@ -32040,10 +31943,10 @@
       <w:szCs w:val="28"/>
     </w:rPr>
   </w:style>
-  <w:style w:type="character" w:styleId="840">
+  <w:style w:type="character" w:styleId="864">
     <w:name w:val="Heading 4 Char"/>
-    <w:basedOn w:val="836"/>
-    <w:link w:val="830"/>
+    <w:basedOn w:val="860"/>
+    <w:link w:val="854"/>
     <w:uiPriority w:val="9"/>
     <w:pPr>
       <w:pBdr/>
@@ -32057,10 +31960,10 @@
       <w:color w:val="0f4761" w:themeColor="accent1" w:themeShade="BF"/>
     </w:rPr>
   </w:style>
-  <w:style w:type="character" w:styleId="841">
+  <w:style w:type="character" w:styleId="865">
     <w:name w:val="Heading 5 Char"/>
-    <w:basedOn w:val="836"/>
-    <w:link w:val="831"/>
+    <w:basedOn w:val="860"/>
+    <w:link w:val="855"/>
     <w:uiPriority w:val="9"/>
     <w:pPr>
       <w:pBdr/>
@@ -32072,10 +31975,10 @@
       <w:color w:val="0f4761" w:themeColor="accent1" w:themeShade="BF"/>
     </w:rPr>
   </w:style>
-  <w:style w:type="character" w:styleId="842">
+  <w:style w:type="character" w:styleId="866">
     <w:name w:val="Heading 6 Char"/>
-    <w:basedOn w:val="836"/>
-    <w:link w:val="832"/>
+    <w:basedOn w:val="860"/>
+    <w:link w:val="856"/>
     <w:uiPriority w:val="9"/>
     <w:pPr>
       <w:pBdr/>
@@ -32089,10 +31992,10 @@
       <w:color w:val="595959" w:themeColor="text1" w:themeTint="A6"/>
     </w:rPr>
   </w:style>
-  <w:style w:type="character" w:styleId="843">
+  <w:style w:type="character" w:styleId="867">
     <w:name w:val="Heading 7 Char"/>
-    <w:basedOn w:val="836"/>
-    <w:link w:val="833"/>
+    <w:basedOn w:val="860"/>
+    <w:link w:val="857"/>
     <w:uiPriority w:val="9"/>
     <w:pPr>
       <w:pBdr/>
@@ -32104,10 +32007,10 @@
       <w:color w:val="595959" w:themeColor="text1" w:themeTint="A6"/>
     </w:rPr>
   </w:style>
-  <w:style w:type="character" w:styleId="844">
+  <w:style w:type="character" w:styleId="868">
     <w:name w:val="Heading 8 Char"/>
-    <w:basedOn w:val="836"/>
-    <w:link w:val="834"/>
+    <w:basedOn w:val="860"/>
+    <w:link w:val="858"/>
     <w:uiPriority w:val="9"/>
     <w:pPr>
       <w:pBdr/>
@@ -32121,10 +32024,10 @@
       <w:color w:val="272727" w:themeColor="text1" w:themeTint="D8"/>
     </w:rPr>
   </w:style>
-  <w:style w:type="character" w:styleId="845">
+  <w:style w:type="character" w:styleId="869">
     <w:name w:val="Heading 9 Char"/>
-    <w:basedOn w:val="836"/>
-    <w:link w:val="835"/>
+    <w:basedOn w:val="860"/>
+    <w:link w:val="859"/>
     <w:uiPriority w:val="9"/>
     <w:pPr>
       <w:pBdr/>
@@ -32138,11 +32041,11 @@
       <w:color w:val="272727" w:themeColor="text1" w:themeTint="D8"/>
     </w:rPr>
   </w:style>
-  <w:style w:type="paragraph" w:styleId="846">
+  <w:style w:type="paragraph" w:styleId="870">
     <w:name w:val="Title"/>
-    <w:basedOn w:val="886"/>
-    <w:next w:val="886"/>
-    <w:link w:val="847"/>
+    <w:basedOn w:val="910"/>
+    <w:next w:val="910"/>
+    <w:link w:val="871"/>
     <w:uiPriority w:val="10"/>
     <w:qFormat/>
     <w:pPr>
@@ -32158,10 +32061,10 @@
       <w:szCs w:val="56"/>
     </w:rPr>
   </w:style>
-  <w:style w:type="character" w:styleId="847">
+  <w:style w:type="character" w:styleId="871">
     <w:name w:val="Title Char"/>
-    <w:basedOn w:val="836"/>
-    <w:link w:val="846"/>
+    <w:basedOn w:val="860"/>
+    <w:link w:val="870"/>
     <w:uiPriority w:val="10"/>
     <w:pPr>
       <w:pBdr/>
@@ -32175,11 +32078,11 @@
       <w:szCs w:val="56"/>
     </w:rPr>
   </w:style>
-  <w:style w:type="paragraph" w:styleId="848">
+  <w:style w:type="paragraph" w:styleId="872">
     <w:name w:val="Subtitle"/>
-    <w:basedOn w:val="886"/>
-    <w:next w:val="886"/>
-    <w:link w:val="849"/>
+    <w:basedOn w:val="910"/>
+    <w:next w:val="910"/>
+    <w:link w:val="873"/>
     <w:uiPriority w:val="11"/>
     <w:qFormat/>
     <w:pPr>
@@ -32197,10 +32100,10 @@
       <w:szCs w:val="28"/>
     </w:rPr>
   </w:style>
-  <w:style w:type="character" w:styleId="849">
+  <w:style w:type="character" w:styleId="873">
     <w:name w:val="Subtitle Char"/>
-    <w:basedOn w:val="836"/>
-    <w:link w:val="848"/>
+    <w:basedOn w:val="860"/>
+    <w:link w:val="872"/>
     <w:uiPriority w:val="11"/>
     <w:pPr>
       <w:pBdr/>
@@ -32214,11 +32117,11 @@
       <w:szCs w:val="28"/>
     </w:rPr>
   </w:style>
-  <w:style w:type="paragraph" w:styleId="850">
+  <w:style w:type="paragraph" w:styleId="874">
     <w:name w:val="Quote"/>
-    <w:basedOn w:val="886"/>
-    <w:next w:val="886"/>
-    <w:link w:val="851"/>
+    <w:basedOn w:val="910"/>
+    <w:next w:val="910"/>
+    <w:link w:val="875"/>
     <w:uiPriority w:val="29"/>
     <w:qFormat/>
     <w:pPr>
@@ -32233,10 +32136,10 @@
       <w:color w:val="404040" w:themeColor="text1" w:themeTint="BF"/>
     </w:rPr>
   </w:style>
-  <w:style w:type="character" w:styleId="851">
+  <w:style w:type="character" w:styleId="875">
     <w:name w:val="Quote Char"/>
-    <w:basedOn w:val="836"/>
-    <w:link w:val="850"/>
+    <w:basedOn w:val="860"/>
+    <w:link w:val="874"/>
     <w:uiPriority w:val="29"/>
     <w:pPr>
       <w:pBdr/>
@@ -32249,9 +32152,9 @@
       <w:color w:val="404040" w:themeColor="text1" w:themeTint="BF"/>
     </w:rPr>
   </w:style>
-  <w:style w:type="character" w:styleId="852">
+  <w:style w:type="character" w:styleId="876">
     <w:name w:val="Intense Emphasis"/>
-    <w:basedOn w:val="836"/>
+    <w:basedOn w:val="860"/>
     <w:uiPriority w:val="21"/>
     <w:qFormat/>
     <w:pPr>
@@ -32265,11 +32168,11 @@
       <w:color w:val="0f4761" w:themeColor="accent1" w:themeShade="BF"/>
     </w:rPr>
   </w:style>
-  <w:style w:type="paragraph" w:styleId="853">
+  <w:style w:type="paragraph" w:styleId="877">
     <w:name w:val="Intense Quote"/>
-    <w:basedOn w:val="886"/>
-    <w:next w:val="886"/>
-    <w:link w:val="854"/>
+    <w:basedOn w:val="910"/>
+    <w:next w:val="910"/>
+    <w:link w:val="878"/>
     <w:uiPriority w:val="30"/>
     <w:qFormat/>
     <w:pPr>
@@ -32287,10 +32190,10 @@
       <w:color w:val="0f4761" w:themeColor="accent1" w:themeShade="BF"/>
     </w:rPr>
   </w:style>
-  <w:style w:type="character" w:styleId="854">
+  <w:style w:type="character" w:styleId="878">
     <w:name w:val="Intense Quote Char"/>
-    <w:basedOn w:val="836"/>
-    <w:link w:val="853"/>
+    <w:basedOn w:val="860"/>
+    <w:link w:val="877"/>
     <w:uiPriority w:val="30"/>
     <w:pPr>
       <w:pBdr/>
@@ -32303,9 +32206,9 @@
       <w:color w:val="0f4761" w:themeColor="accent1" w:themeShade="BF"/>
     </w:rPr>
   </w:style>
-  <w:style w:type="character" w:styleId="855">
+  <w:style w:type="character" w:styleId="879">
     <w:name w:val="Intense Reference"/>
-    <w:basedOn w:val="836"/>
+    <w:basedOn w:val="860"/>
     <w:uiPriority w:val="32"/>
     <w:qFormat/>
     <w:pPr>
@@ -32321,9 +32224,9 @@
       <w:spacing w:val="5"/>
     </w:rPr>
   </w:style>
-  <w:style w:type="character" w:styleId="856">
+  <w:style w:type="character" w:styleId="880">
     <w:name w:val="Subtle Emphasis"/>
-    <w:basedOn w:val="836"/>
+    <w:basedOn w:val="860"/>
     <w:uiPriority w:val="19"/>
     <w:qFormat/>
     <w:pPr>
@@ -32337,9 +32240,9 @@
       <w:color w:val="404040" w:themeColor="text1" w:themeTint="BF"/>
     </w:rPr>
   </w:style>
-  <w:style w:type="character" w:styleId="857">
+  <w:style w:type="character" w:styleId="881">
     <w:name w:val="Emphasis"/>
-    <w:basedOn w:val="836"/>
+    <w:basedOn w:val="860"/>
     <w:uiPriority w:val="20"/>
     <w:qFormat/>
     <w:pPr>
@@ -32352,9 +32255,9 @@
       <w:iCs/>
     </w:rPr>
   </w:style>
-  <w:style w:type="character" w:styleId="858">
+  <w:style w:type="character" w:styleId="882">
     <w:name w:val="Strong"/>
-    <w:basedOn w:val="836"/>
+    <w:basedOn w:val="860"/>
     <w:uiPriority w:val="22"/>
     <w:qFormat/>
     <w:pPr>
@@ -32367,9 +32270,9 @@
       <w:bCs/>
     </w:rPr>
   </w:style>
-  <w:style w:type="character" w:styleId="859">
+  <w:style w:type="character" w:styleId="883">
     <w:name w:val="Subtle Reference"/>
-    <w:basedOn w:val="836"/>
+    <w:basedOn w:val="860"/>
     <w:uiPriority w:val="31"/>
     <w:qFormat/>
     <w:pPr>
@@ -32382,9 +32285,9 @@
       <w:color w:val="5a5a5a" w:themeColor="text1" w:themeTint="A5"/>
     </w:rPr>
   </w:style>
-  <w:style w:type="character" w:styleId="860">
+  <w:style w:type="character" w:styleId="884">
     <w:name w:val="Book Title"/>
-    <w:basedOn w:val="836"/>
+    <w:basedOn w:val="860"/>
     <w:uiPriority w:val="33"/>
     <w:qFormat/>
     <w:pPr>
@@ -32400,10 +32303,10 @@
       <w:spacing w:val="5"/>
     </w:rPr>
   </w:style>
-  <w:style w:type="paragraph" w:styleId="861">
+  <w:style w:type="paragraph" w:styleId="885">
     <w:name w:val="Header"/>
-    <w:basedOn w:val="886"/>
-    <w:link w:val="862"/>
+    <w:basedOn w:val="910"/>
+    <w:link w:val="886"/>
     <w:uiPriority w:val="99"/>
     <w:unhideWhenUsed/>
     <w:pPr>
@@ -32416,10 +32319,10 @@
       <w:ind/>
     </w:pPr>
   </w:style>
-  <w:style w:type="character" w:styleId="862">
+  <w:style w:type="character" w:styleId="886">
     <w:name w:val="Header Char"/>
-    <w:basedOn w:val="836"/>
-    <w:link w:val="861"/>
+    <w:basedOn w:val="860"/>
+    <w:link w:val="885"/>
     <w:uiPriority w:val="99"/>
     <w:pPr>
       <w:pBdr/>
@@ -32427,10 +32330,10 @@
       <w:ind/>
     </w:pPr>
   </w:style>
-  <w:style w:type="paragraph" w:styleId="863">
+  <w:style w:type="paragraph" w:styleId="887">
     <w:name w:val="Footer"/>
-    <w:basedOn w:val="886"/>
-    <w:link w:val="864"/>
+    <w:basedOn w:val="910"/>
+    <w:link w:val="888"/>
     <w:uiPriority w:val="99"/>
     <w:unhideWhenUsed/>
     <w:pPr>
@@ -32443,10 +32346,10 @@
       <w:ind/>
     </w:pPr>
   </w:style>
-  <w:style w:type="character" w:styleId="864">
+  <w:style w:type="character" w:styleId="888">
     <w:name w:val="Footer Char"/>
-    <w:basedOn w:val="836"/>
-    <w:link w:val="863"/>
+    <w:basedOn w:val="860"/>
+    <w:link w:val="887"/>
     <w:uiPriority w:val="99"/>
     <w:pPr>
       <w:pBdr/>
@@ -32454,10 +32357,10 @@
       <w:ind/>
     </w:pPr>
   </w:style>
-  <w:style w:type="paragraph" w:styleId="865">
+  <w:style w:type="paragraph" w:styleId="889">
     <w:name w:val="Caption"/>
-    <w:basedOn w:val="886"/>
-    <w:next w:val="886"/>
+    <w:basedOn w:val="910"/>
+    <w:next w:val="910"/>
     <w:uiPriority w:val="35"/>
     <w:unhideWhenUsed/>
     <w:qFormat/>
@@ -32474,10 +32377,10 @@
       <w:szCs w:val="18"/>
     </w:rPr>
   </w:style>
-  <w:style w:type="paragraph" w:styleId="866">
+  <w:style w:type="paragraph" w:styleId="890">
     <w:name w:val="footnote text"/>
-    <w:basedOn w:val="886"/>
-    <w:link w:val="867"/>
+    <w:basedOn w:val="910"/>
+    <w:link w:val="891"/>
     <w:uiPriority w:val="99"/>
     <w:semiHidden/>
     <w:unhideWhenUsed/>
@@ -32491,10 +32394,10 @@
       <w:szCs w:val="20"/>
     </w:rPr>
   </w:style>
-  <w:style w:type="character" w:styleId="867">
+  <w:style w:type="character" w:styleId="891">
     <w:name w:val="Footnote Text Char"/>
-    <w:basedOn w:val="836"/>
-    <w:link w:val="866"/>
+    <w:basedOn w:val="860"/>
+    <w:link w:val="890"/>
     <w:uiPriority w:val="99"/>
     <w:semiHidden/>
     <w:pPr>
@@ -32507,9 +32410,9 @@
       <w:szCs w:val="20"/>
     </w:rPr>
   </w:style>
-  <w:style w:type="character" w:styleId="868">
+  <w:style w:type="character" w:styleId="892">
     <w:name w:val="footnote reference"/>
-    <w:basedOn w:val="836"/>
+    <w:basedOn w:val="860"/>
     <w:uiPriority w:val="99"/>
     <w:semiHidden/>
     <w:unhideWhenUsed/>
@@ -32522,10 +32425,10 @@
       <w:vertAlign w:val="superscript"/>
     </w:rPr>
   </w:style>
-  <w:style w:type="paragraph" w:styleId="869">
+  <w:style w:type="paragraph" w:styleId="893">
     <w:name w:val="endnote text"/>
-    <w:basedOn w:val="886"/>
-    <w:link w:val="870"/>
+    <w:basedOn w:val="910"/>
+    <w:link w:val="894"/>
     <w:uiPriority w:val="99"/>
     <w:semiHidden/>
     <w:unhideWhenUsed/>
@@ -32539,10 +32442,10 @@
       <w:szCs w:val="20"/>
     </w:rPr>
   </w:style>
-  <w:style w:type="character" w:styleId="870">
+  <w:style w:type="character" w:styleId="894">
     <w:name w:val="Endnote Text Char"/>
-    <w:basedOn w:val="836"/>
-    <w:link w:val="869"/>
+    <w:basedOn w:val="860"/>
+    <w:link w:val="893"/>
     <w:uiPriority w:val="99"/>
     <w:semiHidden/>
     <w:pPr>
@@ -32555,9 +32458,9 @@
       <w:szCs w:val="20"/>
     </w:rPr>
   </w:style>
-  <w:style w:type="character" w:styleId="871">
+  <w:style w:type="character" w:styleId="895">
     <w:name w:val="endnote reference"/>
-    <w:basedOn w:val="836"/>
+    <w:basedOn w:val="860"/>
     <w:uiPriority w:val="99"/>
     <w:semiHidden/>
     <w:unhideWhenUsed/>
@@ -32570,9 +32473,9 @@
       <w:vertAlign w:val="superscript"/>
     </w:rPr>
   </w:style>
-  <w:style w:type="character" w:styleId="872">
+  <w:style w:type="character" w:styleId="896">
     <w:name w:val="Hyperlink"/>
-    <w:basedOn w:val="836"/>
+    <w:basedOn w:val="860"/>
     <w:uiPriority w:val="99"/>
     <w:unhideWhenUsed/>
     <w:pPr>
@@ -32585,9 +32488,9 @@
       <w:u w:val="single"/>
     </w:rPr>
   </w:style>
-  <w:style w:type="character" w:styleId="873">
+  <w:style w:type="character" w:styleId="897">
     <w:name w:val="FollowedHyperlink"/>
-    <w:basedOn w:val="836"/>
+    <w:basedOn w:val="860"/>
     <w:uiPriority w:val="99"/>
     <w:semiHidden/>
     <w:unhideWhenUsed/>
@@ -32601,10 +32504,10 @@
       <w:u w:val="single"/>
     </w:rPr>
   </w:style>
-  <w:style w:type="paragraph" w:styleId="874">
+  <w:style w:type="paragraph" w:styleId="898">
     <w:name w:val="toc 1"/>
-    <w:basedOn w:val="886"/>
-    <w:next w:val="886"/>
+    <w:basedOn w:val="910"/>
+    <w:next w:val="910"/>
     <w:uiPriority w:val="39"/>
     <w:unhideWhenUsed/>
     <w:pPr>
@@ -32613,10 +32516,10 @@
       <w:ind/>
     </w:pPr>
   </w:style>
-  <w:style w:type="paragraph" w:styleId="875">
+  <w:style w:type="paragraph" w:styleId="899">
     <w:name w:val="toc 2"/>
-    <w:basedOn w:val="886"/>
-    <w:next w:val="886"/>
+    <w:basedOn w:val="910"/>
+    <w:next w:val="910"/>
     <w:uiPriority w:val="39"/>
     <w:unhideWhenUsed/>
     <w:pPr>
@@ -32625,10 +32528,10 @@
       <w:ind w:left="220"/>
     </w:pPr>
   </w:style>
-  <w:style w:type="paragraph" w:styleId="876">
+  <w:style w:type="paragraph" w:styleId="900">
     <w:name w:val="toc 3"/>
-    <w:basedOn w:val="886"/>
-    <w:next w:val="886"/>
+    <w:basedOn w:val="910"/>
+    <w:next w:val="910"/>
     <w:uiPriority w:val="39"/>
     <w:unhideWhenUsed/>
     <w:pPr>
@@ -32637,10 +32540,10 @@
       <w:ind w:left="440"/>
     </w:pPr>
   </w:style>
-  <w:style w:type="paragraph" w:styleId="877">
+  <w:style w:type="paragraph" w:styleId="901">
     <w:name w:val="toc 4"/>
-    <w:basedOn w:val="886"/>
-    <w:next w:val="886"/>
+    <w:basedOn w:val="910"/>
+    <w:next w:val="910"/>
     <w:uiPriority w:val="39"/>
     <w:unhideWhenUsed/>
     <w:pPr>
@@ -32649,10 +32552,10 @@
       <w:ind w:left="660"/>
     </w:pPr>
   </w:style>
-  <w:style w:type="paragraph" w:styleId="878">
+  <w:style w:type="paragraph" w:styleId="902">
     <w:name w:val="toc 5"/>
-    <w:basedOn w:val="886"/>
-    <w:next w:val="886"/>
+    <w:basedOn w:val="910"/>
+    <w:next w:val="910"/>
     <w:uiPriority w:val="39"/>
     <w:unhideWhenUsed/>
     <w:pPr>
@@ -32661,10 +32564,10 @@
       <w:ind w:left="880"/>
     </w:pPr>
   </w:style>
-  <w:style w:type="paragraph" w:styleId="879">
+  <w:style w:type="paragraph" w:styleId="903">
     <w:name w:val="toc 6"/>
-    <w:basedOn w:val="886"/>
-    <w:next w:val="886"/>
+    <w:basedOn w:val="910"/>
+    <w:next w:val="910"/>
     <w:uiPriority w:val="39"/>
     <w:unhideWhenUsed/>
     <w:pPr>
@@ -32673,10 +32576,10 @@
       <w:ind w:left="1100"/>
     </w:pPr>
   </w:style>
-  <w:style w:type="paragraph" w:styleId="880">
+  <w:style w:type="paragraph" w:styleId="904">
     <w:name w:val="toc 7"/>
-    <w:basedOn w:val="886"/>
-    <w:next w:val="886"/>
+    <w:basedOn w:val="910"/>
+    <w:next w:val="910"/>
     <w:uiPriority w:val="39"/>
     <w:unhideWhenUsed/>
     <w:pPr>
@@ -32685,10 +32588,10 @@
       <w:ind w:left="1320"/>
     </w:pPr>
   </w:style>
-  <w:style w:type="paragraph" w:styleId="881">
+  <w:style w:type="paragraph" w:styleId="905">
     <w:name w:val="toc 8"/>
-    <w:basedOn w:val="886"/>
-    <w:next w:val="886"/>
+    <w:basedOn w:val="910"/>
+    <w:next w:val="910"/>
     <w:uiPriority w:val="39"/>
     <w:unhideWhenUsed/>
     <w:pPr>
@@ -32697,10 +32600,10 @@
       <w:ind w:left="1540"/>
     </w:pPr>
   </w:style>
-  <w:style w:type="paragraph" w:styleId="882">
+  <w:style w:type="paragraph" w:styleId="906">
     <w:name w:val="toc 9"/>
-    <w:basedOn w:val="886"/>
-    <w:next w:val="886"/>
+    <w:basedOn w:val="910"/>
+    <w:next w:val="910"/>
     <w:uiPriority w:val="39"/>
     <w:unhideWhenUsed/>
     <w:pPr>
@@ -32709,9 +32612,9 @@
       <w:ind w:left="1760"/>
     </w:pPr>
   </w:style>
-  <w:style w:type="character" w:styleId="883">
+  <w:style w:type="character" w:styleId="907">
     <w:name w:val="Placeholder Text"/>
-    <w:basedOn w:val="836"/>
+    <w:basedOn w:val="860"/>
     <w:uiPriority w:val="99"/>
     <w:semiHidden/>
     <w:pPr>
@@ -32723,7 +32626,7 @@
       <w:color w:val="666666"/>
     </w:rPr>
   </w:style>
-  <w:style w:type="paragraph" w:styleId="884">
+  <w:style w:type="paragraph" w:styleId="908">
     <w:name w:val="TOC Heading"/>
     <w:uiPriority w:val="39"/>
     <w:unhideWhenUsed/>
@@ -32733,10 +32636,10 @@
       <w:ind/>
     </w:pPr>
   </w:style>
-  <w:style w:type="paragraph" w:styleId="885">
+  <w:style w:type="paragraph" w:styleId="909">
     <w:name w:val="table of figures"/>
-    <w:basedOn w:val="886"/>
-    <w:next w:val="886"/>
+    <w:basedOn w:val="910"/>
+    <w:next w:val="910"/>
     <w:uiPriority w:val="99"/>
     <w:unhideWhenUsed/>
     <w:pPr>
@@ -32745,7 +32648,7 @@
       <w:ind/>
     </w:pPr>
   </w:style>
-  <w:style w:type="paragraph" w:styleId="886" w:default="1">
+  <w:style w:type="paragraph" w:styleId="910" w:default="1">
     <w:name w:val="Normal"/>
     <w:qFormat/>
     <w:pPr>
@@ -32754,7 +32657,7 @@
       <w:ind/>
     </w:pPr>
   </w:style>
-  <w:style w:type="table" w:styleId="887" w:default="1">
+  <w:style w:type="table" w:styleId="911" w:default="1">
     <w:name w:val="Normal Table"/>
     <w:uiPriority w:val="99"/>
     <w:semiHidden/>
@@ -32947,7 +32850,7 @@
       </w:tcPr>
     </w:tblStylePr>
   </w:style>
-  <w:style w:type="numbering" w:styleId="888" w:default="1">
+  <w:style w:type="numbering" w:styleId="912" w:default="1">
     <w:name w:val="No List"/>
     <w:uiPriority w:val="99"/>
     <w:semiHidden/>
@@ -32958,9 +32861,9 @@
       <w:ind/>
     </w:pPr>
   </w:style>
-  <w:style w:type="paragraph" w:styleId="889">
+  <w:style w:type="paragraph" w:styleId="913">
     <w:name w:val="No Spacing"/>
-    <w:basedOn w:val="886"/>
+    <w:basedOn w:val="910"/>
     <w:uiPriority w:val="1"/>
     <w:qFormat/>
     <w:pPr>
@@ -32969,9 +32872,9 @@
       <w:ind/>
     </w:pPr>
   </w:style>
-  <w:style w:type="paragraph" w:styleId="890">
+  <w:style w:type="paragraph" w:styleId="914">
     <w:name w:val="List Paragraph"/>
-    <w:basedOn w:val="886"/>
+    <w:basedOn w:val="910"/>
     <w:uiPriority w:val="34"/>
     <w:qFormat/>
     <w:pPr>

--- a/contract_files/models/Contrato Compra e Venda de Imovel - Simples.docx
+++ b/contract_files/models/Contrato Compra e Venda de Imovel - Simples.docx
@@ -67,7 +67,6 @@
         <w:rPr>
           <w:sz w:val="22"/>
           <w:szCs w:val="22"/>
-          <w:lang w:val="pt-BR"/>
         </w:rPr>
       </w:r>
       <w:r>
@@ -155,7 +154,6 @@
         <w:rPr>
           <w:sz w:val="22"/>
           <w:szCs w:val="22"/>
-          <w:lang w:val="pt-BR"/>
         </w:rPr>
       </w:r>
       <w:r>
@@ -214,7 +212,6 @@
           <w:sz w:val="22"/>
           <w:szCs w:val="22"/>
           <w:highlight w:val="none"/>
-          <w:lang w:val="pt-BR" w:bidi="pt-BR"/>
         </w:rPr>
       </w:r>
       <w:r>
@@ -289,7 +286,6 @@
           <w:sz w:val="22"/>
           <w:szCs w:val="22"/>
           <w:highlight w:val="none"/>
-          <w:lang w:val="pt-BR"/>
         </w:rPr>
       </w:r>
       <w:r>
@@ -341,7 +337,6 @@
         <w:rPr>
           <w:sz w:val="22"/>
           <w:szCs w:val="22"/>
-          <w:lang w:val="pt-BR"/>
         </w:rPr>
       </w:r>
       <w:r>
@@ -406,7 +401,6 @@
         <w:rPr>
           <w:sz w:val="22"/>
           <w:szCs w:val="22"/>
-          <w:lang w:val="pt-BR"/>
         </w:rPr>
       </w:r>
       <w:r>
@@ -453,7 +447,6 @@
           <w:bCs/>
           <w:sz w:val="22"/>
           <w:szCs w:val="22"/>
-          <w:lang w:val="pt-BR"/>
         </w:rPr>
       </w:r>
       <w:r>
@@ -563,7 +556,10 @@
         <w:pBdr/>
         <w:spacing w:line="276" w:lineRule="auto"/>
         <w:ind/>
-        <w:rPr/>
+        <w:rPr>
+          <w:sz w:val="22"/>
+          <w:szCs w:val="22"/>
+        </w:rPr>
       </w:pPr>
       <w:r>
         <w:rPr>
@@ -586,34 +582,58 @@
           <w:sz w:val="22"/>
           <w:szCs w:val="22"/>
         </w:rPr>
-        <w:t xml:space="preserve">Pela presente compra e venda e cessão definitiva dos direitos possessórios, o(a) COMPRADOR(A)/CESSIONÁRIO(A) pagará ao(à) VENDEDOR(A)/CEDENTE o valor total de R$ ____________ (_________________________________________________).</w:t>
-      </w:r>
-      <w:r/>
-    </w:p>
-    <w:p>
-      <w:pPr>
-        <w:pBdr/>
-        <w:spacing w:line="276" w:lineRule="auto"/>
-        <w:ind/>
-        <w:rPr>
-          <w:sz w:val="22"/>
-          <w:szCs w:val="22"/>
-        </w:rPr>
-      </w:pPr>
-      <w:r>
-        <w:rPr>
-          <w:sz w:val="22"/>
-          <w:szCs w:val="22"/>
-        </w:rPr>
-        <w:t xml:space="preserve">H</w:t>
+        <w:t xml:space="preserve">Pela presente compra e venda e cessão definitiva dos direitos possessórios, o(a) COMPRADOR(A)/CESSIONÁRIO(A) pagará ao(à) VENDEDOR(A)/CEDENTE o valor de R$ ____________ (_________________________________________________), acrescido da entrega de ___________</w:t>
       </w:r>
       <w:r>
         <w:rPr>
           <w:sz w:val="22"/>
           <w:szCs w:val="22"/>
         </w:rPr>
-        <w:t xml:space="preserve">avendo parcelamento, R$ _____________ a título de entrada/sinal, e o saldo remanescente de R$ ________________, será pago em _______ parcelas de R$ ________________, vencendo a primeira em ________________, e as demais no mesmo dia dos meses subsequentes.
-</w:t>
+        <w:t xml:space="preserve">______________________________, avaliado(a) em R$ _____________, como pagamento integral efetuado no ato da celebração deste contrato.</w:t>
+      </w:r>
+      <w:r>
+        <w:rPr>
+          <w:sz w:val="22"/>
+          <w:szCs w:val="22"/>
+        </w:rPr>
+      </w:r>
+      <w:r>
+        <w:rPr>
+          <w:sz w:val="22"/>
+          <w:szCs w:val="22"/>
+        </w:rPr>
+      </w:r>
+    </w:p>
+    <w:p>
+      <w:pPr>
+        <w:pBdr/>
+        <w:spacing w:line="276" w:lineRule="auto"/>
+        <w:ind/>
+        <w:rPr>
+          <w:sz w:val="22"/>
+          <w:szCs w:val="22"/>
+          <w:highlight w:val="none"/>
+        </w:rPr>
+      </w:pPr>
+      <w:r>
+        <w:rPr>
+          <w:sz w:val="22"/>
+          <w:szCs w:val="22"/>
+        </w:rPr>
+      </w:r>
+      <w:r>
+        <w:rPr>
+          <w:sz w:val="22"/>
+          <w:szCs w:val="22"/>
+        </w:rPr>
+        <w:t xml:space="preserve">O pagamento será realizado de forma parcelada, a título de entrada/sinal, R$ _____________ , mais a entrega de pela entrega de ________________________________________________, avaliado(a) em R$ _____________, recebido(a) como parte do pagamento,  e o saldo</w:t>
+      </w:r>
+      <w:r>
+        <w:rPr>
+          <w:sz w:val="22"/>
+          <w:szCs w:val="22"/>
+        </w:rPr>
+        <w:t xml:space="preserve"> remanescente de R$ ________________, será pago em _______ parcelas de R$ ________________, vencendo a primeira em ________________, e as demais no mesmo dia dos meses subsequentes.</w:t>
       </w:r>
       <w:r>
         <w:rPr>
@@ -732,13 +752,6 @@
           <w:szCs w:val="22"/>
         </w:rPr>
         <w:t xml:space="preserve">o(a) COMPRADOR(A)/CESSIONÁRIO(A)</w:t>
-      </w:r>
-      <w:r/>
-      <w:r>
-        <w:rPr>
-          <w:sz w:val="22"/>
-          <w:szCs w:val="22"/>
-        </w:rPr>
       </w:r>
       <w:r>
         <w:rPr>
@@ -2006,7 +2019,7 @@
 <w:ftr xmlns:wpc="http://schemas.microsoft.com/office/word/2010/wordprocessingCanvas" xmlns:mc="http://schemas.openxmlformats.org/markup-compatibility/2006" xmlns:o="urn:schemas-microsoft-com:office:office" xmlns:r="http://schemas.openxmlformats.org/officeDocument/2006/relationships" xmlns:m="http://schemas.openxmlformats.org/officeDocument/2006/math" xmlns:v="urn:schemas-microsoft-com:vml" xmlns:wp14="http://schemas.microsoft.com/office/word/2010/wordprocessingDrawing" xmlns:wp="http://schemas.openxmlformats.org/drawingml/2006/wordprocessingDrawing" xmlns:w10="urn:schemas-microsoft-com:office:word" xmlns:w="http://schemas.openxmlformats.org/wordprocessingml/2006/main" xmlns:w14="http://schemas.microsoft.com/office/word/2010/wordml" xmlns:w15="http://schemas.microsoft.com/office/word/2012/wordml" xmlns:wpg="http://schemas.microsoft.com/office/word/2010/wordprocessingGroup" xmlns:wpi="http://schemas.microsoft.com/office/word/2010/wordprocessingInk" xmlns:wne="http://schemas.microsoft.com/office/word/2006/wordml" xmlns:a="http://schemas.openxmlformats.org/drawingml/2006/main" xmlns:wps="http://schemas.microsoft.com/office/word/2010/wordprocessingShape" mc:Ignorable="w14 w15 wp14">
   <w:p>
     <w:pPr>
-      <w:pStyle w:val="887"/>
+      <w:pStyle w:val="885"/>
       <w:pBdr/>
       <w:spacing/>
       <w:ind/>
@@ -2046,7 +2059,7 @@
   </w:p>
   <w:p>
     <w:pPr>
-      <w:pStyle w:val="887"/>
+      <w:pStyle w:val="885"/>
       <w:pBdr/>
       <w:spacing/>
       <w:ind/>
@@ -2249,9 +2262,9 @@
     <w:lsdException w:name="Bibliography" w:uiPriority="37"/>
     <w:lsdException w:name="TOC Heading" w:uiPriority="39" w:qFormat="1"/>
   </w:latentStyles>
-  <w:style w:type="table" w:styleId="725">
+  <w:style w:type="table" w:styleId="723">
     <w:name w:val="Table Grid"/>
-    <w:basedOn w:val="911"/>
+    <w:basedOn w:val="909"/>
     <w:uiPriority w:val="59"/>
     <w:pPr>
       <w:pBdr/>
@@ -2448,9 +2461,9 @@
       </w:tcPr>
     </w:tblStylePr>
   </w:style>
-  <w:style w:type="table" w:styleId="726">
+  <w:style w:type="table" w:styleId="724">
     <w:name w:val="Table Grid Light"/>
-    <w:basedOn w:val="911"/>
+    <w:basedOn w:val="909"/>
     <w:uiPriority w:val="59"/>
     <w:pPr>
       <w:pBdr/>
@@ -2647,9 +2660,9 @@
       </w:tcPr>
     </w:tblStylePr>
   </w:style>
-  <w:style w:type="table" w:styleId="727">
+  <w:style w:type="table" w:styleId="725">
     <w:name w:val="Plain Table 1"/>
-    <w:basedOn w:val="911"/>
+    <w:basedOn w:val="909"/>
     <w:uiPriority w:val="59"/>
     <w:pPr>
       <w:pBdr/>
@@ -2872,9 +2885,9 @@
       </w:tcPr>
     </w:tblStylePr>
   </w:style>
-  <w:style w:type="table" w:styleId="728">
+  <w:style w:type="table" w:styleId="726">
     <w:name w:val="Plain Table 2"/>
-    <w:basedOn w:val="911"/>
+    <w:basedOn w:val="909"/>
     <w:uiPriority w:val="59"/>
     <w:pPr>
       <w:pBdr/>
@@ -3105,9 +3118,9 @@
       </w:tcPr>
     </w:tblStylePr>
   </w:style>
-  <w:style w:type="table" w:styleId="729">
+  <w:style w:type="table" w:styleId="727">
     <w:name w:val="Plain Table 3"/>
-    <w:basedOn w:val="911"/>
+    <w:basedOn w:val="909"/>
     <w:uiPriority w:val="99"/>
     <w:pPr>
       <w:pBdr/>
@@ -3335,9 +3348,9 @@
       </w:tcPr>
     </w:tblStylePr>
   </w:style>
-  <w:style w:type="table" w:styleId="730">
+  <w:style w:type="table" w:styleId="728">
     <w:name w:val="Plain Table 4"/>
-    <w:basedOn w:val="911"/>
+    <w:basedOn w:val="909"/>
     <w:uiPriority w:val="99"/>
     <w:pPr>
       <w:pBdr/>
@@ -3551,9 +3564,9 @@
       </w:tcPr>
     </w:tblStylePr>
   </w:style>
-  <w:style w:type="table" w:styleId="731">
+  <w:style w:type="table" w:styleId="729">
     <w:name w:val="Plain Table 5"/>
-    <w:basedOn w:val="911"/>
+    <w:basedOn w:val="909"/>
     <w:uiPriority w:val="99"/>
     <w:pPr>
       <w:pBdr/>
@@ -3784,9 +3797,9 @@
       </w:tcPr>
     </w:tblStylePr>
   </w:style>
-  <w:style w:type="table" w:styleId="732">
+  <w:style w:type="table" w:styleId="730">
     <w:name w:val="Grid Table 1 Light"/>
-    <w:basedOn w:val="911"/>
+    <w:basedOn w:val="909"/>
     <w:uiPriority w:val="99"/>
     <w:pPr>
       <w:pBdr/>
@@ -4007,9 +4020,9 @@
       </w:tcPr>
     </w:tblStylePr>
   </w:style>
-  <w:style w:type="table" w:styleId="733">
+  <w:style w:type="table" w:styleId="731">
     <w:name w:val="Grid Table 1 Light - Accent 1"/>
-    <w:basedOn w:val="911"/>
+    <w:basedOn w:val="909"/>
     <w:uiPriority w:val="99"/>
     <w:pPr>
       <w:pBdr/>
@@ -4230,9 +4243,9 @@
       </w:tcPr>
     </w:tblStylePr>
   </w:style>
-  <w:style w:type="table" w:styleId="734">
+  <w:style w:type="table" w:styleId="732">
     <w:name w:val="Grid Table 1 Light - Accent 2"/>
-    <w:basedOn w:val="911"/>
+    <w:basedOn w:val="909"/>
     <w:uiPriority w:val="99"/>
     <w:pPr>
       <w:pBdr/>
@@ -4453,9 +4466,9 @@
       </w:tcPr>
     </w:tblStylePr>
   </w:style>
-  <w:style w:type="table" w:styleId="735">
+  <w:style w:type="table" w:styleId="733">
     <w:name w:val="Grid Table 1 Light - Accent 3"/>
-    <w:basedOn w:val="911"/>
+    <w:basedOn w:val="909"/>
     <w:uiPriority w:val="99"/>
     <w:pPr>
       <w:pBdr/>
@@ -4676,9 +4689,9 @@
       </w:tcPr>
     </w:tblStylePr>
   </w:style>
-  <w:style w:type="table" w:styleId="736">
+  <w:style w:type="table" w:styleId="734">
     <w:name w:val="Grid Table 1 Light - Accent 4"/>
-    <w:basedOn w:val="911"/>
+    <w:basedOn w:val="909"/>
     <w:uiPriority w:val="99"/>
     <w:pPr>
       <w:pBdr/>
@@ -4899,9 +4912,9 @@
       </w:tcPr>
     </w:tblStylePr>
   </w:style>
-  <w:style w:type="table" w:styleId="737">
+  <w:style w:type="table" w:styleId="735">
     <w:name w:val="Grid Table 1 Light - Accent 5"/>
-    <w:basedOn w:val="911"/>
+    <w:basedOn w:val="909"/>
     <w:uiPriority w:val="99"/>
     <w:pPr>
       <w:pBdr/>
@@ -5122,9 +5135,9 @@
       </w:tcPr>
     </w:tblStylePr>
   </w:style>
-  <w:style w:type="table" w:styleId="738">
+  <w:style w:type="table" w:styleId="736">
     <w:name w:val="Grid Table 1 Light - Accent 6"/>
-    <w:basedOn w:val="911"/>
+    <w:basedOn w:val="909"/>
     <w:uiPriority w:val="99"/>
     <w:pPr>
       <w:pBdr/>
@@ -5345,9 +5358,9 @@
       </w:tcPr>
     </w:tblStylePr>
   </w:style>
-  <w:style w:type="table" w:styleId="739">
+  <w:style w:type="table" w:styleId="737">
     <w:name w:val="Grid Table 2"/>
-    <w:basedOn w:val="911"/>
+    <w:basedOn w:val="909"/>
     <w:uiPriority w:val="99"/>
     <w:pPr>
       <w:pBdr/>
@@ -5577,9 +5590,9 @@
       </w:tcPr>
     </w:tblStylePr>
   </w:style>
-  <w:style w:type="table" w:styleId="740">
+  <w:style w:type="table" w:styleId="738">
     <w:name w:val="Grid Table 2 - Accent 1"/>
-    <w:basedOn w:val="911"/>
+    <w:basedOn w:val="909"/>
     <w:uiPriority w:val="99"/>
     <w:pPr>
       <w:pBdr/>
@@ -5809,9 +5822,9 @@
       </w:tcPr>
     </w:tblStylePr>
   </w:style>
-  <w:style w:type="table" w:styleId="741">
+  <w:style w:type="table" w:styleId="739">
     <w:name w:val="Grid Table 2 - Accent 2"/>
-    <w:basedOn w:val="911"/>
+    <w:basedOn w:val="909"/>
     <w:uiPriority w:val="99"/>
     <w:pPr>
       <w:pBdr/>
@@ -6041,9 +6054,9 @@
       </w:tcPr>
     </w:tblStylePr>
   </w:style>
-  <w:style w:type="table" w:styleId="742">
+  <w:style w:type="table" w:styleId="740">
     <w:name w:val="Grid Table 2 - Accent 3"/>
-    <w:basedOn w:val="911"/>
+    <w:basedOn w:val="909"/>
     <w:uiPriority w:val="99"/>
     <w:pPr>
       <w:pBdr/>
@@ -6273,9 +6286,9 @@
       </w:tcPr>
     </w:tblStylePr>
   </w:style>
-  <w:style w:type="table" w:styleId="743">
+  <w:style w:type="table" w:styleId="741">
     <w:name w:val="Grid Table 2 - Accent 4"/>
-    <w:basedOn w:val="911"/>
+    <w:basedOn w:val="909"/>
     <w:uiPriority w:val="99"/>
     <w:pPr>
       <w:pBdr/>
@@ -6505,9 +6518,9 @@
       </w:tcPr>
     </w:tblStylePr>
   </w:style>
-  <w:style w:type="table" w:styleId="744">
+  <w:style w:type="table" w:styleId="742">
     <w:name w:val="Grid Table 2 - Accent 5"/>
-    <w:basedOn w:val="911"/>
+    <w:basedOn w:val="909"/>
     <w:uiPriority w:val="99"/>
     <w:pPr>
       <w:pBdr/>
@@ -6737,9 +6750,9 @@
       </w:tcPr>
     </w:tblStylePr>
   </w:style>
-  <w:style w:type="table" w:styleId="745">
+  <w:style w:type="table" w:styleId="743">
     <w:name w:val="Grid Table 2 - Accent 6"/>
-    <w:basedOn w:val="911"/>
+    <w:basedOn w:val="909"/>
     <w:uiPriority w:val="99"/>
     <w:pPr>
       <w:pBdr/>
@@ -6969,9 +6982,9 @@
       </w:tcPr>
     </w:tblStylePr>
   </w:style>
-  <w:style w:type="table" w:styleId="746">
+  <w:style w:type="table" w:styleId="744">
     <w:name w:val="Grid Table 3"/>
-    <w:basedOn w:val="911"/>
+    <w:basedOn w:val="909"/>
     <w:uiPriority w:val="99"/>
     <w:pPr>
       <w:pBdr/>
@@ -7214,9 +7227,9 @@
       </w:tcPr>
     </w:tblStylePr>
   </w:style>
-  <w:style w:type="table" w:styleId="747">
+  <w:style w:type="table" w:styleId="745">
     <w:name w:val="Grid Table 3 - Accent 1"/>
-    <w:basedOn w:val="911"/>
+    <w:basedOn w:val="909"/>
     <w:uiPriority w:val="99"/>
     <w:pPr>
       <w:pBdr/>
@@ -7459,9 +7472,9 @@
       </w:tcPr>
     </w:tblStylePr>
   </w:style>
-  <w:style w:type="table" w:styleId="748">
+  <w:style w:type="table" w:styleId="746">
     <w:name w:val="Grid Table 3 - Accent 2"/>
-    <w:basedOn w:val="911"/>
+    <w:basedOn w:val="909"/>
     <w:uiPriority w:val="99"/>
     <w:pPr>
       <w:pBdr/>
@@ -7704,9 +7717,9 @@
       </w:tcPr>
     </w:tblStylePr>
   </w:style>
-  <w:style w:type="table" w:styleId="749">
+  <w:style w:type="table" w:styleId="747">
     <w:name w:val="Grid Table 3 - Accent 3"/>
-    <w:basedOn w:val="911"/>
+    <w:basedOn w:val="909"/>
     <w:uiPriority w:val="99"/>
     <w:pPr>
       <w:pBdr/>
@@ -7949,9 +7962,9 @@
       </w:tcPr>
     </w:tblStylePr>
   </w:style>
-  <w:style w:type="table" w:styleId="750">
+  <w:style w:type="table" w:styleId="748">
     <w:name w:val="Grid Table 3 - Accent 4"/>
-    <w:basedOn w:val="911"/>
+    <w:basedOn w:val="909"/>
     <w:uiPriority w:val="99"/>
     <w:pPr>
       <w:pBdr/>
@@ -8194,9 +8207,9 @@
       </w:tcPr>
     </w:tblStylePr>
   </w:style>
-  <w:style w:type="table" w:styleId="751">
+  <w:style w:type="table" w:styleId="749">
     <w:name w:val="Grid Table 3 - Accent 5"/>
-    <w:basedOn w:val="911"/>
+    <w:basedOn w:val="909"/>
     <w:uiPriority w:val="99"/>
     <w:pPr>
       <w:pBdr/>
@@ -8439,9 +8452,9 @@
       </w:tcPr>
     </w:tblStylePr>
   </w:style>
-  <w:style w:type="table" w:styleId="752">
+  <w:style w:type="table" w:styleId="750">
     <w:name w:val="Grid Table 3 - Accent 6"/>
-    <w:basedOn w:val="911"/>
+    <w:basedOn w:val="909"/>
     <w:uiPriority w:val="99"/>
     <w:pPr>
       <w:pBdr/>
@@ -8684,9 +8697,9 @@
       </w:tcPr>
     </w:tblStylePr>
   </w:style>
-  <w:style w:type="table" w:styleId="753">
+  <w:style w:type="table" w:styleId="751">
     <w:name w:val="Grid Table 4"/>
-    <w:basedOn w:val="911"/>
+    <w:basedOn w:val="909"/>
     <w:uiPriority w:val="59"/>
     <w:pPr>
       <w:pBdr/>
@@ -8917,9 +8930,9 @@
       </w:tcPr>
     </w:tblStylePr>
   </w:style>
-  <w:style w:type="table" w:styleId="754">
+  <w:style w:type="table" w:styleId="752">
     <w:name w:val="Grid Table 4 - Accent 1"/>
-    <w:basedOn w:val="911"/>
+    <w:basedOn w:val="909"/>
     <w:uiPriority w:val="59"/>
     <w:pPr>
       <w:pBdr/>
@@ -9150,9 +9163,9 @@
       </w:tcPr>
     </w:tblStylePr>
   </w:style>
-  <w:style w:type="table" w:styleId="755">
+  <w:style w:type="table" w:styleId="753">
     <w:name w:val="Grid Table 4 - Accent 2"/>
-    <w:basedOn w:val="911"/>
+    <w:basedOn w:val="909"/>
     <w:uiPriority w:val="59"/>
     <w:pPr>
       <w:pBdr/>
@@ -9383,9 +9396,9 @@
       </w:tcPr>
     </w:tblStylePr>
   </w:style>
-  <w:style w:type="table" w:styleId="756">
+  <w:style w:type="table" w:styleId="754">
     <w:name w:val="Grid Table 4 - Accent 3"/>
-    <w:basedOn w:val="911"/>
+    <w:basedOn w:val="909"/>
     <w:uiPriority w:val="59"/>
     <w:pPr>
       <w:pBdr/>
@@ -9616,9 +9629,9 @@
       </w:tcPr>
     </w:tblStylePr>
   </w:style>
-  <w:style w:type="table" w:styleId="757">
+  <w:style w:type="table" w:styleId="755">
     <w:name w:val="Grid Table 4 - Accent 4"/>
-    <w:basedOn w:val="911"/>
+    <w:basedOn w:val="909"/>
     <w:uiPriority w:val="59"/>
     <w:pPr>
       <w:pBdr/>
@@ -9849,9 +9862,9 @@
       </w:tcPr>
     </w:tblStylePr>
   </w:style>
-  <w:style w:type="table" w:styleId="758">
+  <w:style w:type="table" w:styleId="756">
     <w:name w:val="Grid Table 4 - Accent 5"/>
-    <w:basedOn w:val="911"/>
+    <w:basedOn w:val="909"/>
     <w:uiPriority w:val="59"/>
     <w:pPr>
       <w:pBdr/>
@@ -10082,9 +10095,9 @@
       </w:tcPr>
     </w:tblStylePr>
   </w:style>
-  <w:style w:type="table" w:styleId="759">
+  <w:style w:type="table" w:styleId="757">
     <w:name w:val="Grid Table 4 - Accent 6"/>
-    <w:basedOn w:val="911"/>
+    <w:basedOn w:val="909"/>
     <w:uiPriority w:val="59"/>
     <w:pPr>
       <w:pBdr/>
@@ -10315,9 +10328,9 @@
       </w:tcPr>
     </w:tblStylePr>
   </w:style>
-  <w:style w:type="table" w:styleId="760">
+  <w:style w:type="table" w:styleId="758">
     <w:name w:val="Grid Table 5 Dark"/>
-    <w:basedOn w:val="911"/>
+    <w:basedOn w:val="909"/>
     <w:uiPriority w:val="99"/>
     <w:pPr>
       <w:pBdr/>
@@ -10543,9 +10556,9 @@
       </w:tcPr>
     </w:tblStylePr>
   </w:style>
-  <w:style w:type="table" w:styleId="761">
+  <w:style w:type="table" w:styleId="759">
     <w:name w:val="Grid Table 5 Dark- Accent 1"/>
-    <w:basedOn w:val="911"/>
+    <w:basedOn w:val="909"/>
     <w:uiPriority w:val="99"/>
     <w:pPr>
       <w:pBdr/>
@@ -10771,9 +10784,9 @@
       </w:tcPr>
     </w:tblStylePr>
   </w:style>
-  <w:style w:type="table" w:styleId="762">
+  <w:style w:type="table" w:styleId="760">
     <w:name w:val="Grid Table 5 Dark - Accent 2"/>
-    <w:basedOn w:val="911"/>
+    <w:basedOn w:val="909"/>
     <w:uiPriority w:val="99"/>
     <w:pPr>
       <w:pBdr/>
@@ -10999,9 +11012,9 @@
       </w:tcPr>
     </w:tblStylePr>
   </w:style>
-  <w:style w:type="table" w:styleId="763">
+  <w:style w:type="table" w:styleId="761">
     <w:name w:val="Grid Table 5 Dark - Accent 3"/>
-    <w:basedOn w:val="911"/>
+    <w:basedOn w:val="909"/>
     <w:uiPriority w:val="99"/>
     <w:pPr>
       <w:pBdr/>
@@ -11227,9 +11240,9 @@
       </w:tcPr>
     </w:tblStylePr>
   </w:style>
-  <w:style w:type="table" w:styleId="764">
+  <w:style w:type="table" w:styleId="762">
     <w:name w:val="Grid Table 5 Dark- Accent 4"/>
-    <w:basedOn w:val="911"/>
+    <w:basedOn w:val="909"/>
     <w:uiPriority w:val="99"/>
     <w:pPr>
       <w:pBdr/>
@@ -11455,9 +11468,9 @@
       </w:tcPr>
     </w:tblStylePr>
   </w:style>
-  <w:style w:type="table" w:styleId="765">
+  <w:style w:type="table" w:styleId="763">
     <w:name w:val="Grid Table 5 Dark - Accent 5"/>
-    <w:basedOn w:val="911"/>
+    <w:basedOn w:val="909"/>
     <w:uiPriority w:val="99"/>
     <w:pPr>
       <w:pBdr/>
@@ -11683,9 +11696,9 @@
       </w:tcPr>
     </w:tblStylePr>
   </w:style>
-  <w:style w:type="table" w:styleId="766">
+  <w:style w:type="table" w:styleId="764">
     <w:name w:val="Grid Table 5 Dark - Accent 6"/>
-    <w:basedOn w:val="911"/>
+    <w:basedOn w:val="909"/>
     <w:uiPriority w:val="99"/>
     <w:pPr>
       <w:pBdr/>
@@ -11911,9 +11924,9 @@
       </w:tcPr>
     </w:tblStylePr>
   </w:style>
-  <w:style w:type="table" w:styleId="767">
+  <w:style w:type="table" w:styleId="765">
     <w:name w:val="Grid Table 6 Colorful"/>
-    <w:basedOn w:val="911"/>
+    <w:basedOn w:val="909"/>
     <w:uiPriority w:val="99"/>
     <w:pPr>
       <w:pBdr/>
@@ -12141,9 +12154,9 @@
       </w:tcPr>
     </w:tblStylePr>
   </w:style>
-  <w:style w:type="table" w:styleId="768">
+  <w:style w:type="table" w:styleId="766">
     <w:name w:val="Grid Table 6 Colorful - Accent 1"/>
-    <w:basedOn w:val="911"/>
+    <w:basedOn w:val="909"/>
     <w:uiPriority w:val="99"/>
     <w:pPr>
       <w:pBdr/>
@@ -12371,9 +12384,9 @@
       </w:tcPr>
     </w:tblStylePr>
   </w:style>
-  <w:style w:type="table" w:styleId="769">
+  <w:style w:type="table" w:styleId="767">
     <w:name w:val="Grid Table 6 Colorful - Accent 2"/>
-    <w:basedOn w:val="911"/>
+    <w:basedOn w:val="909"/>
     <w:uiPriority w:val="99"/>
     <w:pPr>
       <w:pBdr/>
@@ -12601,9 +12614,9 @@
       </w:tcPr>
     </w:tblStylePr>
   </w:style>
-  <w:style w:type="table" w:styleId="770">
+  <w:style w:type="table" w:styleId="768">
     <w:name w:val="Grid Table 6 Colorful - Accent 3"/>
-    <w:basedOn w:val="911"/>
+    <w:basedOn w:val="909"/>
     <w:uiPriority w:val="99"/>
     <w:pPr>
       <w:pBdr/>
@@ -12831,9 +12844,9 @@
       </w:tcPr>
     </w:tblStylePr>
   </w:style>
-  <w:style w:type="table" w:styleId="771">
+  <w:style w:type="table" w:styleId="769">
     <w:name w:val="Grid Table 6 Colorful - Accent 4"/>
-    <w:basedOn w:val="911"/>
+    <w:basedOn w:val="909"/>
     <w:uiPriority w:val="99"/>
     <w:pPr>
       <w:pBdr/>
@@ -13061,9 +13074,9 @@
       </w:tcPr>
     </w:tblStylePr>
   </w:style>
-  <w:style w:type="table" w:styleId="772">
+  <w:style w:type="table" w:styleId="770">
     <w:name w:val="Grid Table 6 Colorful - Accent 5"/>
-    <w:basedOn w:val="911"/>
+    <w:basedOn w:val="909"/>
     <w:uiPriority w:val="99"/>
     <w:pPr>
       <w:pBdr/>
@@ -13291,9 +13304,9 @@
       </w:tcPr>
     </w:tblStylePr>
   </w:style>
-  <w:style w:type="table" w:styleId="773">
+  <w:style w:type="table" w:styleId="771">
     <w:name w:val="Grid Table 6 Colorful - Accent 6"/>
-    <w:basedOn w:val="911"/>
+    <w:basedOn w:val="909"/>
     <w:uiPriority w:val="99"/>
     <w:pPr>
       <w:pBdr/>
@@ -13521,9 +13534,9 @@
       </w:tcPr>
     </w:tblStylePr>
   </w:style>
-  <w:style w:type="table" w:styleId="774">
+  <w:style w:type="table" w:styleId="772">
     <w:name w:val="Grid Table 7 Colorful"/>
-    <w:basedOn w:val="911"/>
+    <w:basedOn w:val="909"/>
     <w:uiPriority w:val="99"/>
     <w:pPr>
       <w:pBdr/>
@@ -13775,9 +13788,9 @@
       </w:tcPr>
     </w:tblStylePr>
   </w:style>
-  <w:style w:type="table" w:styleId="775">
+  <w:style w:type="table" w:styleId="773">
     <w:name w:val="Grid Table 7 Colorful - Accent 1"/>
-    <w:basedOn w:val="911"/>
+    <w:basedOn w:val="909"/>
     <w:uiPriority w:val="99"/>
     <w:pPr>
       <w:pBdr/>
@@ -14029,9 +14042,9 @@
       </w:tcPr>
     </w:tblStylePr>
   </w:style>
-  <w:style w:type="table" w:styleId="776">
+  <w:style w:type="table" w:styleId="774">
     <w:name w:val="Grid Table 7 Colorful - Accent 2"/>
-    <w:basedOn w:val="911"/>
+    <w:basedOn w:val="909"/>
     <w:uiPriority w:val="99"/>
     <w:pPr>
       <w:pBdr/>
@@ -14283,9 +14296,9 @@
       </w:tcPr>
     </w:tblStylePr>
   </w:style>
-  <w:style w:type="table" w:styleId="777">
+  <w:style w:type="table" w:styleId="775">
     <w:name w:val="Grid Table 7 Colorful - Accent 3"/>
-    <w:basedOn w:val="911"/>
+    <w:basedOn w:val="909"/>
     <w:uiPriority w:val="99"/>
     <w:pPr>
       <w:pBdr/>
@@ -14537,9 +14550,9 @@
       </w:tcPr>
     </w:tblStylePr>
   </w:style>
-  <w:style w:type="table" w:styleId="778">
+  <w:style w:type="table" w:styleId="776">
     <w:name w:val="Grid Table 7 Colorful - Accent 4"/>
-    <w:basedOn w:val="911"/>
+    <w:basedOn w:val="909"/>
     <w:uiPriority w:val="99"/>
     <w:pPr>
       <w:pBdr/>
@@ -14791,9 +14804,9 @@
       </w:tcPr>
     </w:tblStylePr>
   </w:style>
-  <w:style w:type="table" w:styleId="779">
+  <w:style w:type="table" w:styleId="777">
     <w:name w:val="Grid Table 7 Colorful - Accent 5"/>
-    <w:basedOn w:val="911"/>
+    <w:basedOn w:val="909"/>
     <w:uiPriority w:val="99"/>
     <w:pPr>
       <w:pBdr/>
@@ -15045,9 +15058,9 @@
       </w:tcPr>
     </w:tblStylePr>
   </w:style>
-  <w:style w:type="table" w:styleId="780">
+  <w:style w:type="table" w:styleId="778">
     <w:name w:val="Grid Table 7 Colorful - Accent 6"/>
-    <w:basedOn w:val="911"/>
+    <w:basedOn w:val="909"/>
     <w:uiPriority w:val="99"/>
     <w:pPr>
       <w:pBdr/>
@@ -15299,9 +15312,9 @@
       </w:tcPr>
     </w:tblStylePr>
   </w:style>
-  <w:style w:type="table" w:styleId="781">
+  <w:style w:type="table" w:styleId="779">
     <w:name w:val="List Table 1 Light"/>
-    <w:basedOn w:val="911"/>
+    <w:basedOn w:val="909"/>
     <w:uiPriority w:val="99"/>
     <w:pPr>
       <w:pBdr/>
@@ -15515,9 +15528,9 @@
       </w:tcPr>
     </w:tblStylePr>
   </w:style>
-  <w:style w:type="table" w:styleId="782">
+  <w:style w:type="table" w:styleId="780">
     <w:name w:val="List Table 1 Light - Accent 1"/>
-    <w:basedOn w:val="911"/>
+    <w:basedOn w:val="909"/>
     <w:uiPriority w:val="99"/>
     <w:pPr>
       <w:pBdr/>
@@ -15731,9 +15744,9 @@
       </w:tcPr>
     </w:tblStylePr>
   </w:style>
-  <w:style w:type="table" w:styleId="783">
+  <w:style w:type="table" w:styleId="781">
     <w:name w:val="List Table 1 Light - Accent 2"/>
-    <w:basedOn w:val="911"/>
+    <w:basedOn w:val="909"/>
     <w:uiPriority w:val="99"/>
     <w:pPr>
       <w:pBdr/>
@@ -15947,9 +15960,9 @@
       </w:tcPr>
     </w:tblStylePr>
   </w:style>
-  <w:style w:type="table" w:styleId="784">
+  <w:style w:type="table" w:styleId="782">
     <w:name w:val="List Table 1 Light - Accent 3"/>
-    <w:basedOn w:val="911"/>
+    <w:basedOn w:val="909"/>
     <w:uiPriority w:val="99"/>
     <w:pPr>
       <w:pBdr/>
@@ -16163,9 +16176,9 @@
       </w:tcPr>
     </w:tblStylePr>
   </w:style>
-  <w:style w:type="table" w:styleId="785">
+  <w:style w:type="table" w:styleId="783">
     <w:name w:val="List Table 1 Light - Accent 4"/>
-    <w:basedOn w:val="911"/>
+    <w:basedOn w:val="909"/>
     <w:uiPriority w:val="99"/>
     <w:pPr>
       <w:pBdr/>
@@ -16379,9 +16392,9 @@
       </w:tcPr>
     </w:tblStylePr>
   </w:style>
-  <w:style w:type="table" w:styleId="786">
+  <w:style w:type="table" w:styleId="784">
     <w:name w:val="List Table 1 Light - Accent 5"/>
-    <w:basedOn w:val="911"/>
+    <w:basedOn w:val="909"/>
     <w:uiPriority w:val="99"/>
     <w:pPr>
       <w:pBdr/>
@@ -16595,9 +16608,9 @@
       </w:tcPr>
     </w:tblStylePr>
   </w:style>
-  <w:style w:type="table" w:styleId="787">
+  <w:style w:type="table" w:styleId="785">
     <w:name w:val="List Table 1 Light - Accent 6"/>
-    <w:basedOn w:val="911"/>
+    <w:basedOn w:val="909"/>
     <w:uiPriority w:val="99"/>
     <w:pPr>
       <w:pBdr/>
@@ -16811,9 +16824,9 @@
       </w:tcPr>
     </w:tblStylePr>
   </w:style>
-  <w:style w:type="table" w:styleId="788">
+  <w:style w:type="table" w:styleId="786">
     <w:name w:val="List Table 2"/>
-    <w:basedOn w:val="911"/>
+    <w:basedOn w:val="909"/>
     <w:uiPriority w:val="99"/>
     <w:pPr>
       <w:pBdr/>
@@ -17049,9 +17062,9 @@
       </w:tcPr>
     </w:tblStylePr>
   </w:style>
-  <w:style w:type="table" w:styleId="789">
+  <w:style w:type="table" w:styleId="787">
     <w:name w:val="List Table 2 - Accent 1"/>
-    <w:basedOn w:val="911"/>
+    <w:basedOn w:val="909"/>
     <w:uiPriority w:val="99"/>
     <w:pPr>
       <w:pBdr/>
@@ -17287,9 +17300,9 @@
       </w:tcPr>
     </w:tblStylePr>
   </w:style>
-  <w:style w:type="table" w:styleId="790">
+  <w:style w:type="table" w:styleId="788">
     <w:name w:val="List Table 2 - Accent 2"/>
-    <w:basedOn w:val="911"/>
+    <w:basedOn w:val="909"/>
     <w:uiPriority w:val="99"/>
     <w:pPr>
       <w:pBdr/>
@@ -17525,9 +17538,9 @@
       </w:tcPr>
     </w:tblStylePr>
   </w:style>
-  <w:style w:type="table" w:styleId="791">
+  <w:style w:type="table" w:styleId="789">
     <w:name w:val="List Table 2 - Accent 3"/>
-    <w:basedOn w:val="911"/>
+    <w:basedOn w:val="909"/>
     <w:uiPriority w:val="99"/>
     <w:pPr>
       <w:pBdr/>
@@ -17763,9 +17776,9 @@
       </w:tcPr>
     </w:tblStylePr>
   </w:style>
-  <w:style w:type="table" w:styleId="792">
+  <w:style w:type="table" w:styleId="790">
     <w:name w:val="List Table 2 - Accent 4"/>
-    <w:basedOn w:val="911"/>
+    <w:basedOn w:val="909"/>
     <w:uiPriority w:val="99"/>
     <w:pPr>
       <w:pBdr/>
@@ -18001,9 +18014,9 @@
       </w:tcPr>
     </w:tblStylePr>
   </w:style>
-  <w:style w:type="table" w:styleId="793">
+  <w:style w:type="table" w:styleId="791">
     <w:name w:val="List Table 2 - Accent 5"/>
-    <w:basedOn w:val="911"/>
+    <w:basedOn w:val="909"/>
     <w:uiPriority w:val="99"/>
     <w:pPr>
       <w:pBdr/>
@@ -18239,9 +18252,9 @@
       </w:tcPr>
     </w:tblStylePr>
   </w:style>
-  <w:style w:type="table" w:styleId="794">
+  <w:style w:type="table" w:styleId="792">
     <w:name w:val="List Table 2 - Accent 6"/>
-    <w:basedOn w:val="911"/>
+    <w:basedOn w:val="909"/>
     <w:uiPriority w:val="99"/>
     <w:pPr>
       <w:pBdr/>
@@ -18477,9 +18490,9 @@
       </w:tcPr>
     </w:tblStylePr>
   </w:style>
-  <w:style w:type="table" w:styleId="795">
+  <w:style w:type="table" w:styleId="793">
     <w:name w:val="List Table 3"/>
-    <w:basedOn w:val="911"/>
+    <w:basedOn w:val="909"/>
     <w:uiPriority w:val="99"/>
     <w:pPr>
       <w:pBdr/>
@@ -18705,9 +18718,9 @@
       </w:tcPr>
     </w:tblStylePr>
   </w:style>
-  <w:style w:type="table" w:styleId="796">
+  <w:style w:type="table" w:styleId="794">
     <w:name w:val="List Table 3 - Accent 1"/>
-    <w:basedOn w:val="911"/>
+    <w:basedOn w:val="909"/>
     <w:uiPriority w:val="99"/>
     <w:pPr>
       <w:pBdr/>
@@ -18933,9 +18946,9 @@
       </w:tcPr>
     </w:tblStylePr>
   </w:style>
-  <w:style w:type="table" w:styleId="797">
+  <w:style w:type="table" w:styleId="795">
     <w:name w:val="List Table 3 - Accent 2"/>
-    <w:basedOn w:val="911"/>
+    <w:basedOn w:val="909"/>
     <w:uiPriority w:val="99"/>
     <w:pPr>
       <w:pBdr/>
@@ -19161,9 +19174,9 @@
       </w:tcPr>
     </w:tblStylePr>
   </w:style>
-  <w:style w:type="table" w:styleId="798">
+  <w:style w:type="table" w:styleId="796">
     <w:name w:val="List Table 3 - Accent 3"/>
-    <w:basedOn w:val="911"/>
+    <w:basedOn w:val="909"/>
     <w:uiPriority w:val="99"/>
     <w:pPr>
       <w:pBdr/>
@@ -19389,9 +19402,9 @@
       </w:tcPr>
     </w:tblStylePr>
   </w:style>
-  <w:style w:type="table" w:styleId="799">
+  <w:style w:type="table" w:styleId="797">
     <w:name w:val="List Table 3 - Accent 4"/>
-    <w:basedOn w:val="911"/>
+    <w:basedOn w:val="909"/>
     <w:uiPriority w:val="99"/>
     <w:pPr>
       <w:pBdr/>
@@ -19617,9 +19630,9 @@
       </w:tcPr>
     </w:tblStylePr>
   </w:style>
-  <w:style w:type="table" w:styleId="800">
+  <w:style w:type="table" w:styleId="798">
     <w:name w:val="List Table 3 - Accent 5"/>
-    <w:basedOn w:val="911"/>
+    <w:basedOn w:val="909"/>
     <w:uiPriority w:val="99"/>
     <w:pPr>
       <w:pBdr/>
@@ -19845,9 +19858,9 @@
       </w:tcPr>
     </w:tblStylePr>
   </w:style>
-  <w:style w:type="table" w:styleId="801">
+  <w:style w:type="table" w:styleId="799">
     <w:name w:val="List Table 3 - Accent 6"/>
-    <w:basedOn w:val="911"/>
+    <w:basedOn w:val="909"/>
     <w:uiPriority w:val="99"/>
     <w:pPr>
       <w:pBdr/>
@@ -20073,9 +20086,9 @@
       </w:tcPr>
     </w:tblStylePr>
   </w:style>
-  <w:style w:type="table" w:styleId="802">
+  <w:style w:type="table" w:styleId="800">
     <w:name w:val="List Table 4"/>
-    <w:basedOn w:val="911"/>
+    <w:basedOn w:val="909"/>
     <w:uiPriority w:val="99"/>
     <w:pPr>
       <w:pBdr/>
@@ -20298,9 +20311,9 @@
       </w:tcPr>
     </w:tblStylePr>
   </w:style>
-  <w:style w:type="table" w:styleId="803">
+  <w:style w:type="table" w:styleId="801">
     <w:name w:val="List Table 4 - Accent 1"/>
-    <w:basedOn w:val="911"/>
+    <w:basedOn w:val="909"/>
     <w:uiPriority w:val="99"/>
     <w:pPr>
       <w:pBdr/>
@@ -20523,9 +20536,9 @@
       </w:tcPr>
     </w:tblStylePr>
   </w:style>
-  <w:style w:type="table" w:styleId="804">
+  <w:style w:type="table" w:styleId="802">
     <w:name w:val="List Table 4 - Accent 2"/>
-    <w:basedOn w:val="911"/>
+    <w:basedOn w:val="909"/>
     <w:uiPriority w:val="99"/>
     <w:pPr>
       <w:pBdr/>
@@ -20748,9 +20761,9 @@
       </w:tcPr>
     </w:tblStylePr>
   </w:style>
-  <w:style w:type="table" w:styleId="805">
+  <w:style w:type="table" w:styleId="803">
     <w:name w:val="List Table 4 - Accent 3"/>
-    <w:basedOn w:val="911"/>
+    <w:basedOn w:val="909"/>
     <w:uiPriority w:val="99"/>
     <w:pPr>
       <w:pBdr/>
@@ -20973,9 +20986,9 @@
       </w:tcPr>
     </w:tblStylePr>
   </w:style>
-  <w:style w:type="table" w:styleId="806">
+  <w:style w:type="table" w:styleId="804">
     <w:name w:val="List Table 4 - Accent 4"/>
-    <w:basedOn w:val="911"/>
+    <w:basedOn w:val="909"/>
     <w:uiPriority w:val="99"/>
     <w:pPr>
       <w:pBdr/>
@@ -21198,9 +21211,9 @@
       </w:tcPr>
     </w:tblStylePr>
   </w:style>
-  <w:style w:type="table" w:styleId="807">
+  <w:style w:type="table" w:styleId="805">
     <w:name w:val="List Table 4 - Accent 5"/>
-    <w:basedOn w:val="911"/>
+    <w:basedOn w:val="909"/>
     <w:uiPriority w:val="99"/>
     <w:pPr>
       <w:pBdr/>
@@ -21423,9 +21436,9 @@
       </w:tcPr>
     </w:tblStylePr>
   </w:style>
-  <w:style w:type="table" w:styleId="808">
+  <w:style w:type="table" w:styleId="806">
     <w:name w:val="List Table 4 - Accent 6"/>
-    <w:basedOn w:val="911"/>
+    <w:basedOn w:val="909"/>
     <w:uiPriority w:val="99"/>
     <w:pPr>
       <w:pBdr/>
@@ -21648,9 +21661,9 @@
       </w:tcPr>
     </w:tblStylePr>
   </w:style>
-  <w:style w:type="table" w:styleId="809">
+  <w:style w:type="table" w:styleId="807">
     <w:name w:val="List Table 5 Dark"/>
-    <w:basedOn w:val="911"/>
+    <w:basedOn w:val="909"/>
     <w:uiPriority w:val="99"/>
     <w:pPr>
       <w:pBdr/>
@@ -21890,9 +21903,9 @@
       </w:tcPr>
     </w:tblStylePr>
   </w:style>
-  <w:style w:type="table" w:styleId="810">
+  <w:style w:type="table" w:styleId="808">
     <w:name w:val="List Table 5 Dark - Accent 1"/>
-    <w:basedOn w:val="911"/>
+    <w:basedOn w:val="909"/>
     <w:uiPriority w:val="99"/>
     <w:pPr>
       <w:pBdr/>
@@ -22132,9 +22145,9 @@
       </w:tcPr>
     </w:tblStylePr>
   </w:style>
-  <w:style w:type="table" w:styleId="811">
+  <w:style w:type="table" w:styleId="809">
     <w:name w:val="List Table 5 Dark - Accent 2"/>
-    <w:basedOn w:val="911"/>
+    <w:basedOn w:val="909"/>
     <w:uiPriority w:val="99"/>
     <w:pPr>
       <w:pBdr/>
@@ -22374,9 +22387,9 @@
       </w:tcPr>
     </w:tblStylePr>
   </w:style>
-  <w:style w:type="table" w:styleId="812">
+  <w:style w:type="table" w:styleId="810">
     <w:name w:val="List Table 5 Dark - Accent 3"/>
-    <w:basedOn w:val="911"/>
+    <w:basedOn w:val="909"/>
     <w:uiPriority w:val="99"/>
     <w:pPr>
       <w:pBdr/>
@@ -22616,9 +22629,9 @@
       </w:tcPr>
     </w:tblStylePr>
   </w:style>
-  <w:style w:type="table" w:styleId="813">
+  <w:style w:type="table" w:styleId="811">
     <w:name w:val="List Table 5 Dark - Accent 4"/>
-    <w:basedOn w:val="911"/>
+    <w:basedOn w:val="909"/>
     <w:uiPriority w:val="99"/>
     <w:pPr>
       <w:pBdr/>
@@ -22858,9 +22871,9 @@
       </w:tcPr>
     </w:tblStylePr>
   </w:style>
-  <w:style w:type="table" w:styleId="814">
+  <w:style w:type="table" w:styleId="812">
     <w:name w:val="List Table 5 Dark - Accent 5"/>
-    <w:basedOn w:val="911"/>
+    <w:basedOn w:val="909"/>
     <w:uiPriority w:val="99"/>
     <w:pPr>
       <w:pBdr/>
@@ -23100,9 +23113,9 @@
       </w:tcPr>
     </w:tblStylePr>
   </w:style>
-  <w:style w:type="table" w:styleId="815">
+  <w:style w:type="table" w:styleId="813">
     <w:name w:val="List Table 5 Dark - Accent 6"/>
-    <w:basedOn w:val="911"/>
+    <w:basedOn w:val="909"/>
     <w:uiPriority w:val="99"/>
     <w:pPr>
       <w:pBdr/>
@@ -23342,9 +23355,9 @@
       </w:tcPr>
     </w:tblStylePr>
   </w:style>
-  <w:style w:type="table" w:styleId="816">
+  <w:style w:type="table" w:styleId="814">
     <w:name w:val="List Table 6 Colorful"/>
-    <w:basedOn w:val="911"/>
+    <w:basedOn w:val="909"/>
     <w:uiPriority w:val="99"/>
     <w:pPr>
       <w:pBdr/>
@@ -23565,9 +23578,9 @@
       </w:tcPr>
     </w:tblStylePr>
   </w:style>
-  <w:style w:type="table" w:styleId="817">
+  <w:style w:type="table" w:styleId="815">
     <w:name w:val="List Table 6 Colorful - Accent 1"/>
-    <w:basedOn w:val="911"/>
+    <w:basedOn w:val="909"/>
     <w:uiPriority w:val="99"/>
     <w:pPr>
       <w:pBdr/>
@@ -23788,9 +23801,9 @@
       </w:tcPr>
     </w:tblStylePr>
   </w:style>
-  <w:style w:type="table" w:styleId="818">
+  <w:style w:type="table" w:styleId="816">
     <w:name w:val="List Table 6 Colorful - Accent 2"/>
-    <w:basedOn w:val="911"/>
+    <w:basedOn w:val="909"/>
     <w:uiPriority w:val="99"/>
     <w:pPr>
       <w:pBdr/>
@@ -24011,9 +24024,9 @@
       </w:tcPr>
     </w:tblStylePr>
   </w:style>
-  <w:style w:type="table" w:styleId="819">
+  <w:style w:type="table" w:styleId="817">
     <w:name w:val="List Table 6 Colorful - Accent 3"/>
-    <w:basedOn w:val="911"/>
+    <w:basedOn w:val="909"/>
     <w:uiPriority w:val="99"/>
     <w:pPr>
       <w:pBdr/>
@@ -24234,9 +24247,9 @@
       </w:tcPr>
     </w:tblStylePr>
   </w:style>
-  <w:style w:type="table" w:styleId="820">
+  <w:style w:type="table" w:styleId="818">
     <w:name w:val="List Table 6 Colorful - Accent 4"/>
-    <w:basedOn w:val="911"/>
+    <w:basedOn w:val="909"/>
     <w:uiPriority w:val="99"/>
     <w:pPr>
       <w:pBdr/>
@@ -24457,9 +24470,9 @@
       </w:tcPr>
     </w:tblStylePr>
   </w:style>
-  <w:style w:type="table" w:styleId="821">
+  <w:style w:type="table" w:styleId="819">
     <w:name w:val="List Table 6 Colorful - Accent 5"/>
-    <w:basedOn w:val="911"/>
+    <w:basedOn w:val="909"/>
     <w:uiPriority w:val="99"/>
     <w:pPr>
       <w:pBdr/>
@@ -24680,9 +24693,9 @@
       </w:tcPr>
     </w:tblStylePr>
   </w:style>
-  <w:style w:type="table" w:styleId="822">
+  <w:style w:type="table" w:styleId="820">
     <w:name w:val="List Table 6 Colorful - Accent 6"/>
-    <w:basedOn w:val="911"/>
+    <w:basedOn w:val="909"/>
     <w:uiPriority w:val="99"/>
     <w:pPr>
       <w:pBdr/>
@@ -24903,9 +24916,9 @@
       </w:tcPr>
     </w:tblStylePr>
   </w:style>
-  <w:style w:type="table" w:styleId="823">
+  <w:style w:type="table" w:styleId="821">
     <w:name w:val="List Table 7 Colorful"/>
-    <w:basedOn w:val="911"/>
+    <w:basedOn w:val="909"/>
     <w:uiPriority w:val="99"/>
     <w:pPr>
       <w:pBdr/>
@@ -25159,9 +25172,9 @@
       </w:tcPr>
     </w:tblStylePr>
   </w:style>
-  <w:style w:type="table" w:styleId="824">
+  <w:style w:type="table" w:styleId="822">
     <w:name w:val="List Table 7 Colorful - Accent 1"/>
-    <w:basedOn w:val="911"/>
+    <w:basedOn w:val="909"/>
     <w:uiPriority w:val="99"/>
     <w:pPr>
       <w:pBdr/>
@@ -25415,9 +25428,9 @@
       </w:tcPr>
     </w:tblStylePr>
   </w:style>
-  <w:style w:type="table" w:styleId="825">
+  <w:style w:type="table" w:styleId="823">
     <w:name w:val="List Table 7 Colorful - Accent 2"/>
-    <w:basedOn w:val="911"/>
+    <w:basedOn w:val="909"/>
     <w:uiPriority w:val="99"/>
     <w:pPr>
       <w:pBdr/>
@@ -25671,9 +25684,9 @@
       </w:tcPr>
     </w:tblStylePr>
   </w:style>
-  <w:style w:type="table" w:styleId="826">
+  <w:style w:type="table" w:styleId="824">
     <w:name w:val="List Table 7 Colorful - Accent 3"/>
-    <w:basedOn w:val="911"/>
+    <w:basedOn w:val="909"/>
     <w:uiPriority w:val="99"/>
     <w:pPr>
       <w:pBdr/>
@@ -25927,9 +25940,9 @@
       </w:tcPr>
     </w:tblStylePr>
   </w:style>
-  <w:style w:type="table" w:styleId="827">
+  <w:style w:type="table" w:styleId="825">
     <w:name w:val="List Table 7 Colorful - Accent 4"/>
-    <w:basedOn w:val="911"/>
+    <w:basedOn w:val="909"/>
     <w:uiPriority w:val="99"/>
     <w:pPr>
       <w:pBdr/>
@@ -26183,9 +26196,9 @@
       </w:tcPr>
     </w:tblStylePr>
   </w:style>
-  <w:style w:type="table" w:styleId="828">
+  <w:style w:type="table" w:styleId="826">
     <w:name w:val="List Table 7 Colorful - Accent 5"/>
-    <w:basedOn w:val="911"/>
+    <w:basedOn w:val="909"/>
     <w:uiPriority w:val="99"/>
     <w:pPr>
       <w:pBdr/>
@@ -26439,9 +26452,9 @@
       </w:tcPr>
     </w:tblStylePr>
   </w:style>
-  <w:style w:type="table" w:styleId="829">
+  <w:style w:type="table" w:styleId="827">
     <w:name w:val="List Table 7 Colorful - Accent 6"/>
-    <w:basedOn w:val="911"/>
+    <w:basedOn w:val="909"/>
     <w:uiPriority w:val="99"/>
     <w:pPr>
       <w:pBdr/>
@@ -26695,9 +26708,9 @@
       </w:tcPr>
     </w:tblStylePr>
   </w:style>
-  <w:style w:type="table" w:styleId="830">
+  <w:style w:type="table" w:styleId="828">
     <w:name w:val="Lined - Accent"/>
-    <w:basedOn w:val="911"/>
+    <w:basedOn w:val="909"/>
     <w:uiPriority w:val="99"/>
     <w:pPr>
       <w:pBdr/>
@@ -26932,9 +26945,9 @@
       </w:tcPr>
     </w:tblStylePr>
   </w:style>
-  <w:style w:type="table" w:styleId="831">
+  <w:style w:type="table" w:styleId="829">
     <w:name w:val="Lined - Accent 1"/>
-    <w:basedOn w:val="911"/>
+    <w:basedOn w:val="909"/>
     <w:uiPriority w:val="99"/>
     <w:pPr>
       <w:pBdr/>
@@ -27169,9 +27182,9 @@
       </w:tcPr>
     </w:tblStylePr>
   </w:style>
-  <w:style w:type="table" w:styleId="832">
+  <w:style w:type="table" w:styleId="830">
     <w:name w:val="Lined - Accent 2"/>
-    <w:basedOn w:val="911"/>
+    <w:basedOn w:val="909"/>
     <w:uiPriority w:val="99"/>
     <w:pPr>
       <w:pBdr/>
@@ -27406,9 +27419,9 @@
       </w:tcPr>
     </w:tblStylePr>
   </w:style>
-  <w:style w:type="table" w:styleId="833">
+  <w:style w:type="table" w:styleId="831">
     <w:name w:val="Lined - Accent 3"/>
-    <w:basedOn w:val="911"/>
+    <w:basedOn w:val="909"/>
     <w:uiPriority w:val="99"/>
     <w:pPr>
       <w:pBdr/>
@@ -27643,9 +27656,9 @@
       </w:tcPr>
     </w:tblStylePr>
   </w:style>
-  <w:style w:type="table" w:styleId="834">
+  <w:style w:type="table" w:styleId="832">
     <w:name w:val="Lined - Accent 4"/>
-    <w:basedOn w:val="911"/>
+    <w:basedOn w:val="909"/>
     <w:uiPriority w:val="99"/>
     <w:pPr>
       <w:pBdr/>
@@ -27880,9 +27893,9 @@
       </w:tcPr>
     </w:tblStylePr>
   </w:style>
-  <w:style w:type="table" w:styleId="835">
+  <w:style w:type="table" w:styleId="833">
     <w:name w:val="Lined - Accent 5"/>
-    <w:basedOn w:val="911"/>
+    <w:basedOn w:val="909"/>
     <w:uiPriority w:val="99"/>
     <w:pPr>
       <w:pBdr/>
@@ -28117,9 +28130,9 @@
       </w:tcPr>
     </w:tblStylePr>
   </w:style>
-  <w:style w:type="table" w:styleId="836">
+  <w:style w:type="table" w:styleId="834">
     <w:name w:val="Lined - Accent 6"/>
-    <w:basedOn w:val="911"/>
+    <w:basedOn w:val="909"/>
     <w:uiPriority w:val="99"/>
     <w:pPr>
       <w:pBdr/>
@@ -28354,9 +28367,9 @@
       </w:tcPr>
     </w:tblStylePr>
   </w:style>
-  <w:style w:type="table" w:styleId="837">
+  <w:style w:type="table" w:styleId="835">
     <w:name w:val="Bordered &amp; Lined - Accent"/>
-    <w:basedOn w:val="911"/>
+    <w:basedOn w:val="909"/>
     <w:uiPriority w:val="99"/>
     <w:pPr>
       <w:pBdr/>
@@ -28598,9 +28611,9 @@
       </w:tcPr>
     </w:tblStylePr>
   </w:style>
-  <w:style w:type="table" w:styleId="838">
+  <w:style w:type="table" w:styleId="836">
     <w:name w:val="Bordered &amp; Lined - Accent 1"/>
-    <w:basedOn w:val="911"/>
+    <w:basedOn w:val="909"/>
     <w:uiPriority w:val="99"/>
     <w:pPr>
       <w:pBdr/>
@@ -28842,9 +28855,9 @@
       </w:tcPr>
     </w:tblStylePr>
   </w:style>
-  <w:style w:type="table" w:styleId="839">
+  <w:style w:type="table" w:styleId="837">
     <w:name w:val="Bordered &amp; Lined - Accent 2"/>
-    <w:basedOn w:val="911"/>
+    <w:basedOn w:val="909"/>
     <w:uiPriority w:val="99"/>
     <w:pPr>
       <w:pBdr/>
@@ -29086,9 +29099,9 @@
       </w:tcPr>
     </w:tblStylePr>
   </w:style>
-  <w:style w:type="table" w:styleId="840">
+  <w:style w:type="table" w:styleId="838">
     <w:name w:val="Bordered &amp; Lined - Accent 3"/>
-    <w:basedOn w:val="911"/>
+    <w:basedOn w:val="909"/>
     <w:uiPriority w:val="99"/>
     <w:pPr>
       <w:pBdr/>
@@ -29330,9 +29343,9 @@
       </w:tcPr>
     </w:tblStylePr>
   </w:style>
-  <w:style w:type="table" w:styleId="841">
+  <w:style w:type="table" w:styleId="839">
     <w:name w:val="Bordered &amp; Lined - Accent 4"/>
-    <w:basedOn w:val="911"/>
+    <w:basedOn w:val="909"/>
     <w:uiPriority w:val="99"/>
     <w:pPr>
       <w:pBdr/>
@@ -29574,9 +29587,9 @@
       </w:tcPr>
     </w:tblStylePr>
   </w:style>
-  <w:style w:type="table" w:styleId="842">
+  <w:style w:type="table" w:styleId="840">
     <w:name w:val="Bordered &amp; Lined - Accent 5"/>
-    <w:basedOn w:val="911"/>
+    <w:basedOn w:val="909"/>
     <w:uiPriority w:val="99"/>
     <w:pPr>
       <w:pBdr/>
@@ -29818,9 +29831,9 @@
       </w:tcPr>
     </w:tblStylePr>
   </w:style>
-  <w:style w:type="table" w:styleId="843">
+  <w:style w:type="table" w:styleId="841">
     <w:name w:val="Bordered &amp; Lined - Accent 6"/>
-    <w:basedOn w:val="911"/>
+    <w:basedOn w:val="909"/>
     <w:uiPriority w:val="99"/>
     <w:pPr>
       <w:pBdr/>
@@ -30062,9 +30075,9 @@
       </w:tcPr>
     </w:tblStylePr>
   </w:style>
-  <w:style w:type="table" w:styleId="844">
+  <w:style w:type="table" w:styleId="842">
     <w:name w:val="Bordered"/>
-    <w:basedOn w:val="911"/>
+    <w:basedOn w:val="909"/>
     <w:uiPriority w:val="99"/>
     <w:pPr>
       <w:pBdr/>
@@ -30293,9 +30306,9 @@
       </w:tcPr>
     </w:tblStylePr>
   </w:style>
-  <w:style w:type="table" w:styleId="845">
+  <w:style w:type="table" w:styleId="843">
     <w:name w:val="Bordered - Accent 1"/>
-    <w:basedOn w:val="911"/>
+    <w:basedOn w:val="909"/>
     <w:uiPriority w:val="99"/>
     <w:pPr>
       <w:pBdr/>
@@ -30524,9 +30537,9 @@
       </w:tcPr>
     </w:tblStylePr>
   </w:style>
-  <w:style w:type="table" w:styleId="846">
+  <w:style w:type="table" w:styleId="844">
     <w:name w:val="Bordered - Accent 2"/>
-    <w:basedOn w:val="911"/>
+    <w:basedOn w:val="909"/>
     <w:uiPriority w:val="99"/>
     <w:pPr>
       <w:pBdr/>
@@ -30755,9 +30768,9 @@
       </w:tcPr>
     </w:tblStylePr>
   </w:style>
-  <w:style w:type="table" w:styleId="847">
+  <w:style w:type="table" w:styleId="845">
     <w:name w:val="Bordered - Accent 3"/>
-    <w:basedOn w:val="911"/>
+    <w:basedOn w:val="909"/>
     <w:uiPriority w:val="99"/>
     <w:pPr>
       <w:pBdr/>
@@ -30986,9 +30999,9 @@
       </w:tcPr>
     </w:tblStylePr>
   </w:style>
-  <w:style w:type="table" w:styleId="848">
+  <w:style w:type="table" w:styleId="846">
     <w:name w:val="Bordered - Accent 4"/>
-    <w:basedOn w:val="911"/>
+    <w:basedOn w:val="909"/>
     <w:uiPriority w:val="99"/>
     <w:pPr>
       <w:pBdr/>
@@ -31217,9 +31230,9 @@
       </w:tcPr>
     </w:tblStylePr>
   </w:style>
-  <w:style w:type="table" w:styleId="849">
+  <w:style w:type="table" w:styleId="847">
     <w:name w:val="Bordered - Accent 5"/>
-    <w:basedOn w:val="911"/>
+    <w:basedOn w:val="909"/>
     <w:uiPriority w:val="99"/>
     <w:pPr>
       <w:pBdr/>
@@ -31448,9 +31461,9 @@
       </w:tcPr>
     </w:tblStylePr>
   </w:style>
-  <w:style w:type="table" w:styleId="850">
+  <w:style w:type="table" w:styleId="848">
     <w:name w:val="Bordered - Accent 6"/>
-    <w:basedOn w:val="911"/>
+    <w:basedOn w:val="909"/>
     <w:uiPriority w:val="99"/>
     <w:pPr>
       <w:pBdr/>
@@ -31679,11 +31692,11 @@
       </w:tcPr>
     </w:tblStylePr>
   </w:style>
-  <w:style w:type="paragraph" w:styleId="851">
+  <w:style w:type="paragraph" w:styleId="849">
     <w:name w:val="Heading 1"/>
-    <w:basedOn w:val="910"/>
-    <w:next w:val="910"/>
-    <w:link w:val="861"/>
+    <w:basedOn w:val="908"/>
+    <w:next w:val="908"/>
+    <w:link w:val="859"/>
     <w:uiPriority w:val="9"/>
     <w:qFormat/>
     <w:pPr>
@@ -31701,11 +31714,11 @@
       <w:szCs w:val="40"/>
     </w:rPr>
   </w:style>
-  <w:style w:type="paragraph" w:styleId="852">
+  <w:style w:type="paragraph" w:styleId="850">
     <w:name w:val="Heading 2"/>
-    <w:basedOn w:val="910"/>
-    <w:next w:val="910"/>
-    <w:link w:val="862"/>
+    <w:basedOn w:val="908"/>
+    <w:next w:val="908"/>
+    <w:link w:val="860"/>
     <w:uiPriority w:val="9"/>
     <w:unhideWhenUsed/>
     <w:qFormat/>
@@ -31724,11 +31737,11 @@
       <w:szCs w:val="32"/>
     </w:rPr>
   </w:style>
-  <w:style w:type="paragraph" w:styleId="853">
+  <w:style w:type="paragraph" w:styleId="851">
     <w:name w:val="Heading 3"/>
-    <w:basedOn w:val="910"/>
-    <w:next w:val="910"/>
-    <w:link w:val="863"/>
+    <w:basedOn w:val="908"/>
+    <w:next w:val="908"/>
+    <w:link w:val="861"/>
     <w:uiPriority w:val="9"/>
     <w:unhideWhenUsed/>
     <w:qFormat/>
@@ -31747,11 +31760,11 @@
       <w:szCs w:val="28"/>
     </w:rPr>
   </w:style>
-  <w:style w:type="paragraph" w:styleId="854">
+  <w:style w:type="paragraph" w:styleId="852">
     <w:name w:val="Heading 4"/>
-    <w:basedOn w:val="910"/>
-    <w:next w:val="910"/>
-    <w:link w:val="864"/>
+    <w:basedOn w:val="908"/>
+    <w:next w:val="908"/>
+    <w:link w:val="862"/>
     <w:uiPriority w:val="9"/>
     <w:unhideWhenUsed/>
     <w:qFormat/>
@@ -31770,11 +31783,11 @@
       <w:color w:val="0f4761" w:themeColor="accent1" w:themeShade="BF"/>
     </w:rPr>
   </w:style>
-  <w:style w:type="paragraph" w:styleId="855">
+  <w:style w:type="paragraph" w:styleId="853">
     <w:name w:val="Heading 5"/>
-    <w:basedOn w:val="910"/>
-    <w:next w:val="910"/>
-    <w:link w:val="865"/>
+    <w:basedOn w:val="908"/>
+    <w:next w:val="908"/>
+    <w:link w:val="863"/>
     <w:uiPriority w:val="9"/>
     <w:unhideWhenUsed/>
     <w:qFormat/>
@@ -31791,11 +31804,11 @@
       <w:color w:val="0f4761" w:themeColor="accent1" w:themeShade="BF"/>
     </w:rPr>
   </w:style>
-  <w:style w:type="paragraph" w:styleId="856">
+  <w:style w:type="paragraph" w:styleId="854">
     <w:name w:val="Heading 6"/>
-    <w:basedOn w:val="910"/>
-    <w:next w:val="910"/>
-    <w:link w:val="866"/>
+    <w:basedOn w:val="908"/>
+    <w:next w:val="908"/>
+    <w:link w:val="864"/>
     <w:uiPriority w:val="9"/>
     <w:unhideWhenUsed/>
     <w:qFormat/>
@@ -31814,11 +31827,11 @@
       <w:color w:val="595959" w:themeColor="text1" w:themeTint="A6"/>
     </w:rPr>
   </w:style>
-  <w:style w:type="paragraph" w:styleId="857">
+  <w:style w:type="paragraph" w:styleId="855">
     <w:name w:val="Heading 7"/>
-    <w:basedOn w:val="910"/>
-    <w:next w:val="910"/>
-    <w:link w:val="867"/>
+    <w:basedOn w:val="908"/>
+    <w:next w:val="908"/>
+    <w:link w:val="865"/>
     <w:uiPriority w:val="9"/>
     <w:unhideWhenUsed/>
     <w:qFormat/>
@@ -31835,11 +31848,11 @@
       <w:color w:val="595959" w:themeColor="text1" w:themeTint="A6"/>
     </w:rPr>
   </w:style>
-  <w:style w:type="paragraph" w:styleId="858">
+  <w:style w:type="paragraph" w:styleId="856">
     <w:name w:val="Heading 8"/>
-    <w:basedOn w:val="910"/>
-    <w:next w:val="910"/>
-    <w:link w:val="868"/>
+    <w:basedOn w:val="908"/>
+    <w:next w:val="908"/>
+    <w:link w:val="866"/>
     <w:uiPriority w:val="9"/>
     <w:unhideWhenUsed/>
     <w:qFormat/>
@@ -31858,11 +31871,11 @@
       <w:color w:val="272727" w:themeColor="text1" w:themeTint="D8"/>
     </w:rPr>
   </w:style>
-  <w:style w:type="paragraph" w:styleId="859">
+  <w:style w:type="paragraph" w:styleId="857">
     <w:name w:val="Heading 9"/>
-    <w:basedOn w:val="910"/>
-    <w:next w:val="910"/>
-    <w:link w:val="869"/>
+    <w:basedOn w:val="908"/>
+    <w:next w:val="908"/>
+    <w:link w:val="867"/>
     <w:uiPriority w:val="9"/>
     <w:unhideWhenUsed/>
     <w:qFormat/>
@@ -31881,7 +31894,7 @@
       <w:color w:val="272727" w:themeColor="text1" w:themeTint="D8"/>
     </w:rPr>
   </w:style>
-  <w:style w:type="character" w:styleId="860" w:default="1">
+  <w:style w:type="character" w:styleId="858" w:default="1">
     <w:name w:val="Default Paragraph Font"/>
     <w:uiPriority w:val="1"/>
     <w:semiHidden/>
@@ -31892,10 +31905,10 @@
       <w:ind/>
     </w:pPr>
   </w:style>
-  <w:style w:type="character" w:styleId="861">
+  <w:style w:type="character" w:styleId="859">
     <w:name w:val="Heading 1 Char"/>
-    <w:basedOn w:val="860"/>
-    <w:link w:val="851"/>
+    <w:basedOn w:val="858"/>
+    <w:link w:val="849"/>
     <w:uiPriority w:val="9"/>
     <w:pPr>
       <w:pBdr/>
@@ -31909,10 +31922,10 @@
       <w:szCs w:val="40"/>
     </w:rPr>
   </w:style>
-  <w:style w:type="character" w:styleId="862">
+  <w:style w:type="character" w:styleId="860">
     <w:name w:val="Heading 2 Char"/>
-    <w:basedOn w:val="860"/>
-    <w:link w:val="852"/>
+    <w:basedOn w:val="858"/>
+    <w:link w:val="850"/>
     <w:uiPriority w:val="9"/>
     <w:pPr>
       <w:pBdr/>
@@ -31926,10 +31939,10 @@
       <w:szCs w:val="32"/>
     </w:rPr>
   </w:style>
-  <w:style w:type="character" w:styleId="863">
+  <w:style w:type="character" w:styleId="861">
     <w:name w:val="Heading 3 Char"/>
-    <w:basedOn w:val="860"/>
-    <w:link w:val="853"/>
+    <w:basedOn w:val="858"/>
+    <w:link w:val="851"/>
     <w:uiPriority w:val="9"/>
     <w:pPr>
       <w:pBdr/>
@@ -31943,10 +31956,10 @@
       <w:szCs w:val="28"/>
     </w:rPr>
   </w:style>
-  <w:style w:type="character" w:styleId="864">
+  <w:style w:type="character" w:styleId="862">
     <w:name w:val="Heading 4 Char"/>
-    <w:basedOn w:val="860"/>
-    <w:link w:val="854"/>
+    <w:basedOn w:val="858"/>
+    <w:link w:val="852"/>
     <w:uiPriority w:val="9"/>
     <w:pPr>
       <w:pBdr/>
@@ -31960,10 +31973,10 @@
       <w:color w:val="0f4761" w:themeColor="accent1" w:themeShade="BF"/>
     </w:rPr>
   </w:style>
-  <w:style w:type="character" w:styleId="865">
+  <w:style w:type="character" w:styleId="863">
     <w:name w:val="Heading 5 Char"/>
-    <w:basedOn w:val="860"/>
-    <w:link w:val="855"/>
+    <w:basedOn w:val="858"/>
+    <w:link w:val="853"/>
     <w:uiPriority w:val="9"/>
     <w:pPr>
       <w:pBdr/>
@@ -31975,10 +31988,10 @@
       <w:color w:val="0f4761" w:themeColor="accent1" w:themeShade="BF"/>
     </w:rPr>
   </w:style>
-  <w:style w:type="character" w:styleId="866">
+  <w:style w:type="character" w:styleId="864">
     <w:name w:val="Heading 6 Char"/>
-    <w:basedOn w:val="860"/>
-    <w:link w:val="856"/>
+    <w:basedOn w:val="858"/>
+    <w:link w:val="854"/>
     <w:uiPriority w:val="9"/>
     <w:pPr>
       <w:pBdr/>
@@ -31992,10 +32005,10 @@
       <w:color w:val="595959" w:themeColor="text1" w:themeTint="A6"/>
     </w:rPr>
   </w:style>
-  <w:style w:type="character" w:styleId="867">
+  <w:style w:type="character" w:styleId="865">
     <w:name w:val="Heading 7 Char"/>
-    <w:basedOn w:val="860"/>
-    <w:link w:val="857"/>
+    <w:basedOn w:val="858"/>
+    <w:link w:val="855"/>
     <w:uiPriority w:val="9"/>
     <w:pPr>
       <w:pBdr/>
@@ -32007,10 +32020,10 @@
       <w:color w:val="595959" w:themeColor="text1" w:themeTint="A6"/>
     </w:rPr>
   </w:style>
-  <w:style w:type="character" w:styleId="868">
+  <w:style w:type="character" w:styleId="866">
     <w:name w:val="Heading 8 Char"/>
-    <w:basedOn w:val="860"/>
-    <w:link w:val="858"/>
+    <w:basedOn w:val="858"/>
+    <w:link w:val="856"/>
     <w:uiPriority w:val="9"/>
     <w:pPr>
       <w:pBdr/>
@@ -32024,10 +32037,10 @@
       <w:color w:val="272727" w:themeColor="text1" w:themeTint="D8"/>
     </w:rPr>
   </w:style>
-  <w:style w:type="character" w:styleId="869">
+  <w:style w:type="character" w:styleId="867">
     <w:name w:val="Heading 9 Char"/>
-    <w:basedOn w:val="860"/>
-    <w:link w:val="859"/>
+    <w:basedOn w:val="858"/>
+    <w:link w:val="857"/>
     <w:uiPriority w:val="9"/>
     <w:pPr>
       <w:pBdr/>
@@ -32041,11 +32054,11 @@
       <w:color w:val="272727" w:themeColor="text1" w:themeTint="D8"/>
     </w:rPr>
   </w:style>
-  <w:style w:type="paragraph" w:styleId="870">
+  <w:style w:type="paragraph" w:styleId="868">
     <w:name w:val="Title"/>
-    <w:basedOn w:val="910"/>
-    <w:next w:val="910"/>
-    <w:link w:val="871"/>
+    <w:basedOn w:val="908"/>
+    <w:next w:val="908"/>
+    <w:link w:val="869"/>
     <w:uiPriority w:val="10"/>
     <w:qFormat/>
     <w:pPr>
@@ -32061,10 +32074,10 @@
       <w:szCs w:val="56"/>
     </w:rPr>
   </w:style>
-  <w:style w:type="character" w:styleId="871">
+  <w:style w:type="character" w:styleId="869">
     <w:name w:val="Title Char"/>
-    <w:basedOn w:val="860"/>
-    <w:link w:val="870"/>
+    <w:basedOn w:val="858"/>
+    <w:link w:val="868"/>
     <w:uiPriority w:val="10"/>
     <w:pPr>
       <w:pBdr/>
@@ -32078,11 +32091,11 @@
       <w:szCs w:val="56"/>
     </w:rPr>
   </w:style>
-  <w:style w:type="paragraph" w:styleId="872">
+  <w:style w:type="paragraph" w:styleId="870">
     <w:name w:val="Subtitle"/>
-    <w:basedOn w:val="910"/>
-    <w:next w:val="910"/>
-    <w:link w:val="873"/>
+    <w:basedOn w:val="908"/>
+    <w:next w:val="908"/>
+    <w:link w:val="871"/>
     <w:uiPriority w:val="11"/>
     <w:qFormat/>
     <w:pPr>
@@ -32100,10 +32113,10 @@
       <w:szCs w:val="28"/>
     </w:rPr>
   </w:style>
-  <w:style w:type="character" w:styleId="873">
+  <w:style w:type="character" w:styleId="871">
     <w:name w:val="Subtitle Char"/>
-    <w:basedOn w:val="860"/>
-    <w:link w:val="872"/>
+    <w:basedOn w:val="858"/>
+    <w:link w:val="870"/>
     <w:uiPriority w:val="11"/>
     <w:pPr>
       <w:pBdr/>
@@ -32117,11 +32130,11 @@
       <w:szCs w:val="28"/>
     </w:rPr>
   </w:style>
-  <w:style w:type="paragraph" w:styleId="874">
+  <w:style w:type="paragraph" w:styleId="872">
     <w:name w:val="Quote"/>
-    <w:basedOn w:val="910"/>
-    <w:next w:val="910"/>
-    <w:link w:val="875"/>
+    <w:basedOn w:val="908"/>
+    <w:next w:val="908"/>
+    <w:link w:val="873"/>
     <w:uiPriority w:val="29"/>
     <w:qFormat/>
     <w:pPr>
@@ -32136,10 +32149,10 @@
       <w:color w:val="404040" w:themeColor="text1" w:themeTint="BF"/>
     </w:rPr>
   </w:style>
-  <w:style w:type="character" w:styleId="875">
+  <w:style w:type="character" w:styleId="873">
     <w:name w:val="Quote Char"/>
-    <w:basedOn w:val="860"/>
-    <w:link w:val="874"/>
+    <w:basedOn w:val="858"/>
+    <w:link w:val="872"/>
     <w:uiPriority w:val="29"/>
     <w:pPr>
       <w:pBdr/>
@@ -32152,9 +32165,9 @@
       <w:color w:val="404040" w:themeColor="text1" w:themeTint="BF"/>
     </w:rPr>
   </w:style>
-  <w:style w:type="character" w:styleId="876">
+  <w:style w:type="character" w:styleId="874">
     <w:name w:val="Intense Emphasis"/>
-    <w:basedOn w:val="860"/>
+    <w:basedOn w:val="858"/>
     <w:uiPriority w:val="21"/>
     <w:qFormat/>
     <w:pPr>
@@ -32168,11 +32181,11 @@
       <w:color w:val="0f4761" w:themeColor="accent1" w:themeShade="BF"/>
     </w:rPr>
   </w:style>
-  <w:style w:type="paragraph" w:styleId="877">
+  <w:style w:type="paragraph" w:styleId="875">
     <w:name w:val="Intense Quote"/>
-    <w:basedOn w:val="910"/>
-    <w:next w:val="910"/>
-    <w:link w:val="878"/>
+    <w:basedOn w:val="908"/>
+    <w:next w:val="908"/>
+    <w:link w:val="876"/>
     <w:uiPriority w:val="30"/>
     <w:qFormat/>
     <w:pPr>
@@ -32190,10 +32203,10 @@
       <w:color w:val="0f4761" w:themeColor="accent1" w:themeShade="BF"/>
     </w:rPr>
   </w:style>
-  <w:style w:type="character" w:styleId="878">
+  <w:style w:type="character" w:styleId="876">
     <w:name w:val="Intense Quote Char"/>
-    <w:basedOn w:val="860"/>
-    <w:link w:val="877"/>
+    <w:basedOn w:val="858"/>
+    <w:link w:val="875"/>
     <w:uiPriority w:val="30"/>
     <w:pPr>
       <w:pBdr/>
@@ -32206,9 +32219,9 @@
       <w:color w:val="0f4761" w:themeColor="accent1" w:themeShade="BF"/>
     </w:rPr>
   </w:style>
-  <w:style w:type="character" w:styleId="879">
+  <w:style w:type="character" w:styleId="877">
     <w:name w:val="Intense Reference"/>
-    <w:basedOn w:val="860"/>
+    <w:basedOn w:val="858"/>
     <w:uiPriority w:val="32"/>
     <w:qFormat/>
     <w:pPr>
@@ -32224,9 +32237,9 @@
       <w:spacing w:val="5"/>
     </w:rPr>
   </w:style>
-  <w:style w:type="character" w:styleId="880">
+  <w:style w:type="character" w:styleId="878">
     <w:name w:val="Subtle Emphasis"/>
-    <w:basedOn w:val="860"/>
+    <w:basedOn w:val="858"/>
     <w:uiPriority w:val="19"/>
     <w:qFormat/>
     <w:pPr>
@@ -32240,9 +32253,9 @@
       <w:color w:val="404040" w:themeColor="text1" w:themeTint="BF"/>
     </w:rPr>
   </w:style>
-  <w:style w:type="character" w:styleId="881">
+  <w:style w:type="character" w:styleId="879">
     <w:name w:val="Emphasis"/>
-    <w:basedOn w:val="860"/>
+    <w:basedOn w:val="858"/>
     <w:uiPriority w:val="20"/>
     <w:qFormat/>
     <w:pPr>
@@ -32255,9 +32268,9 @@
       <w:iCs/>
     </w:rPr>
   </w:style>
-  <w:style w:type="character" w:styleId="882">
+  <w:style w:type="character" w:styleId="880">
     <w:name w:val="Strong"/>
-    <w:basedOn w:val="860"/>
+    <w:basedOn w:val="858"/>
     <w:uiPriority w:val="22"/>
     <w:qFormat/>
     <w:pPr>
@@ -32270,9 +32283,9 @@
       <w:bCs/>
     </w:rPr>
   </w:style>
-  <w:style w:type="character" w:styleId="883">
+  <w:style w:type="character" w:styleId="881">
     <w:name w:val="Subtle Reference"/>
-    <w:basedOn w:val="860"/>
+    <w:basedOn w:val="858"/>
     <w:uiPriority w:val="31"/>
     <w:qFormat/>
     <w:pPr>
@@ -32285,9 +32298,9 @@
       <w:color w:val="5a5a5a" w:themeColor="text1" w:themeTint="A5"/>
     </w:rPr>
   </w:style>
-  <w:style w:type="character" w:styleId="884">
+  <w:style w:type="character" w:styleId="882">
     <w:name w:val="Book Title"/>
-    <w:basedOn w:val="860"/>
+    <w:basedOn w:val="858"/>
     <w:uiPriority w:val="33"/>
     <w:qFormat/>
     <w:pPr>
@@ -32303,9 +32316,36 @@
       <w:spacing w:val="5"/>
     </w:rPr>
   </w:style>
+  <w:style w:type="paragraph" w:styleId="883">
+    <w:name w:val="Header"/>
+    <w:basedOn w:val="908"/>
+    <w:link w:val="884"/>
+    <w:uiPriority w:val="99"/>
+    <w:unhideWhenUsed/>
+    <w:pPr>
+      <w:pBdr/>
+      <w:tabs>
+        <w:tab w:val="center" w:leader="none" w:pos="4844"/>
+        <w:tab w:val="right" w:leader="none" w:pos="9689"/>
+      </w:tabs>
+      <w:spacing w:after="0" w:line="240" w:lineRule="auto"/>
+      <w:ind/>
+    </w:pPr>
+  </w:style>
+  <w:style w:type="character" w:styleId="884">
+    <w:name w:val="Header Char"/>
+    <w:basedOn w:val="858"/>
+    <w:link w:val="883"/>
+    <w:uiPriority w:val="99"/>
+    <w:pPr>
+      <w:pBdr/>
+      <w:spacing/>
+      <w:ind/>
+    </w:pPr>
+  </w:style>
   <w:style w:type="paragraph" w:styleId="885">
-    <w:name w:val="Header"/>
-    <w:basedOn w:val="910"/>
+    <w:name w:val="Footer"/>
+    <w:basedOn w:val="908"/>
     <w:link w:val="886"/>
     <w:uiPriority w:val="99"/>
     <w:unhideWhenUsed/>
@@ -32320,8 +32360,8 @@
     </w:pPr>
   </w:style>
   <w:style w:type="character" w:styleId="886">
-    <w:name w:val="Header Char"/>
-    <w:basedOn w:val="860"/>
+    <w:name w:val="Footer Char"/>
+    <w:basedOn w:val="858"/>
     <w:link w:val="885"/>
     <w:uiPriority w:val="99"/>
     <w:pPr>
@@ -32331,36 +32371,9 @@
     </w:pPr>
   </w:style>
   <w:style w:type="paragraph" w:styleId="887">
-    <w:name w:val="Footer"/>
-    <w:basedOn w:val="910"/>
-    <w:link w:val="888"/>
-    <w:uiPriority w:val="99"/>
-    <w:unhideWhenUsed/>
-    <w:pPr>
-      <w:pBdr/>
-      <w:tabs>
-        <w:tab w:val="center" w:leader="none" w:pos="4844"/>
-        <w:tab w:val="right" w:leader="none" w:pos="9689"/>
-      </w:tabs>
-      <w:spacing w:after="0" w:line="240" w:lineRule="auto"/>
-      <w:ind/>
-    </w:pPr>
-  </w:style>
-  <w:style w:type="character" w:styleId="888">
-    <w:name w:val="Footer Char"/>
-    <w:basedOn w:val="860"/>
-    <w:link w:val="887"/>
-    <w:uiPriority w:val="99"/>
-    <w:pPr>
-      <w:pBdr/>
-      <w:spacing/>
-      <w:ind/>
-    </w:pPr>
-  </w:style>
-  <w:style w:type="paragraph" w:styleId="889">
     <w:name w:val="Caption"/>
-    <w:basedOn w:val="910"/>
-    <w:next w:val="910"/>
+    <w:basedOn w:val="908"/>
+    <w:next w:val="908"/>
     <w:uiPriority w:val="35"/>
     <w:unhideWhenUsed/>
     <w:qFormat/>
@@ -32377,10 +32390,10 @@
       <w:szCs w:val="18"/>
     </w:rPr>
   </w:style>
-  <w:style w:type="paragraph" w:styleId="890">
+  <w:style w:type="paragraph" w:styleId="888">
     <w:name w:val="footnote text"/>
-    <w:basedOn w:val="910"/>
-    <w:link w:val="891"/>
+    <w:basedOn w:val="908"/>
+    <w:link w:val="889"/>
     <w:uiPriority w:val="99"/>
     <w:semiHidden/>
     <w:unhideWhenUsed/>
@@ -32394,10 +32407,10 @@
       <w:szCs w:val="20"/>
     </w:rPr>
   </w:style>
-  <w:style w:type="character" w:styleId="891">
+  <w:style w:type="character" w:styleId="889">
     <w:name w:val="Footnote Text Char"/>
-    <w:basedOn w:val="860"/>
-    <w:link w:val="890"/>
+    <w:basedOn w:val="858"/>
+    <w:link w:val="888"/>
     <w:uiPriority w:val="99"/>
     <w:semiHidden/>
     <w:pPr>
@@ -32410,9 +32423,9 @@
       <w:szCs w:val="20"/>
     </w:rPr>
   </w:style>
-  <w:style w:type="character" w:styleId="892">
+  <w:style w:type="character" w:styleId="890">
     <w:name w:val="footnote reference"/>
-    <w:basedOn w:val="860"/>
+    <w:basedOn w:val="858"/>
     <w:uiPriority w:val="99"/>
     <w:semiHidden/>
     <w:unhideWhenUsed/>
@@ -32425,10 +32438,10 @@
       <w:vertAlign w:val="superscript"/>
     </w:rPr>
   </w:style>
-  <w:style w:type="paragraph" w:styleId="893">
+  <w:style w:type="paragraph" w:styleId="891">
     <w:name w:val="endnote text"/>
-    <w:basedOn w:val="910"/>
-    <w:link w:val="894"/>
+    <w:basedOn w:val="908"/>
+    <w:link w:val="892"/>
     <w:uiPriority w:val="99"/>
     <w:semiHidden/>
     <w:unhideWhenUsed/>
@@ -32442,10 +32455,10 @@
       <w:szCs w:val="20"/>
     </w:rPr>
   </w:style>
-  <w:style w:type="character" w:styleId="894">
+  <w:style w:type="character" w:styleId="892">
     <w:name w:val="Endnote Text Char"/>
-    <w:basedOn w:val="860"/>
-    <w:link w:val="893"/>
+    <w:basedOn w:val="858"/>
+    <w:link w:val="891"/>
     <w:uiPriority w:val="99"/>
     <w:semiHidden/>
     <w:pPr>
@@ -32458,9 +32471,9 @@
       <w:szCs w:val="20"/>
     </w:rPr>
   </w:style>
-  <w:style w:type="character" w:styleId="895">
+  <w:style w:type="character" w:styleId="893">
     <w:name w:val="endnote reference"/>
-    <w:basedOn w:val="860"/>
+    <w:basedOn w:val="858"/>
     <w:uiPriority w:val="99"/>
     <w:semiHidden/>
     <w:unhideWhenUsed/>
@@ -32473,9 +32486,9 @@
       <w:vertAlign w:val="superscript"/>
     </w:rPr>
   </w:style>
-  <w:style w:type="character" w:styleId="896">
+  <w:style w:type="character" w:styleId="894">
     <w:name w:val="Hyperlink"/>
-    <w:basedOn w:val="860"/>
+    <w:basedOn w:val="858"/>
     <w:uiPriority w:val="99"/>
     <w:unhideWhenUsed/>
     <w:pPr>
@@ -32488,9 +32501,9 @@
       <w:u w:val="single"/>
     </w:rPr>
   </w:style>
-  <w:style w:type="character" w:styleId="897">
+  <w:style w:type="character" w:styleId="895">
     <w:name w:val="FollowedHyperlink"/>
-    <w:basedOn w:val="860"/>
+    <w:basedOn w:val="858"/>
     <w:uiPriority w:val="99"/>
     <w:semiHidden/>
     <w:unhideWhenUsed/>
@@ -32504,10 +32517,10 @@
       <w:u w:val="single"/>
     </w:rPr>
   </w:style>
-  <w:style w:type="paragraph" w:styleId="898">
+  <w:style w:type="paragraph" w:styleId="896">
     <w:name w:val="toc 1"/>
-    <w:basedOn w:val="910"/>
-    <w:next w:val="910"/>
+    <w:basedOn w:val="908"/>
+    <w:next w:val="908"/>
     <w:uiPriority w:val="39"/>
     <w:unhideWhenUsed/>
     <w:pPr>
@@ -32516,10 +32529,10 @@
       <w:ind/>
     </w:pPr>
   </w:style>
-  <w:style w:type="paragraph" w:styleId="899">
+  <w:style w:type="paragraph" w:styleId="897">
     <w:name w:val="toc 2"/>
-    <w:basedOn w:val="910"/>
-    <w:next w:val="910"/>
+    <w:basedOn w:val="908"/>
+    <w:next w:val="908"/>
     <w:uiPriority w:val="39"/>
     <w:unhideWhenUsed/>
     <w:pPr>
@@ -32528,10 +32541,10 @@
       <w:ind w:left="220"/>
     </w:pPr>
   </w:style>
-  <w:style w:type="paragraph" w:styleId="900">
+  <w:style w:type="paragraph" w:styleId="898">
     <w:name w:val="toc 3"/>
-    <w:basedOn w:val="910"/>
-    <w:next w:val="910"/>
+    <w:basedOn w:val="908"/>
+    <w:next w:val="908"/>
     <w:uiPriority w:val="39"/>
     <w:unhideWhenUsed/>
     <w:pPr>
@@ -32540,10 +32553,10 @@
       <w:ind w:left="440"/>
     </w:pPr>
   </w:style>
-  <w:style w:type="paragraph" w:styleId="901">
+  <w:style w:type="paragraph" w:styleId="899">
     <w:name w:val="toc 4"/>
-    <w:basedOn w:val="910"/>
-    <w:next w:val="910"/>
+    <w:basedOn w:val="908"/>
+    <w:next w:val="908"/>
     <w:uiPriority w:val="39"/>
     <w:unhideWhenUsed/>
     <w:pPr>
@@ -32552,10 +32565,10 @@
       <w:ind w:left="660"/>
     </w:pPr>
   </w:style>
-  <w:style w:type="paragraph" w:styleId="902">
+  <w:style w:type="paragraph" w:styleId="900">
     <w:name w:val="toc 5"/>
-    <w:basedOn w:val="910"/>
-    <w:next w:val="910"/>
+    <w:basedOn w:val="908"/>
+    <w:next w:val="908"/>
     <w:uiPriority w:val="39"/>
     <w:unhideWhenUsed/>
     <w:pPr>
@@ -32564,10 +32577,10 @@
       <w:ind w:left="880"/>
     </w:pPr>
   </w:style>
-  <w:style w:type="paragraph" w:styleId="903">
+  <w:style w:type="paragraph" w:styleId="901">
     <w:name w:val="toc 6"/>
-    <w:basedOn w:val="910"/>
-    <w:next w:val="910"/>
+    <w:basedOn w:val="908"/>
+    <w:next w:val="908"/>
     <w:uiPriority w:val="39"/>
     <w:unhideWhenUsed/>
     <w:pPr>
@@ -32576,10 +32589,10 @@
       <w:ind w:left="1100"/>
     </w:pPr>
   </w:style>
-  <w:style w:type="paragraph" w:styleId="904">
+  <w:style w:type="paragraph" w:styleId="902">
     <w:name w:val="toc 7"/>
-    <w:basedOn w:val="910"/>
-    <w:next w:val="910"/>
+    <w:basedOn w:val="908"/>
+    <w:next w:val="908"/>
     <w:uiPriority w:val="39"/>
     <w:unhideWhenUsed/>
     <w:pPr>
@@ -32588,10 +32601,10 @@
       <w:ind w:left="1320"/>
     </w:pPr>
   </w:style>
-  <w:style w:type="paragraph" w:styleId="905">
+  <w:style w:type="paragraph" w:styleId="903">
     <w:name w:val="toc 8"/>
-    <w:basedOn w:val="910"/>
-    <w:next w:val="910"/>
+    <w:basedOn w:val="908"/>
+    <w:next w:val="908"/>
     <w:uiPriority w:val="39"/>
     <w:unhideWhenUsed/>
     <w:pPr>
@@ -32600,10 +32613,10 @@
       <w:ind w:left="1540"/>
     </w:pPr>
   </w:style>
-  <w:style w:type="paragraph" w:styleId="906">
+  <w:style w:type="paragraph" w:styleId="904">
     <w:name w:val="toc 9"/>
-    <w:basedOn w:val="910"/>
-    <w:next w:val="910"/>
+    <w:basedOn w:val="908"/>
+    <w:next w:val="908"/>
     <w:uiPriority w:val="39"/>
     <w:unhideWhenUsed/>
     <w:pPr>
@@ -32612,9 +32625,9 @@
       <w:ind w:left="1760"/>
     </w:pPr>
   </w:style>
-  <w:style w:type="character" w:styleId="907">
+  <w:style w:type="character" w:styleId="905">
     <w:name w:val="Placeholder Text"/>
-    <w:basedOn w:val="860"/>
+    <w:basedOn w:val="858"/>
     <w:uiPriority w:val="99"/>
     <w:semiHidden/>
     <w:pPr>
@@ -32626,7 +32639,7 @@
       <w:color w:val="666666"/>
     </w:rPr>
   </w:style>
-  <w:style w:type="paragraph" w:styleId="908">
+  <w:style w:type="paragraph" w:styleId="906">
     <w:name w:val="TOC Heading"/>
     <w:uiPriority w:val="39"/>
     <w:unhideWhenUsed/>
@@ -32636,10 +32649,10 @@
       <w:ind/>
     </w:pPr>
   </w:style>
-  <w:style w:type="paragraph" w:styleId="909">
+  <w:style w:type="paragraph" w:styleId="907">
     <w:name w:val="table of figures"/>
-    <w:basedOn w:val="910"/>
-    <w:next w:val="910"/>
+    <w:basedOn w:val="908"/>
+    <w:next w:val="908"/>
     <w:uiPriority w:val="99"/>
     <w:unhideWhenUsed/>
     <w:pPr>
@@ -32648,7 +32661,7 @@
       <w:ind/>
     </w:pPr>
   </w:style>
-  <w:style w:type="paragraph" w:styleId="910" w:default="1">
+  <w:style w:type="paragraph" w:styleId="908" w:default="1">
     <w:name w:val="Normal"/>
     <w:qFormat/>
     <w:pPr>
@@ -32657,7 +32670,7 @@
       <w:ind/>
     </w:pPr>
   </w:style>
-  <w:style w:type="table" w:styleId="911" w:default="1">
+  <w:style w:type="table" w:styleId="909" w:default="1">
     <w:name w:val="Normal Table"/>
     <w:uiPriority w:val="99"/>
     <w:semiHidden/>
@@ -32850,7 +32863,7 @@
       </w:tcPr>
     </w:tblStylePr>
   </w:style>
-  <w:style w:type="numbering" w:styleId="912" w:default="1">
+  <w:style w:type="numbering" w:styleId="910" w:default="1">
     <w:name w:val="No List"/>
     <w:uiPriority w:val="99"/>
     <w:semiHidden/>
@@ -32861,9 +32874,9 @@
       <w:ind/>
     </w:pPr>
   </w:style>
-  <w:style w:type="paragraph" w:styleId="913">
+  <w:style w:type="paragraph" w:styleId="911">
     <w:name w:val="No Spacing"/>
-    <w:basedOn w:val="910"/>
+    <w:basedOn w:val="908"/>
     <w:uiPriority w:val="1"/>
     <w:qFormat/>
     <w:pPr>
@@ -32872,9 +32885,9 @@
       <w:ind/>
     </w:pPr>
   </w:style>
-  <w:style w:type="paragraph" w:styleId="914">
+  <w:style w:type="paragraph" w:styleId="912">
     <w:name w:val="List Paragraph"/>
-    <w:basedOn w:val="910"/>
+    <w:basedOn w:val="908"/>
     <w:uiPriority w:val="34"/>
     <w:qFormat/>
     <w:pPr>

--- a/contract_files/models/Contrato Compra e Venda de Imovel - Simples.docx
+++ b/contract_files/models/Contrato Compra e Venda de Imovel - Simples.docx
@@ -582,7 +582,14 @@
           <w:sz w:val="22"/>
           <w:szCs w:val="22"/>
         </w:rPr>
-        <w:t xml:space="preserve">Pela presente compra e venda e cessão definitiva dos direitos possessórios, o(a) COMPRADOR(A)/CESSIONÁRIO(A) pagará ao(à) VENDEDOR(A)/CEDENTE o valor de R$ ____________ (_________________________________________________), acrescido da entrega de ___________</w:t>
+        <w:t xml:space="preserve">P</w:t>
+      </w:r>
+      <w:r>
+        <w:rPr>
+          <w:sz w:val="22"/>
+          <w:szCs w:val="22"/>
+        </w:rPr>
+        <w:t xml:space="preserve">ela presente compra e venda e cessão definitiva dos direitos possessórios, o(a) COMPRADOR(A)/CESSIONÁRIO(A) pagará ao(à) VENDEDOR(A)/CEDENTE o valor de R$ ____________ (_________________________________________________), acrescido da entrega de ___________</w:t>
       </w:r>
       <w:r>
         <w:rPr>
@@ -626,7 +633,14 @@
           <w:sz w:val="22"/>
           <w:szCs w:val="22"/>
         </w:rPr>
-        <w:t xml:space="preserve">O pagamento será realizado de forma parcelada, a título de entrada/sinal, R$ _____________ , mais a entrega de pela entrega de ________________________________________________, avaliado(a) em R$ _____________, recebido(a) como parte do pagamento,  e o saldo</w:t>
+        <w:t xml:space="preserve">O</w:t>
+      </w:r>
+      <w:r>
+        <w:rPr>
+          <w:sz w:val="22"/>
+          <w:szCs w:val="22"/>
+        </w:rPr>
+        <w:t xml:space="preserve"> pagamento será realizado de forma parcelada, a título de entrada/sinal, R$ _____________ , mais a entrega de pela entrega de ________________________________________________, avaliado(a) em R$ _____________, recebido(a) como parte do pagamento,  e o saldo</w:t>
       </w:r>
       <w:r>
         <w:rPr>
@@ -645,6 +659,7 @@
         <w:rPr>
           <w:sz w:val="22"/>
           <w:szCs w:val="22"/>
+          <w:highlight w:val="none"/>
         </w:rPr>
       </w:r>
     </w:p>
@@ -1878,6 +1893,7 @@
         <w:rPr>
           <w:sz w:val="22"/>
           <w:szCs w:val="22"/>
+          <w:highlight w:val="none"/>
           <w:lang w:val="pt-BR"/>
         </w:rPr>
       </w:pPr>
@@ -1929,6 +1945,7 @@
         <w:rPr>
           <w:sz w:val="22"/>
           <w:szCs w:val="22"/>
+          <w:highlight w:val="none"/>
           <w:lang w:val="pt-BR"/>
         </w:rPr>
       </w:r>
@@ -1936,36 +1953,32 @@
         <w:rPr>
           <w:sz w:val="22"/>
           <w:szCs w:val="22"/>
-          <w:lang w:val="pt-BR"/>
-        </w:rPr>
-      </w:r>
-    </w:p>
-    <w:p>
-      <w:pPr>
-        <w:pBdr/>
-        <w:spacing w:line="276" w:lineRule="auto"/>
-        <w:ind/>
-        <w:rPr>
-          <w:sz w:val="22"/>
-          <w:szCs w:val="22"/>
-        </w:rPr>
-      </w:pPr>
-      <w:r>
-        <w:rPr>
-          <w:sz w:val="22"/>
-          <w:szCs w:val="22"/>
+          <w:highlight w:val="none"/>
+          <w:lang w:val="pt-BR" w:bidi="pt-BR"/>
         </w:rPr>
       </w:r>
       <w:r>
         <w:rPr>
           <w:sz w:val="22"/>
           <w:szCs w:val="22"/>
+          <w:highlight w:val="none"/>
+          <w:lang w:val="pt-BR" w:bidi="pt-BR"/>
         </w:rPr>
       </w:r>
       <w:r>
         <w:rPr>
           <w:sz w:val="22"/>
           <w:szCs w:val="22"/>
+          <w:highlight w:val="none"/>
+          <w:lang w:val="pt-BR"/>
+        </w:rPr>
+      </w:r>
+      <w:r>
+        <w:rPr>
+          <w:sz w:val="22"/>
+          <w:szCs w:val="22"/>
+          <w:highlight w:val="none"/>
+          <w:lang w:val="pt-BR"/>
         </w:rPr>
       </w:r>
     </w:p>
@@ -2044,8 +2057,14 @@
     </w:fldSimple>
     <w:r/>
     <w:r>
-      <w:t xml:space="preserve"> de 2</w:t>
+      <w:t xml:space="preserve"> de </w:t>
     </w:r>
+    <w:fldSimple w:instr="NUMPAGES \* MERGEFORMAT">
+      <w:r>
+        <w:t xml:space="preserve">1</w:t>
+      </w:r>
+    </w:fldSimple>
+    <w:r/>
     <w:r>
       <w:rPr>
         <w:highlight w:val="none"/>
